--- a/src/Layers/W1/BaseApp/Inventory/Reports/InventoryCustomerSalesBody.docx
+++ b/src/Layers/W1/BaseApp/Inventory/Reports/InventoryCustomerSalesBody.docx
@@ -6,7 +6,7 @@
       <w:tblPr>
         <w:tblStyle w:val="BCBlockTable"/>
         <w:tblW w:w="5000" w:type="pct"/>
-        <w:tblLook w:val="0620" w:firstRow="1" w:lastRow="0" w:firstColumn="0" w:lastColumn="0" w:noHBand="1" w:noVBand="1"/>
+        <w:tblLook w:val="0600" w:firstRow="0" w:lastRow="0" w:firstColumn="0" w:lastColumn="0" w:noHBand="1" w:noVBand="1"/>
         <w:tblCaption w:val="Table 1"/>
         <w:tblDescription w:val="Layout table. Used for positioning, not for tabular data."/>
       </w:tblPr>
@@ -15,7 +15,6 @@
       </w:tblGrid>
       <w:tr>
         <w:trPr>
-          <w:cnfStyle w:val="100000000000" w:firstRow="1" w:lastRow="0" w:firstColumn="0" w:lastColumn="0" w:oddVBand="0" w:evenVBand="0" w:oddHBand="0" w:evenHBand="0" w:firstRowFirstColumn="0" w:firstRowLastColumn="0" w:lastRowFirstColumn="0" w:lastRowLastColumn="0"/>
           <w:cantSplit/>
           <w:trHeight w:val="340"/>
         </w:trPr>
@@ -26,18 +25,9 @@
           <w:p>
             <w:pPr>
               <w:pStyle w:val="NoSpacing"/>
-              <w:spacing w:line="278" w:lineRule="auto"/>
-              <w:rPr>
-                <w:sz w:val="18"/>
-                <w:szCs w:val="18"/>
-              </w:rPr>
             </w:pPr>
             <w:sdt>
               <w:sdtPr>
-                <w:rPr>
-                  <w:sz w:val="18"/>
-                  <w:szCs w:val="18"/>
-                </w:rPr>
                 <w:alias w:val="#Nav: /ReportHeader/ItemFilter"/>
                 <w:tag w:val="#Nav: Inventory_Customer_Sales/713"/>
                 <w:id w:val="-1090542280"/>
@@ -50,10 +40,6 @@
               <w:sdtContent>
                 <w:proofErr w:type="spellStart"/>
                 <w:r>
-                  <w:rPr>
-                    <w:sz w:val="18"/>
-                    <w:szCs w:val="18"/>
-                  </w:rPr>
                   <w:t>ItemFilter</w:t>
                 </w:r>
                 <w:proofErr w:type="spellEnd"/>
@@ -74,18 +60,9 @@
           <w:p>
             <w:pPr>
               <w:pStyle w:val="NoSpacing"/>
-              <w:spacing w:line="278" w:lineRule="auto"/>
-              <w:rPr>
-                <w:sz w:val="18"/>
-                <w:szCs w:val="18"/>
-              </w:rPr>
             </w:pPr>
             <w:sdt>
               <w:sdtPr>
-                <w:rPr>
-                  <w:sz w:val="18"/>
-                  <w:szCs w:val="18"/>
-                </w:rPr>
                 <w:alias w:val="#Nav: /ReportHeader/ItemLedgEntryFilter"/>
                 <w:tag w:val="#Nav: Inventory_Customer_Sales/713"/>
                 <w:id w:val="821245802"/>
@@ -98,10 +75,6 @@
               <w:sdtContent>
                 <w:proofErr w:type="spellStart"/>
                 <w:r>
-                  <w:rPr>
-                    <w:sz w:val="18"/>
-                    <w:szCs w:val="18"/>
-                  </w:rPr>
                   <w:t>ItemLedgEntryFilter</w:t>
                 </w:r>
                 <w:proofErr w:type="spellEnd"/>
@@ -111,14 +84,7 @@
         </w:tc>
       </w:tr>
     </w:tbl>
-    <w:p>
-      <w:pPr>
-        <w:rPr>
-          <w:sz w:val="18"/>
-          <w:szCs w:val="18"/>
-        </w:rPr>
-      </w:pPr>
-    </w:p>
+    <w:p/>
     <w:tbl>
       <w:tblPr>
         <w:tblStyle w:val="BCDataTable"/>
@@ -142,10 +108,6 @@
         </w:trPr>
         <w:sdt>
           <w:sdtPr>
-            <w:rPr>
-              <w:sz w:val="18"/>
-              <w:szCs w:val="18"/>
-            </w:rPr>
             <w:alias w:val="#Nav: /Labels/CustomerNoLbl"/>
             <w:tag w:val="#Nav: Inventory_Customer_Sales/713"/>
             <w:id w:val="1412896133"/>
@@ -163,17 +125,10 @@
               </w:tcPr>
               <w:p>
                 <w:pPr>
-                  <w:rPr>
-                    <w:sz w:val="18"/>
-                    <w:szCs w:val="18"/>
-                  </w:rPr>
+                  <w:pStyle w:val="BCLabel"/>
                 </w:pPr>
                 <w:proofErr w:type="spellStart"/>
                 <w:r>
-                  <w:rPr>
-                    <w:sz w:val="18"/>
-                    <w:szCs w:val="18"/>
-                  </w:rPr>
                   <w:t>CustomerNoLbl</w:t>
                 </w:r>
                 <w:proofErr w:type="spellEnd"/>
@@ -183,10 +138,6 @@
         </w:sdt>
         <w:sdt>
           <w:sdtPr>
-            <w:rPr>
-              <w:sz w:val="18"/>
-              <w:szCs w:val="18"/>
-            </w:rPr>
             <w:alias w:val="#Nav: /Labels/CustNameLbl"/>
             <w:tag w:val="#Nav: Inventory_Customer_Sales/713"/>
             <w:id w:val="-1266301319"/>
@@ -204,17 +155,10 @@
               </w:tcPr>
               <w:p>
                 <w:pPr>
-                  <w:rPr>
-                    <w:sz w:val="18"/>
-                    <w:szCs w:val="18"/>
-                  </w:rPr>
+                  <w:pStyle w:val="BCLabel"/>
                 </w:pPr>
                 <w:proofErr w:type="spellStart"/>
                 <w:r>
-                  <w:rPr>
-                    <w:sz w:val="18"/>
-                    <w:szCs w:val="18"/>
-                  </w:rPr>
                   <w:t>CustNameLbl</w:t>
                 </w:r>
                 <w:proofErr w:type="spellEnd"/>
@@ -225,15 +169,9 @@
         <w:tc>
           <w:tcPr>
             <w:tcW w:w="810" w:type="dxa"/>
+            <w:vAlign w:val="top"/>
           </w:tcPr>
-          <w:p>
-            <w:pPr>
-              <w:rPr>
-                <w:sz w:val="18"/>
-                <w:szCs w:val="18"/>
-              </w:rPr>
-            </w:pPr>
-          </w:p>
+          <w:p/>
         </w:tc>
         <w:tc>
           <w:tcPr>
@@ -242,10 +180,6 @@
           </w:tcPr>
           <w:sdt>
             <w:sdtPr>
-              <w:rPr>
-                <w:sz w:val="18"/>
-                <w:szCs w:val="18"/>
-              </w:rPr>
               <w:alias w:val="#Nav: /Labels/InvQtyLbl"/>
               <w:tag w:val="#Nav: Inventory_Customer_Sales/713"/>
               <w:id w:val="1147476263"/>
@@ -259,19 +193,10 @@
               <w:p>
                 <w:pPr>
                   <w:pStyle w:val="BCLabelNumber"/>
-                  <w:spacing w:after="80"/>
                   <w:jc w:val="right"/>
-                  <w:rPr>
-                    <w:sz w:val="18"/>
-                    <w:szCs w:val="18"/>
-                  </w:rPr>
                 </w:pPr>
                 <w:proofErr w:type="spellStart"/>
                 <w:r>
-                  <w:rPr>
-                    <w:sz w:val="18"/>
-                    <w:szCs w:val="18"/>
-                  </w:rPr>
                   <w:t>InvQtyLbl</w:t>
                 </w:r>
                 <w:proofErr w:type="spellEnd"/>
@@ -281,10 +206,6 @@
         </w:tc>
         <w:sdt>
           <w:sdtPr>
-            <w:rPr>
-              <w:sz w:val="18"/>
-              <w:szCs w:val="18"/>
-            </w:rPr>
             <w:alias w:val="#Nav: /Labels/AmountLbl"/>
             <w:tag w:val="#Nav: Inventory_Customer_Sales/713"/>
             <w:id w:val="1392928968"/>
@@ -302,18 +223,11 @@
               </w:tcPr>
               <w:p>
                 <w:pPr>
+                  <w:pStyle w:val="BCLabelNumber"/>
                   <w:jc w:val="right"/>
-                  <w:rPr>
-                    <w:sz w:val="18"/>
-                    <w:szCs w:val="18"/>
-                  </w:rPr>
                 </w:pPr>
                 <w:proofErr w:type="spellStart"/>
                 <w:r>
-                  <w:rPr>
-                    <w:sz w:val="18"/>
-                    <w:szCs w:val="18"/>
-                  </w:rPr>
                   <w:t>AmountLbl</w:t>
                 </w:r>
                 <w:proofErr w:type="spellEnd"/>
@@ -328,10 +242,6 @@
           </w:tcPr>
           <w:sdt>
             <w:sdtPr>
-              <w:rPr>
-                <w:sz w:val="18"/>
-                <w:szCs w:val="18"/>
-              </w:rPr>
               <w:alias w:val="#Nav: /Labels/DiscountAmtLbl"/>
               <w:tag w:val="#Nav: Inventory_Customer_Sales/713"/>
               <w:id w:val="952981361"/>
@@ -345,19 +255,10 @@
               <w:p>
                 <w:pPr>
                   <w:pStyle w:val="BCLabelNumber"/>
-                  <w:spacing w:after="80"/>
                   <w:jc w:val="right"/>
-                  <w:rPr>
-                    <w:sz w:val="18"/>
-                    <w:szCs w:val="18"/>
-                  </w:rPr>
                 </w:pPr>
                 <w:proofErr w:type="spellStart"/>
                 <w:r>
-                  <w:rPr>
-                    <w:sz w:val="18"/>
-                    <w:szCs w:val="18"/>
-                  </w:rPr>
                   <w:t>DiscountAmtLbl</w:t>
                 </w:r>
                 <w:proofErr w:type="spellEnd"/>
@@ -367,10 +268,6 @@
         </w:tc>
         <w:sdt>
           <w:sdtPr>
-            <w:rPr>
-              <w:sz w:val="18"/>
-              <w:szCs w:val="18"/>
-            </w:rPr>
             <w:alias w:val="#Nav: /Labels/ProfitLbl"/>
             <w:tag w:val="#Nav: Inventory_Customer_Sales/713"/>
             <w:id w:val="-1038898225"/>
@@ -388,18 +285,11 @@
               </w:tcPr>
               <w:p>
                 <w:pPr>
+                  <w:pStyle w:val="BCLabelNumber"/>
                   <w:jc w:val="right"/>
-                  <w:rPr>
-                    <w:sz w:val="18"/>
-                    <w:szCs w:val="18"/>
-                  </w:rPr>
                 </w:pPr>
                 <w:proofErr w:type="spellStart"/>
                 <w:r>
-                  <w:rPr>
-                    <w:sz w:val="18"/>
-                    <w:szCs w:val="18"/>
-                  </w:rPr>
                   <w:t>ProfitLbl</w:t>
                 </w:r>
                 <w:proofErr w:type="spellEnd"/>
@@ -409,10 +299,6 @@
         </w:sdt>
         <w:sdt>
           <w:sdtPr>
-            <w:rPr>
-              <w:sz w:val="18"/>
-              <w:szCs w:val="18"/>
-            </w:rPr>
             <w:alias w:val="#Nav: /Labels/ProfitPctLbl"/>
             <w:tag w:val="#Nav: Inventory_Customer_Sales/713"/>
             <w:id w:val="681936765"/>
@@ -430,18 +316,11 @@
               </w:tcPr>
               <w:p>
                 <w:pPr>
+                  <w:pStyle w:val="BCLabelNumber"/>
                   <w:jc w:val="right"/>
-                  <w:rPr>
-                    <w:sz w:val="18"/>
-                    <w:szCs w:val="18"/>
-                  </w:rPr>
                 </w:pPr>
                 <w:proofErr w:type="spellStart"/>
                 <w:r>
-                  <w:rPr>
-                    <w:sz w:val="18"/>
-                    <w:szCs w:val="18"/>
-                  </w:rPr>
                   <w:t>ProfitPctLbl</w:t>
                 </w:r>
                 <w:proofErr w:type="spellEnd"/>
@@ -453,8 +332,8 @@
       <w:sdt>
         <w:sdtPr>
           <w:rPr>
-            <w:sz w:val="18"/>
-            <w:szCs w:val="18"/>
+            <w:rFonts w:asciiTheme="majorHAnsi" w:hAnsiTheme="majorHAnsi" w:eastAsiaTheme="majorEastAsia" w:cstheme="majorBidi"/>
+            <w14:numSpacing w14:val="tabular"/>
           </w:rPr>
           <w:alias w:val="Repeater: Item"/>
           <w:tag w:val="#BC:InsertRepeater,DataItems/Item"/>
@@ -470,19 +349,13 @@
           <w:sdt>
             <w:sdtPr>
               <w:rPr>
-                <w:sz w:val="18"/>
-                <w:szCs w:val="18"/>
+                <w:rFonts w:asciiTheme="majorHAnsi" w:hAnsiTheme="majorHAnsi" w:eastAsiaTheme="majorEastAsia" w:cstheme="majorBidi"/>
+                <w14:numSpacing w14:val="tabular"/>
               </w:rPr>
               <w:id w:val="1190329811"/>
               <w15:color w:val="808080"/>
               <w15:repeatingSectionItem/>
             </w:sdtPr>
-            <w:sdtEndPr>
-              <w:rPr>
-                <w:sz w:val="16"/>
-                <w:szCs w:val="16"/>
-              </w:rPr>
-            </w:sdtEndPr>
             <w:sdtContent>
               <w:tr>
                 <w:trPr>
@@ -491,19 +364,25 @@
                 <w:sdt>
                   <w:sdtPr>
                     <w:rPr>
-                      <w:sz w:val="18"/>
-                      <w:szCs w:val="18"/>
+                      <w:rFonts w:asciiTheme="majorHAnsi" w:hAnsiTheme="majorHAnsi" w:eastAsiaTheme="majorEastAsia" w:cstheme="majorBidi"/>
+                      <w14:numSpacing w14:val="tabular"/>
                     </w:rPr>
                     <w:alias w:val="No_Item"/>
                     <w:tag w:val="#BC:InsertDataItem,DataItems/Item/No_Item"/>
                     <w:id w:val="-2073504229"/>
                     <w:placeholder>
-                      <w:docPart w:val="DC7D7EC5CDCD4D9F9F021461D7D60C04"/>
+                      <w:docPart w:val="434CD4F9659343DB89E169B653FC9A3D"/>
                     </w:placeholder>
                     <w:dataBinding w:prefixMappings="xmlns:ns0='urn:microsoft-dynamics-nav/reports/Inventory_Customer_Sales/713/' " w:xpath="/ns0:NavWordReportXmlPart[1]/ns0:Item[1]/ns0:No_Item[1]" w:storeItemID="{9FE80CD2-CE10-4EF4-957E-75892F0387BE}"/>
                     <w15:color w:val="808080"/>
                     <w:text/>
                   </w:sdtPr>
+                  <w:sdtEndPr>
+                    <w:rPr>
+                      <w:rFonts w:eastAsiaTheme="minorHAnsi" w:cstheme="minorBidi"/>
+                      <w14:numSpacing w14:val="default"/>
+                    </w:rPr>
+                  </w:sdtEndPr>
                   <w:sdtContent>
                     <w:tc>
                       <w:tcPr>
@@ -511,17 +390,14 @@
                       </w:tcPr>
                       <w:p>
                         <w:pPr>
-                          <w:keepNext/>
                           <w:rPr>
-                            <w:sz w:val="18"/>
-                            <w:szCs w:val="18"/>
+                            <w:rFonts w:asciiTheme="majorHAnsi" w:hAnsiTheme="majorHAnsi"/>
                           </w:rPr>
                         </w:pPr>
                         <w:proofErr w:type="spellStart"/>
                         <w:r>
                           <w:rPr>
-                            <w:sz w:val="18"/>
-                            <w:szCs w:val="18"/>
+                            <w:rFonts w:asciiTheme="majorHAnsi" w:hAnsiTheme="majorHAnsi"/>
                           </w:rPr>
                           <w:t>No_Item</w:t>
                         </w:r>
@@ -533,14 +409,13 @@
                 <w:sdt>
                   <w:sdtPr>
                     <w:rPr>
-                      <w:sz w:val="18"/>
-                      <w:szCs w:val="18"/>
+                      <w:rFonts w:asciiTheme="majorHAnsi" w:hAnsiTheme="majorHAnsi"/>
                     </w:rPr>
                     <w:alias w:val="Description_Item"/>
                     <w:tag w:val="#BC:InsertDataItem,DataItems/Item/Description_Item"/>
                     <w:id w:val="-890581050"/>
                     <w:placeholder>
-                      <w:docPart w:val="DC7D7EC5CDCD4D9F9F021461D7D60C04"/>
+                      <w:docPart w:val="434CD4F9659343DB89E169B653FC9A3D"/>
                     </w:placeholder>
                     <w:dataBinding w:prefixMappings="xmlns:ns0='urn:microsoft-dynamics-nav/reports/Inventory_Customer_Sales/713/' " w:xpath="/ns0:NavWordReportXmlPart[1]/ns0:Item[1]/ns0:Description_Item[1]" w:storeItemID="{9FE80CD2-CE10-4EF4-957E-75892F0387BE}"/>
                     <w15:color w:val="808080"/>
@@ -549,21 +424,19 @@
                   <w:sdtContent>
                     <w:tc>
                       <w:tcPr>
-                        <w:tcW w:w="3870" w:type="dxa"/>
+                        <w:tcW w:w="4680" w:type="dxa"/>
+                        <w:gridSpan w:val="2"/>
                       </w:tcPr>
                       <w:p>
                         <w:pPr>
-                          <w:keepNext/>
                           <w:rPr>
-                            <w:sz w:val="18"/>
-                            <w:szCs w:val="18"/>
+                            <w:rFonts w:asciiTheme="majorHAnsi" w:hAnsiTheme="majorHAnsi"/>
                           </w:rPr>
                         </w:pPr>
                         <w:proofErr w:type="spellStart"/>
                         <w:r>
                           <w:rPr>
-                            <w:sz w:val="18"/>
-                            <w:szCs w:val="18"/>
+                            <w:rFonts w:asciiTheme="majorHAnsi" w:hAnsiTheme="majorHAnsi"/>
                           </w:rPr>
                           <w:t>Description_Item</w:t>
                         </w:r>
@@ -572,166 +445,13 @@
                     </w:tc>
                   </w:sdtContent>
                 </w:sdt>
-                <w:tc>
-                  <w:tcPr>
-                    <w:tcW w:w="810" w:type="dxa"/>
-                  </w:tcPr>
-                  <w:p>
-                    <w:pPr>
-                      <w:keepNext/>
-                      <w:spacing w:before="40"/>
-                      <w:rPr>
-                        <w:sz w:val="18"/>
-                        <w:szCs w:val="18"/>
-                      </w:rPr>
-                    </w:pPr>
-                  </w:p>
-                </w:tc>
-                <w:tc>
-                  <w:tcPr>
-                    <w:tcW w:w="1440" w:type="dxa"/>
-                  </w:tcPr>
-                  <w:p>
-                    <w:pPr>
-                      <w:keepNext/>
-                      <w:spacing w:before="40"/>
-                      <w:rPr>
-                        <w:sz w:val="18"/>
-                        <w:szCs w:val="18"/>
-                      </w:rPr>
-                    </w:pPr>
-                  </w:p>
-                </w:tc>
-                <w:tc>
-                  <w:tcPr>
-                    <w:tcW w:w="2155" w:type="dxa"/>
-                  </w:tcPr>
-                  <w:p>
-                    <w:pPr>
-                      <w:keepNext/>
-                      <w:spacing w:before="40"/>
-                      <w:rPr>
-                        <w:sz w:val="18"/>
-                        <w:szCs w:val="18"/>
-                      </w:rPr>
-                    </w:pPr>
-                  </w:p>
-                </w:tc>
-                <w:tc>
-                  <w:tcPr>
-                    <w:tcW w:w="1985" w:type="dxa"/>
-                  </w:tcPr>
-                  <w:p>
-                    <w:pPr>
-                      <w:keepNext/>
-                      <w:spacing w:before="40"/>
-                      <w:rPr>
-                        <w:sz w:val="18"/>
-                        <w:szCs w:val="18"/>
-                      </w:rPr>
-                    </w:pPr>
-                  </w:p>
-                </w:tc>
-                <w:tc>
-                  <w:tcPr>
-                    <w:tcW w:w="1800" w:type="dxa"/>
-                  </w:tcPr>
-                  <w:p>
-                    <w:pPr>
-                      <w:keepNext/>
-                      <w:spacing w:before="40"/>
-                      <w:rPr>
-                        <w:sz w:val="18"/>
-                        <w:szCs w:val="18"/>
-                      </w:rPr>
-                    </w:pPr>
-                  </w:p>
-                </w:tc>
-                <w:tc>
-                  <w:tcPr>
-                    <w:tcW w:w="1726" w:type="dxa"/>
-                  </w:tcPr>
-                  <w:p>
-                    <w:pPr>
-                      <w:keepNext/>
-                      <w:spacing w:before="40"/>
-                      <w:rPr>
-                        <w:sz w:val="18"/>
-                        <w:szCs w:val="18"/>
-                      </w:rPr>
-                    </w:pPr>
-                  </w:p>
-                </w:tc>
-              </w:tr>
-              <w:tr>
-                <w:tc>
-                  <w:tcPr>
-                    <w:tcW w:w="1890" w:type="dxa"/>
-                  </w:tcPr>
-                  <w:p>
-                    <w:pPr>
-                      <w:keepNext/>
-                      <w:spacing w:after="40"/>
-                      <w:rPr>
-                        <w:sz w:val="18"/>
-                        <w:szCs w:val="18"/>
-                      </w:rPr>
-                    </w:pPr>
-                  </w:p>
-                </w:tc>
                 <w:sdt>
                   <w:sdtPr>
-                    <w:rPr>
-                      <w:sz w:val="18"/>
-                      <w:szCs w:val="18"/>
-                    </w:rPr>
-                    <w:alias w:val="BaseUnitofMeasure_ItemCaption"/>
-                    <w:tag w:val="#BC:InsertDataItem,Labels/BaseUnitofMeasure_ItemCaption"/>
-                    <w:id w:val="-808472350"/>
-                    <w:placeholder>
-                      <w:docPart w:val="DC7D7EC5CDCD4D9F9F021461D7D60C04"/>
-                    </w:placeholder>
-                    <w:dataBinding w:prefixMappings="xmlns:ns0='urn:microsoft-dynamics-nav/reports/Inventory_Customer_Sales/713/' " w:xpath="/ns0:NavWordReportXmlPart[1]/ns0:Labels[1]/ns0:BaseUnitofMeasure_ItemCaption[1]" w:storeItemID="{9FE80CD2-CE10-4EF4-957E-75892F0387BE}"/>
-                    <w15:color w:val="808080"/>
-                    <w:text/>
-                  </w:sdtPr>
-                  <w:sdtContent>
-                    <w:tc>
-                      <w:tcPr>
-                        <w:tcW w:w="3870" w:type="dxa"/>
-                      </w:tcPr>
-                      <w:p>
-                        <w:pPr>
-                          <w:keepNext/>
-                          <w:rPr>
-                            <w:sz w:val="18"/>
-                            <w:szCs w:val="18"/>
-                          </w:rPr>
-                        </w:pPr>
-                        <w:proofErr w:type="spellStart"/>
-                        <w:r>
-                          <w:rPr>
-                            <w:sz w:val="18"/>
-                            <w:szCs w:val="18"/>
-                          </w:rPr>
-                          <w:t>BaseUnitofMeasure_ItemCaption</w:t>
-                        </w:r>
-                        <w:proofErr w:type="spellEnd"/>
-                      </w:p>
-                    </w:tc>
-                  </w:sdtContent>
-                </w:sdt>
-                <w:sdt>
-                  <w:sdtPr>
-                    <w:rPr>
-                      <w:sz w:val="18"/>
-                      <w:szCs w:val="18"/>
-                    </w:rPr>
                     <w:alias w:val="BaseUnitofMeasure_Item"/>
                     <w:tag w:val="#BC:InsertDataItem,DataItems/Item/BaseUnitofMeasure_Item"/>
                     <w:id w:val="4105457"/>
                     <w:placeholder>
-                      <w:docPart w:val="DC7D7EC5CDCD4D9F9F021461D7D60C04"/>
+                      <w:docPart w:val="C9E76A0E0BBB41EEAED213D6E13055C0"/>
                     </w:placeholder>
                     <w:dataBinding w:prefixMappings="xmlns:ns0='urn:microsoft-dynamics-nav/reports/Inventory_Customer_Sales/713/' " w:xpath="/ns0:NavWordReportXmlPart[1]/ns0:Item[1]/ns0:BaseUnitofMeasure_Item[1]" w:storeItemID="{9FE80CD2-CE10-4EF4-957E-75892F0387BE}"/>
                     <w15:color w:val="808080"/>
@@ -740,22 +460,17 @@
                   <w:sdtContent>
                     <w:tc>
                       <w:tcPr>
-                        <w:tcW w:w="810" w:type="dxa"/>
+                        <w:tcW w:w="1440" w:type="dxa"/>
                       </w:tcPr>
                       <w:p>
                         <w:pPr>
-                          <w:keepNext/>
+                          <w:jc w:val="right"/>
                           <w:rPr>
-                            <w:sz w:val="18"/>
-                            <w:szCs w:val="18"/>
+                            <w:rFonts w:asciiTheme="majorHAnsi" w:hAnsiTheme="majorHAnsi"/>
                           </w:rPr>
                         </w:pPr>
                         <w:proofErr w:type="spellStart"/>
                         <w:r>
-                          <w:rPr>
-                            <w:sz w:val="18"/>
-                            <w:szCs w:val="18"/>
-                          </w:rPr>
                           <w:t>BaseUnitofMeasure_Item</w:t>
                         </w:r>
                         <w:proofErr w:type="spellEnd"/>
@@ -765,81 +480,22 @@
                 </w:sdt>
                 <w:tc>
                   <w:tcPr>
-                    <w:tcW w:w="1440" w:type="dxa"/>
+                    <w:tcW w:w="7666" w:type="dxa"/>
+                    <w:gridSpan w:val="4"/>
                   </w:tcPr>
                   <w:p>
                     <w:pPr>
-                      <w:keepNext/>
-                      <w:spacing w:after="40"/>
                       <w:rPr>
-                        <w:sz w:val="18"/>
-                        <w:szCs w:val="18"/>
-                      </w:rPr>
-                    </w:pPr>
-                  </w:p>
-                </w:tc>
-                <w:tc>
-                  <w:tcPr>
-                    <w:tcW w:w="2155" w:type="dxa"/>
-                  </w:tcPr>
-                  <w:p>
-                    <w:pPr>
-                      <w:keepNext/>
-                      <w:spacing w:after="40"/>
-                      <w:rPr>
-                        <w:sz w:val="18"/>
-                        <w:szCs w:val="18"/>
-                      </w:rPr>
-                    </w:pPr>
-                  </w:p>
-                </w:tc>
-                <w:tc>
-                  <w:tcPr>
-                    <w:tcW w:w="1985" w:type="dxa"/>
-                  </w:tcPr>
-                  <w:p>
-                    <w:pPr>
-                      <w:keepNext/>
-                      <w:spacing w:after="40"/>
-                      <w:rPr>
-                        <w:sz w:val="18"/>
-                        <w:szCs w:val="18"/>
-                      </w:rPr>
-                    </w:pPr>
-                  </w:p>
-                </w:tc>
-                <w:tc>
-                  <w:tcPr>
-                    <w:tcW w:w="1800" w:type="dxa"/>
-                  </w:tcPr>
-                  <w:p>
-                    <w:pPr>
-                      <w:keepNext/>
-                      <w:spacing w:after="40"/>
-                      <w:rPr>
-                        <w:sz w:val="18"/>
-                        <w:szCs w:val="18"/>
-                      </w:rPr>
-                    </w:pPr>
-                  </w:p>
-                </w:tc>
-                <w:tc>
-                  <w:tcPr>
-                    <w:tcW w:w="1726" w:type="dxa"/>
-                  </w:tcPr>
-                  <w:p>
-                    <w:pPr>
-                      <w:keepNext/>
-                      <w:spacing w:after="40"/>
-                      <w:rPr>
-                        <w:sz w:val="18"/>
-                        <w:szCs w:val="18"/>
+                        <w:rFonts w:asciiTheme="majorHAnsi" w:hAnsiTheme="majorHAnsi"/>
                       </w:rPr>
                     </w:pPr>
                   </w:p>
                 </w:tc>
               </w:tr>
               <w:tr>
+                <w:trPr>
+                  <w:trHeight w:val="346"/>
+                </w:trPr>
                 <w:tc>
                   <w:tcPr>
                     <w:tcW w:w="15676" w:type="dxa"/>
@@ -867,10 +523,6 @@
                     </w:tblGrid>
                     <w:sdt>
                       <w:sdtPr>
-                        <w:rPr>
-                          <w:sz w:val="18"/>
-                          <w:szCs w:val="18"/>
-                        </w:rPr>
                         <w:alias w:val="#Nav: /Item/Item_Ledger_Entry"/>
                         <w:tag w:val="#Nav: Inventory_Customer_Sales/713"/>
                         <w:id w:val="-986314149"/>
@@ -884,10 +536,6 @@
                       <w:sdtContent>
                         <w:sdt>
                           <w:sdtPr>
-                            <w:rPr>
-                              <w:sz w:val="18"/>
-                              <w:szCs w:val="18"/>
-                            </w:rPr>
                             <w:id w:val="1299339477"/>
                             <w:placeholder>
                               <w:docPart w:val="DefaultPlaceholder_-1854013435"/>
@@ -898,10 +546,6 @@
                           <w:sdtContent>
                             <w:sdt>
                               <w:sdtPr>
-                                <w:rPr>
-                                  <w:sz w:val="18"/>
-                                  <w:szCs w:val="18"/>
-                                </w:rPr>
                                 <w:alias w:val="#Nav: /Item/Item_Ledger_Entry/Integer"/>
                                 <w:tag w:val="#Nav: Inventory_Customer_Sales/713"/>
                                 <w:id w:val="700000001"/>
@@ -911,10 +555,6 @@
                               <w:sdtContent>
                                 <w:sdt>
                                   <w:sdtPr>
-                                    <w:rPr>
-                                      <w:sz w:val="18"/>
-                                      <w:szCs w:val="18"/>
-                                    </w:rPr>
                                     <w:id w:val="700000002"/>
                                     <w:placeholder>
                                       <w:docPart w:val="DefaultPlaceholder_-1854013435"/>
@@ -929,10 +569,6 @@
                                       </w:trPr>
                                       <w:sdt>
                                         <w:sdtPr>
-                                          <w:rPr>
-                                            <w:sz w:val="18"/>
-                                            <w:szCs w:val="18"/>
-                                          </w:rPr>
                                           <w:alias w:val="#Nav: /Item/Item_Ledger_Entry/Integer/SourceNo_ItemLedgEntry"/>
                                           <w:tag w:val="#Nav: Inventory_Customer_Sales/713"/>
                                           <w:id w:val="405960716"/>
@@ -947,22 +583,14 @@
                                           <w:tc>
                                             <w:tcPr>
                                               <w:tcW w:w="1890" w:type="dxa"/>
+                                              <w:vAlign w:val="center"/>
                                             </w:tcPr>
                                             <w:p>
                                               <w:pPr>
                                                 <w:pStyle w:val="BCNumber"/>
-                                                <w:keepNext/>
-                                                <w:rPr>
-                                                  <w:sz w:val="18"/>
-                                                  <w:szCs w:val="18"/>
-                                                </w:rPr>
                                               </w:pPr>
                                               <w:proofErr w:type="spellStart"/>
                                               <w:r>
-                                                <w:rPr>
-                                                  <w:sz w:val="18"/>
-                                                  <w:szCs w:val="18"/>
-                                                </w:rPr>
                                                 <w:t>SourceNo_ItemLedgEntry</w:t>
                                               </w:r>
                                               <w:proofErr w:type="spellEnd"/>
@@ -972,10 +600,6 @@
                                       </w:sdt>
                                       <w:sdt>
                                         <w:sdtPr>
-                                          <w:rPr>
-                                            <w:sz w:val="18"/>
-                                            <w:szCs w:val="18"/>
-                                          </w:rPr>
                                           <w:alias w:val="#Nav: /Item/Item_Ledger_Entry/Integer/CustName"/>
                                           <w:tag w:val="#BC:InsertDataItem,DataItems/Item/Item_Ledger_Entry/Integer/CustName"/>
                                           <w:id w:val="-1290511934"/>
@@ -990,22 +614,14 @@
                                           <w:tc>
                                             <w:tcPr>
                                               <w:tcW w:w="4680" w:type="dxa"/>
+                                              <w:vAlign w:val="center"/>
                                             </w:tcPr>
                                             <w:p>
                                               <w:pPr>
                                                 <w:pStyle w:val="BCNumber"/>
-                                                <w:keepNext/>
-                                                <w:rPr>
-                                                  <w:sz w:val="18"/>
-                                                  <w:szCs w:val="18"/>
-                                                </w:rPr>
                                               </w:pPr>
                                               <w:proofErr w:type="spellStart"/>
                                               <w:r>
-                                                <w:rPr>
-                                                  <w:sz w:val="18"/>
-                                                  <w:szCs w:val="18"/>
-                                                </w:rPr>
                                                 <w:t>CustName</w:t>
                                               </w:r>
                                               <w:proofErr w:type="spellEnd"/>
@@ -1015,10 +631,6 @@
                                       </w:sdt>
                                       <w:sdt>
                                         <w:sdtPr>
-                                          <w:rPr>
-                                            <w:sz w:val="18"/>
-                                            <w:szCs w:val="18"/>
-                                          </w:rPr>
                                           <w:alias w:val="#Nav: /Item/Item_Ledger_Entry/Integer/InvQty_ItemLedgEntry"/>
                                           <w:tag w:val="#BC:InsertDataItem,DataItems/Item/Item_Ledger_Entry/Integer/InvQty_ItemLedgEntry"/>
                                           <w:id w:val="-891339127"/>
@@ -1038,19 +650,10 @@
                                             <w:p>
                                               <w:pPr>
                                                 <w:pStyle w:val="BCNumber"/>
-                                                <w:keepNext/>
                                                 <w:jc w:val="right"/>
-                                                <w:rPr>
-                                                  <w:sz w:val="18"/>
-                                                  <w:szCs w:val="18"/>
-                                                </w:rPr>
                                               </w:pPr>
                                               <w:proofErr w:type="spellStart"/>
                                               <w:r>
-                                                <w:rPr>
-                                                  <w:sz w:val="18"/>
-                                                  <w:szCs w:val="18"/>
-                                                </w:rPr>
                                                 <w:t>InvQty_ItemLedgEntry</w:t>
                                               </w:r>
                                               <w:proofErr w:type="spellEnd"/>
@@ -1060,10 +663,6 @@
                                       </w:sdt>
                                       <w:sdt>
                                         <w:sdtPr>
-                                          <w:rPr>
-                                            <w:sz w:val="18"/>
-                                            <w:szCs w:val="18"/>
-                                          </w:rPr>
                                           <w:alias w:val="#Nav: /Item/Item_Ledger_Entry/Integer/SalesAmtActual_ItemLedgEntry"/>
                                           <w:tag w:val="#BC:InsertDataItem,DataItems/Item/Item_Ledger_Entry/Integer/SalesAmtActual_ItemLedgEntry"/>
                                           <w:id w:val="1548406158"/>
@@ -1083,19 +682,10 @@
                                             <w:p>
                                               <w:pPr>
                                                 <w:pStyle w:val="BCNumber"/>
-                                                <w:keepNext/>
                                                 <w:jc w:val="right"/>
-                                                <w:rPr>
-                                                  <w:sz w:val="18"/>
-                                                  <w:szCs w:val="18"/>
-                                                </w:rPr>
                                               </w:pPr>
                                               <w:proofErr w:type="spellStart"/>
                                               <w:r>
-                                                <w:rPr>
-                                                  <w:sz w:val="18"/>
-                                                  <w:szCs w:val="18"/>
-                                                </w:rPr>
                                                 <w:t>SalesAmtActual_ItemLedgEntry</w:t>
                                               </w:r>
                                               <w:proofErr w:type="spellEnd"/>
@@ -1105,10 +695,6 @@
                                       </w:sdt>
                                       <w:sdt>
                                         <w:sdtPr>
-                                          <w:rPr>
-                                            <w:sz w:val="18"/>
-                                            <w:szCs w:val="18"/>
-                                          </w:rPr>
                                           <w:alias w:val="#Nav: /Item/Item_Ledger_Entry/Integer/DiscountAmount"/>
                                           <w:tag w:val="#BC:InsertDataItem,DataItems/Item/Item_Ledger_Entry/Integer/DiscountAmount"/>
                                           <w:id w:val="875666625"/>
@@ -1128,19 +714,10 @@
                                             <w:p>
                                               <w:pPr>
                                                 <w:pStyle w:val="BCNumber"/>
-                                                <w:keepNext/>
                                                 <w:jc w:val="right"/>
-                                                <w:rPr>
-                                                  <w:sz w:val="18"/>
-                                                  <w:szCs w:val="18"/>
-                                                </w:rPr>
                                               </w:pPr>
                                               <w:proofErr w:type="spellStart"/>
                                               <w:r>
-                                                <w:rPr>
-                                                  <w:sz w:val="18"/>
-                                                  <w:szCs w:val="18"/>
-                                                </w:rPr>
                                                 <w:t>DiscountAmount</w:t>
                                               </w:r>
                                               <w:proofErr w:type="spellEnd"/>
@@ -1150,10 +727,6 @@
                                       </w:sdt>
                                       <w:sdt>
                                         <w:sdtPr>
-                                          <w:rPr>
-                                            <w:sz w:val="18"/>
-                                            <w:szCs w:val="18"/>
-                                          </w:rPr>
                                           <w:alias w:val="#Nav: /Item/Item_Ledger_Entry/Integer/Profit_ItemLedgEntry"/>
                                           <w:tag w:val="#BC:InsertDataItem,DataItems/Item/Item_Ledger_Entry/Integer/Profit_ItemLedgEntry"/>
                                           <w:id w:val="131064258"/>
@@ -1173,19 +746,10 @@
                                             <w:p>
                                               <w:pPr>
                                                 <w:pStyle w:val="BCNumber"/>
-                                                <w:keepNext/>
                                                 <w:jc w:val="right"/>
-                                                <w:rPr>
-                                                  <w:sz w:val="18"/>
-                                                  <w:szCs w:val="18"/>
-                                                </w:rPr>
                                               </w:pPr>
                                               <w:proofErr w:type="spellStart"/>
                                               <w:r>
-                                                <w:rPr>
-                                                  <w:sz w:val="18"/>
-                                                  <w:szCs w:val="18"/>
-                                                </w:rPr>
                                                 <w:t>Profit_ItemLedgEntry</w:t>
                                               </w:r>
                                               <w:proofErr w:type="spellEnd"/>
@@ -1195,10 +759,6 @@
                                       </w:sdt>
                                       <w:sdt>
                                         <w:sdtPr>
-                                          <w:rPr>
-                                            <w:sz w:val="18"/>
-                                            <w:szCs w:val="18"/>
-                                          </w:rPr>
                                           <w:alias w:val="#Nav: /Item/Item_Ledger_Entry/Integer/ProfitPct_ItemLedgEntry"/>
                                           <w:tag w:val="#BC:InsertDataItem,DataItems/Item/Item_Ledger_Entry/Integer/ProfitPct_ItemLedgEntry"/>
                                           <w:id w:val="1004479424"/>
@@ -1218,19 +778,10 @@
                                             <w:p>
                                               <w:pPr>
                                                 <w:pStyle w:val="BCNumber"/>
-                                                <w:keepNext/>
                                                 <w:jc w:val="right"/>
-                                                <w:rPr>
-                                                  <w:sz w:val="18"/>
-                                                  <w:szCs w:val="18"/>
-                                                </w:rPr>
                                               </w:pPr>
                                               <w:proofErr w:type="spellStart"/>
                                               <w:r>
-                                                <w:rPr>
-                                                  <w:sz w:val="18"/>
-                                                  <w:szCs w:val="18"/>
-                                                </w:rPr>
                                                 <w:t>ProfitPct_ItemLedgEntry</w:t>
                                               </w:r>
                                               <w:proofErr w:type="spellEnd"/>
@@ -1250,11 +801,8 @@
                   </w:tbl>
                   <w:p>
                     <w:pPr>
-                      <w:keepNext/>
-                      <w:rPr>
-                        <w:sz w:val="18"/>
-                        <w:szCs w:val="18"/>
-                      </w:rPr>
+                      <w:pStyle w:val="BCNumber"/>
+                      <w:jc w:val="right"/>
                     </w:pPr>
                   </w:p>
                 </w:tc>
@@ -1267,15 +815,14 @@
                   <w:tcPr>
                     <w:tcW w:w="1890" w:type="dxa"/>
                     <w:tcBorders>
-                      <w:bottom w:val="single" w:sz="4" w:space="0" w:color="auto"/>
+                      <w:bottom w:val="single" w:color="auto" w:sz="4" w:space="0"/>
                     </w:tcBorders>
                   </w:tcPr>
                   <w:p>
                     <w:pPr>
                       <w:spacing w:after="40"/>
                       <w:rPr>
-                        <w:sz w:val="18"/>
-                        <w:szCs w:val="18"/>
+                        <w:rFonts w:asciiTheme="majorHAnsi" w:hAnsiTheme="majorHAnsi"/>
                       </w:rPr>
                     </w:pPr>
                   </w:p>
@@ -1283,14 +830,13 @@
                 <w:sdt>
                   <w:sdtPr>
                     <w:rPr>
-                      <w:sz w:val="18"/>
-                      <w:szCs w:val="18"/>
+                      <w:rFonts w:asciiTheme="majorHAnsi" w:hAnsiTheme="majorHAnsi"/>
                     </w:rPr>
                     <w:alias w:val="SubTotals_Description"/>
                     <w:tag w:val="#BC:InsertDataItem,DataItems/Item/SubTotals/SubTotals_Description"/>
                     <w:id w:val="-1888713501"/>
                     <w:placeholder>
-                      <w:docPart w:val="DC7D7EC5CDCD4D9F9F021461D7D60C04"/>
+                      <w:docPart w:val="5AE0BCEC77F24A07B6B2EC446629C53D"/>
                     </w:placeholder>
                     <w:dataBinding w:prefixMappings="xmlns:ns0='urn:microsoft-dynamics-nav/reports/Inventory_Customer_Sales/713/' " w:xpath="/ns0:NavWordReportXmlPart[1]/ns0:Item[1]/ns0:SubTotals[1]/ns0:SubTotals_Description[1]" w:storeItemID="{9FE80CD2-CE10-4EF4-957E-75892F0387BE}"/>
                     <w15:color w:val="808080"/>
@@ -1299,23 +845,20 @@
                   <w:sdtContent>
                     <w:tc>
                       <w:tcPr>
-                        <w:tcW w:w="3870" w:type="dxa"/>
+                        <w:tcW w:w="4680" w:type="dxa"/>
+                        <w:gridSpan w:val="2"/>
                         <w:tcBorders>
-                          <w:bottom w:val="single" w:sz="4" w:space="0" w:color="auto"/>
+                          <w:bottom w:val="single" w:color="auto" w:sz="4" w:space="0"/>
                         </w:tcBorders>
                       </w:tcPr>
                       <w:p>
                         <w:pPr>
-                          <w:rPr>
-                            <w:sz w:val="18"/>
-                            <w:szCs w:val="18"/>
-                          </w:rPr>
+                          <w:pStyle w:val="NoSpacing"/>
                         </w:pPr>
                         <w:proofErr w:type="spellStart"/>
                         <w:r>
                           <w:rPr>
-                            <w:sz w:val="18"/>
-                            <w:szCs w:val="18"/>
+                            <w:rFonts w:asciiTheme="majorHAnsi" w:hAnsiTheme="majorHAnsi"/>
                           </w:rPr>
                           <w:t>SubTotals_Description</w:t>
                         </w:r>
@@ -1324,34 +867,13 @@
                     </w:tc>
                   </w:sdtContent>
                 </w:sdt>
-                <w:tc>
-                  <w:tcPr>
-                    <w:tcW w:w="810" w:type="dxa"/>
-                    <w:tcBorders>
-                      <w:bottom w:val="single" w:sz="4" w:space="0" w:color="auto"/>
-                    </w:tcBorders>
-                  </w:tcPr>
-                  <w:p>
-                    <w:pPr>
-                      <w:spacing w:after="40"/>
-                      <w:rPr>
-                        <w:sz w:val="18"/>
-                        <w:szCs w:val="18"/>
-                      </w:rPr>
-                    </w:pPr>
-                  </w:p>
-                </w:tc>
                 <w:sdt>
                   <w:sdtPr>
-                    <w:rPr>
-                      <w:sz w:val="18"/>
-                      <w:szCs w:val="18"/>
-                    </w:rPr>
                     <w:alias w:val="SubTotals_InvQty"/>
                     <w:tag w:val="#BC:InsertDataItem,DataItems/Item/SubTotals/SubTotals_InvQty"/>
                     <w:id w:val="-1810544206"/>
                     <w:placeholder>
-                      <w:docPart w:val="DC7D7EC5CDCD4D9F9F021461D7D60C04"/>
+                      <w:docPart w:val="5AE0BCEC77F24A07B6B2EC446629C53D"/>
                     </w:placeholder>
                     <w:dataBinding w:prefixMappings="xmlns:ns0='urn:microsoft-dynamics-nav/reports/Inventory_Customer_Sales/713/' " w:xpath="/ns0:NavWordReportXmlPart[1]/ns0:Item[1]/ns0:SubTotals[1]/ns0:SubTotals_InvQty[1]" w:storeItemID="{9FE80CD2-CE10-4EF4-957E-75892F0387BE}"/>
                     <w15:color w:val="808080"/>
@@ -1362,23 +884,16 @@
                       <w:tcPr>
                         <w:tcW w:w="1440" w:type="dxa"/>
                         <w:tcBorders>
-                          <w:bottom w:val="single" w:sz="4" w:space="0" w:color="auto"/>
+                          <w:bottom w:val="single" w:color="auto" w:sz="4" w:space="0"/>
                         </w:tcBorders>
                       </w:tcPr>
                       <w:p>
                         <w:pPr>
+                          <w:pStyle w:val="BCLabelNumber"/>
                           <w:jc w:val="right"/>
-                          <w:rPr>
-                            <w:sz w:val="18"/>
-                            <w:szCs w:val="18"/>
-                          </w:rPr>
                         </w:pPr>
                         <w:proofErr w:type="spellStart"/>
                         <w:r>
-                          <w:rPr>
-                            <w:sz w:val="18"/>
-                            <w:szCs w:val="18"/>
-                          </w:rPr>
                           <w:t>SubTotals_InvQty</w:t>
                         </w:r>
                         <w:proofErr w:type="spellEnd"/>
@@ -1388,15 +903,11 @@
                 </w:sdt>
                 <w:sdt>
                   <w:sdtPr>
-                    <w:rPr>
-                      <w:sz w:val="18"/>
-                      <w:szCs w:val="18"/>
-                    </w:rPr>
                     <w:alias w:val="SubTotals_SalesAmtActual"/>
                     <w:tag w:val="#BC:InsertDataItem,DataItems/Item/SubTotals/SubTotals_SalesAmtActual"/>
                     <w:id w:val="-1289201971"/>
                     <w:placeholder>
-                      <w:docPart w:val="DC7D7EC5CDCD4D9F9F021461D7D60C04"/>
+                      <w:docPart w:val="5AE0BCEC77F24A07B6B2EC446629C53D"/>
                     </w:placeholder>
                     <w:dataBinding w:prefixMappings="xmlns:ns0='urn:microsoft-dynamics-nav/reports/Inventory_Customer_Sales/713/' " w:xpath="/ns0:NavWordReportXmlPart[1]/ns0:Item[1]/ns0:SubTotals[1]/ns0:SubTotals_SalesAmtActual[1]" w:storeItemID="{9FE80CD2-CE10-4EF4-957E-75892F0387BE}"/>
                     <w15:color w:val="808080"/>
@@ -1407,23 +918,16 @@
                       <w:tcPr>
                         <w:tcW w:w="2155" w:type="dxa"/>
                         <w:tcBorders>
-                          <w:bottom w:val="single" w:sz="4" w:space="0" w:color="auto"/>
+                          <w:bottom w:val="single" w:color="auto" w:sz="4" w:space="0"/>
                         </w:tcBorders>
                       </w:tcPr>
                       <w:p>
                         <w:pPr>
+                          <w:pStyle w:val="BCLabelNumber"/>
                           <w:jc w:val="right"/>
-                          <w:rPr>
-                            <w:sz w:val="18"/>
-                            <w:szCs w:val="18"/>
-                          </w:rPr>
                         </w:pPr>
                         <w:proofErr w:type="spellStart"/>
                         <w:r>
-                          <w:rPr>
-                            <w:sz w:val="18"/>
-                            <w:szCs w:val="18"/>
-                          </w:rPr>
                           <w:t>SubTotals_SalesAmtActual</w:t>
                         </w:r>
                         <w:proofErr w:type="spellEnd"/>
@@ -1433,15 +937,11 @@
                 </w:sdt>
                 <w:sdt>
                   <w:sdtPr>
-                    <w:rPr>
-                      <w:sz w:val="18"/>
-                      <w:szCs w:val="18"/>
-                    </w:rPr>
                     <w:alias w:val="SubTotals_DiscountAmount"/>
                     <w:tag w:val="#BC:InsertDataItem,DataItems/Item/SubTotals/SubTotals_DiscountAmount"/>
                     <w:id w:val="-1745102239"/>
                     <w:placeholder>
-                      <w:docPart w:val="DC7D7EC5CDCD4D9F9F021461D7D60C04"/>
+                      <w:docPart w:val="5AE0BCEC77F24A07B6B2EC446629C53D"/>
                     </w:placeholder>
                     <w:dataBinding w:prefixMappings="xmlns:ns0='urn:microsoft-dynamics-nav/reports/Inventory_Customer_Sales/713/' " w:xpath="/ns0:NavWordReportXmlPart[1]/ns0:Item[1]/ns0:SubTotals[1]/ns0:SubTotals_DiscountAmount[1]" w:storeItemID="{9FE80CD2-CE10-4EF4-957E-75892F0387BE}"/>
                     <w15:color w:val="808080"/>
@@ -1452,23 +952,16 @@
                       <w:tcPr>
                         <w:tcW w:w="1985" w:type="dxa"/>
                         <w:tcBorders>
-                          <w:bottom w:val="single" w:sz="4" w:space="0" w:color="auto"/>
+                          <w:bottom w:val="single" w:color="auto" w:sz="4" w:space="0"/>
                         </w:tcBorders>
                       </w:tcPr>
                       <w:p>
                         <w:pPr>
+                          <w:pStyle w:val="BCLabelNumber"/>
                           <w:jc w:val="right"/>
-                          <w:rPr>
-                            <w:sz w:val="18"/>
-                            <w:szCs w:val="18"/>
-                          </w:rPr>
                         </w:pPr>
                         <w:proofErr w:type="spellStart"/>
                         <w:r>
-                          <w:rPr>
-                            <w:sz w:val="18"/>
-                            <w:szCs w:val="18"/>
-                          </w:rPr>
                           <w:t>SubTotals_DiscountAmount</w:t>
                         </w:r>
                         <w:proofErr w:type="spellEnd"/>
@@ -1478,15 +971,11 @@
                 </w:sdt>
                 <w:sdt>
                   <w:sdtPr>
-                    <w:rPr>
-                      <w:sz w:val="18"/>
-                      <w:szCs w:val="18"/>
-                    </w:rPr>
                     <w:alias w:val="SubTotals_Profit"/>
                     <w:tag w:val="#BC:InsertDataItem,DataItems/Item/SubTotals/SubTotals_Profit"/>
                     <w:id w:val="-1884628011"/>
                     <w:placeholder>
-                      <w:docPart w:val="DC7D7EC5CDCD4D9F9F021461D7D60C04"/>
+                      <w:docPart w:val="5AE0BCEC77F24A07B6B2EC446629C53D"/>
                     </w:placeholder>
                     <w:dataBinding w:prefixMappings="xmlns:ns0='urn:microsoft-dynamics-nav/reports/Inventory_Customer_Sales/713/' " w:xpath="/ns0:NavWordReportXmlPart[1]/ns0:Item[1]/ns0:SubTotals[1]/ns0:SubTotals_Profit[1]" w:storeItemID="{9FE80CD2-CE10-4EF4-957E-75892F0387BE}"/>
                     <w15:color w:val="808080"/>
@@ -1497,23 +986,16 @@
                       <w:tcPr>
                         <w:tcW w:w="1800" w:type="dxa"/>
                         <w:tcBorders>
-                          <w:bottom w:val="single" w:sz="4" w:space="0" w:color="auto"/>
+                          <w:bottom w:val="single" w:color="auto" w:sz="4" w:space="0"/>
                         </w:tcBorders>
                       </w:tcPr>
                       <w:p>
                         <w:pPr>
+                          <w:pStyle w:val="BCLabelNumber"/>
                           <w:jc w:val="right"/>
-                          <w:rPr>
-                            <w:sz w:val="18"/>
-                            <w:szCs w:val="18"/>
-                          </w:rPr>
                         </w:pPr>
                         <w:proofErr w:type="spellStart"/>
                         <w:r>
-                          <w:rPr>
-                            <w:sz w:val="18"/>
-                            <w:szCs w:val="18"/>
-                          </w:rPr>
                           <w:t>SubTotals_Profit</w:t>
                         </w:r>
                         <w:proofErr w:type="spellEnd"/>
@@ -1521,65 +1003,47 @@
                     </w:tc>
                   </w:sdtContent>
                 </w:sdt>
-                <w:sdt>
-                  <w:sdtPr>
-                    <w:rPr>
-                      <w:sz w:val="18"/>
-                      <w:szCs w:val="18"/>
-                    </w:rPr>
-                    <w:alias w:val="SubTotals_ProfitPct"/>
-                    <w:tag w:val="#BC:InsertDataItem,DataItems/Item/SubTotals/SubTotals_ProfitPct"/>
-                    <w:id w:val="1190642077"/>
-                    <w:placeholder>
-                      <w:docPart w:val="DC7D7EC5CDCD4D9F9F021461D7D60C04"/>
-                    </w:placeholder>
-                    <w:dataBinding w:prefixMappings="xmlns:ns0='urn:microsoft-dynamics-nav/reports/Inventory_Customer_Sales/713/' " w:xpath="/ns0:NavWordReportXmlPart[1]/ns0:Item[1]/ns0:SubTotals[1]/ns0:SubTotals_ProfitPct[1]" w:storeItemID="{9FE80CD2-CE10-4EF4-957E-75892F0387BE}"/>
-                    <w15:color w:val="808080"/>
-                    <w:text/>
-                  </w:sdtPr>
-                  <w:sdtContent>
-                    <w:tc>
-                      <w:tcPr>
-                        <w:tcW w:w="1726" w:type="dxa"/>
-                        <w:tcBorders>
-                          <w:bottom w:val="single" w:sz="4" w:space="0" w:color="auto"/>
-                        </w:tcBorders>
-                      </w:tcPr>
+                <w:tc>
+                  <w:tcPr>
+                    <w:tcW w:w="1726" w:type="dxa"/>
+                    <w:tcBorders>
+                      <w:bottom w:val="single" w:color="auto" w:sz="4" w:space="0"/>
+                    </w:tcBorders>
+                  </w:tcPr>
+                  <w:sdt>
+                    <w:sdtPr>
+                      <w:alias w:val="SubTotals_ProfitPct"/>
+                      <w:tag w:val="#BC:InsertDataItem,DataItems/Item/SubTotals/SubTotals_ProfitPct"/>
+                      <w:id w:val="991990093"/>
+                      <w:placeholder>
+                        <w:docPart w:val="DefaultPlaceholder_-1854013440"/>
+                      </w:placeholder>
+                      <w:dataBinding w:prefixMappings="xmlns:ns0='urn:microsoft-dynamics-nav/reports/Inventory_Customer_Sales/713/'" w:xpath="/ns0:NavWordReportXmlPart[1]/ns0:Item[1]/ns0:SubTotals[1]/ns0:SubTotals_ProfitPct[1]" w:storeItemID="{9FE80CD2-CE10-4EF4-957E-75892F0387BE}"/>
+                      <w15:color w:val="808080"/>
+                      <w:text/>
+                    </w:sdtPr>
+                    <w:sdtContent>
                       <w:p>
                         <w:pPr>
+                          <w:pStyle w:val="BCLabelNumber"/>
                           <w:jc w:val="right"/>
-                          <w:rPr>
-                            <w:sz w:val="18"/>
-                            <w:szCs w:val="18"/>
-                          </w:rPr>
                         </w:pPr>
                         <w:proofErr w:type="spellStart"/>
                         <w:r>
-                          <w:rPr>
-                            <w:sz w:val="18"/>
-                            <w:szCs w:val="18"/>
-                          </w:rPr>
                           <w:t>SubTotals_ProfitPct</w:t>
                         </w:r>
                         <w:proofErr w:type="spellEnd"/>
                       </w:p>
-                    </w:tc>
-                  </w:sdtContent>
-                </w:sdt>
+                    </w:sdtContent>
+                  </w:sdt>
+                </w:tc>
               </w:tr>
             </w:sdtContent>
           </w:sdt>
         </w:sdtContent>
       </w:sdt>
     </w:tbl>
-    <w:p>
-      <w:pPr>
-        <w:rPr>
-          <w:sz w:val="18"/>
-          <w:szCs w:val="18"/>
-        </w:rPr>
-      </w:pPr>
-    </w:p>
+    <w:p/>
     <w:tbl>
       <w:tblPr>
         <w:tblStyle w:val="BCTotalsTable"/>
@@ -1599,42 +1063,38 @@
       <w:tr>
         <w:trPr>
           <w:cnfStyle w:val="010000000000" w:firstRow="0" w:lastRow="1" w:firstColumn="0" w:lastColumn="0" w:oddVBand="0" w:evenVBand="0" w:oddHBand="0" w:evenHBand="0" w:firstRowFirstColumn="0" w:firstRowLastColumn="0" w:lastRowFirstColumn="0" w:lastRowLastColumn="0"/>
-          <w:cantSplit/>
           <w:trHeight w:val="490"/>
         </w:trPr>
         <w:tc>
           <w:tcPr>
             <w:tcW w:w="2553" w:type="pct"/>
-            <w:tcBorders>
-              <w:top w:val="single" w:sz="4" w:space="0" w:color="auto"/>
-              <w:bottom w:val="single" w:sz="4" w:space="0" w:color="auto"/>
-            </w:tcBorders>
           </w:tcPr>
           <w:p>
             <w:pPr>
               <w:pStyle w:val="BCLabel"/>
-              <w:spacing w:before="120" w:after="120"/>
-              <w:jc w:val="both"/>
-              <w:rPr>
-                <w:sz w:val="18"/>
-                <w:szCs w:val="18"/>
-              </w:rPr>
             </w:pPr>
-            <w:r>
-              <w:rPr>
-                <w:sz w:val="18"/>
-                <w:szCs w:val="18"/>
-              </w:rPr>
-              <w:t>Total</w:t>
-            </w:r>
+            <w:sdt>
+              <w:sdtPr>
+                <w:alias w:val="Total"/>
+                <w:tag w:val="#BC:InsertDataItem,Labels/Total"/>
+                <w:id w:val="-1231612773"/>
+                <w:placeholder>
+                  <w:docPart w:val="DefaultPlaceholder_-1854013440"/>
+                </w:placeholder>
+                <w:dataBinding w:prefixMappings="xmlns:ns0='urn:microsoft-dynamics-nav/reports/Inventory_Customer_Sales/713/'" w:xpath="/ns0:NavWordReportXmlPart[1]/ns0:Labels[1]/ns0:Total[1]" w:storeItemID="{9FE80CD2-CE10-4EF4-957E-75892F0387BE}"/>
+                <w15:color w:val="808080"/>
+                <w:text/>
+              </w:sdtPr>
+              <w:sdtContent>
+                <w:r>
+                  <w:t>Total</w:t>
+                </w:r>
+              </w:sdtContent>
+            </w:sdt>
           </w:p>
         </w:tc>
         <w:sdt>
           <w:sdtPr>
-            <w:rPr>
-              <w:sz w:val="18"/>
-              <w:szCs w:val="18"/>
-            </w:rPr>
             <w:alias w:val="#Nav: /Totals/Totals_SalesAmtActual"/>
             <w:tag w:val="#Nav: Inventory_Customer_Sales/713"/>
             <w:id w:val="-1584606696"/>
@@ -1648,26 +1108,14 @@
             <w:tc>
               <w:tcPr>
                 <w:tcW w:w="689" w:type="pct"/>
-                <w:tcBorders>
-                  <w:top w:val="single" w:sz="4" w:space="0" w:color="auto"/>
-                  <w:bottom w:val="single" w:sz="4" w:space="0" w:color="auto"/>
-                </w:tcBorders>
               </w:tcPr>
               <w:p>
                 <w:pPr>
                   <w:pStyle w:val="BCLabelNumber"/>
                   <w:jc w:val="right"/>
-                  <w:rPr>
-                    <w:sz w:val="18"/>
-                    <w:szCs w:val="18"/>
-                  </w:rPr>
                 </w:pPr>
                 <w:proofErr w:type="spellStart"/>
                 <w:r>
-                  <w:rPr>
-                    <w:sz w:val="18"/>
-                    <w:szCs w:val="18"/>
-                  </w:rPr>
                   <w:t>Totals_SalesAmtActual</w:t>
                 </w:r>
                 <w:proofErr w:type="spellEnd"/>
@@ -1677,10 +1125,6 @@
         </w:sdt>
         <w:sdt>
           <w:sdtPr>
-            <w:rPr>
-              <w:sz w:val="18"/>
-              <w:szCs w:val="18"/>
-            </w:rPr>
             <w:alias w:val="#Nav: /Totals/Totals_DiscountAmount"/>
             <w:tag w:val="#Nav: Inventory_Customer_Sales/713"/>
             <w:id w:val="1090818406"/>
@@ -1694,26 +1138,14 @@
             <w:tc>
               <w:tcPr>
                 <w:tcW w:w="631" w:type="pct"/>
-                <w:tcBorders>
-                  <w:top w:val="single" w:sz="4" w:space="0" w:color="auto"/>
-                  <w:bottom w:val="single" w:sz="4" w:space="0" w:color="auto"/>
-                </w:tcBorders>
               </w:tcPr>
               <w:p>
                 <w:pPr>
                   <w:pStyle w:val="BCLabelNumber"/>
                   <w:jc w:val="right"/>
-                  <w:rPr>
-                    <w:sz w:val="18"/>
-                    <w:szCs w:val="18"/>
-                  </w:rPr>
                 </w:pPr>
                 <w:proofErr w:type="spellStart"/>
                 <w:r>
-                  <w:rPr>
-                    <w:sz w:val="18"/>
-                    <w:szCs w:val="18"/>
-                  </w:rPr>
                   <w:t>Totals_DiscountAmount</w:t>
                 </w:r>
                 <w:proofErr w:type="spellEnd"/>
@@ -1723,10 +1155,6 @@
         </w:sdt>
         <w:sdt>
           <w:sdtPr>
-            <w:rPr>
-              <w:sz w:val="18"/>
-              <w:szCs w:val="18"/>
-            </w:rPr>
             <w:alias w:val="#Nav: /Totals/Totals_Profit"/>
             <w:tag w:val="#Nav: Inventory_Customer_Sales/713"/>
             <w:id w:val="1594353206"/>
@@ -1740,26 +1168,14 @@
             <w:tc>
               <w:tcPr>
                 <w:tcW w:w="574" w:type="pct"/>
-                <w:tcBorders>
-                  <w:top w:val="single" w:sz="4" w:space="0" w:color="auto"/>
-                  <w:bottom w:val="single" w:sz="4" w:space="0" w:color="auto"/>
-                </w:tcBorders>
               </w:tcPr>
               <w:p>
                 <w:pPr>
                   <w:pStyle w:val="BCLabelNumber"/>
                   <w:jc w:val="right"/>
-                  <w:rPr>
-                    <w:sz w:val="18"/>
-                    <w:szCs w:val="18"/>
-                  </w:rPr>
                 </w:pPr>
                 <w:proofErr w:type="spellStart"/>
                 <w:r>
-                  <w:rPr>
-                    <w:sz w:val="18"/>
-                    <w:szCs w:val="18"/>
-                  </w:rPr>
                   <w:t>Totals_Profit</w:t>
                 </w:r>
                 <w:proofErr w:type="spellEnd"/>
@@ -1769,10 +1185,6 @@
         </w:sdt>
         <w:sdt>
           <w:sdtPr>
-            <w:rPr>
-              <w:sz w:val="18"/>
-              <w:szCs w:val="18"/>
-            </w:rPr>
             <w:alias w:val="#Nav: /Totals/Totals_ProfitPct"/>
             <w:tag w:val="#Nav: Inventory_Customer_Sales/713"/>
             <w:id w:val="596987752"/>
@@ -1786,26 +1198,14 @@
             <w:tc>
               <w:tcPr>
                 <w:tcW w:w="553" w:type="pct"/>
-                <w:tcBorders>
-                  <w:top w:val="single" w:sz="4" w:space="0" w:color="auto"/>
-                  <w:bottom w:val="single" w:sz="4" w:space="0" w:color="auto"/>
-                </w:tcBorders>
               </w:tcPr>
               <w:p>
                 <w:pPr>
                   <w:pStyle w:val="BCLabelNumber"/>
                   <w:jc w:val="right"/>
-                  <w:rPr>
-                    <w:sz w:val="18"/>
-                    <w:szCs w:val="18"/>
-                  </w:rPr>
                 </w:pPr>
                 <w:proofErr w:type="spellStart"/>
                 <w:r>
-                  <w:rPr>
-                    <w:sz w:val="18"/>
-                    <w:szCs w:val="18"/>
-                  </w:rPr>
                   <w:t>Totals_ProfitPct</w:t>
                 </w:r>
                 <w:proofErr w:type="spellEnd"/>
@@ -1815,29 +1215,8 @@
         </w:sdt>
       </w:tr>
     </w:tbl>
-    <w:p>
-      <w:pPr>
-        <w:rPr>
-          <w:sz w:val="18"/>
-          <w:szCs w:val="18"/>
-        </w:rPr>
-      </w:pPr>
-    </w:p>
-    <w:p>
-      <w:pPr>
-        <w:rPr>
-          <w:sz w:val="18"/>
-          <w:szCs w:val="18"/>
-        </w:rPr>
-      </w:pPr>
-    </w:p>
+    <w:p/>
     <w:sectPr>
-      <w:headerReference w:type="even" r:id="rId9"/>
-      <w:headerReference w:type="default" r:id="rId10"/>
-      <w:footerReference w:type="even" r:id="rId11"/>
-      <w:footerReference w:type="default" r:id="rId12"/>
-      <w:headerReference w:type="first" r:id="rId13"/>
-      <w:footerReference w:type="first" r:id="rId14"/>
       <w:pgSz w:w="16838" w:h="11906" w:orient="landscape"/>
       <w:pgMar w:top="706" w:right="576" w:bottom="706" w:left="576" w:header="708" w:footer="708" w:gutter="0"/>
       <w:cols w:space="708"/>
@@ -1872,36 +1251,6 @@
 </w:endnotes>
 </file>
 
-<file path=word/footer1.xml><?xml version="1.0" encoding="utf-8"?>
-<w:ftr xmlns:wpc="http://schemas.microsoft.com/office/word/2010/wordprocessingCanvas" xmlns:cx="http://schemas.microsoft.com/office/drawing/2014/chartex" xmlns:cx1="http://schemas.microsoft.com/office/drawing/2015/9/8/chartex" xmlns:cx2="http://schemas.microsoft.com/office/drawing/2015/10/21/chartex" xmlns:cx3="http://schemas.microsoft.com/office/drawing/2016/5/9/chartex" xmlns:cx4="http://schemas.microsoft.com/office/drawing/2016/5/10/chartex" xmlns:cx5="http://schemas.microsoft.com/office/drawing/2016/5/11/chartex" xmlns:cx6="http://schemas.microsoft.com/office/drawing/2016/5/12/chartex" xmlns:cx7="http://schemas.microsoft.com/office/drawing/2016/5/13/chartex" xmlns:cx8="http://schemas.microsoft.com/office/drawing/2016/5/14/chartex" xmlns:mc="http://schemas.openxmlformats.org/markup-compatibility/2006" xmlns:aink="http://schemas.microsoft.com/office/drawing/2016/ink" xmlns:am3d="http://schemas.microsoft.com/office/drawing/2017/model3d" xmlns:o="urn:schemas-microsoft-com:office:office" xmlns:oel="http://schemas.microsoft.com/office/2019/extlst" xmlns:r="http://schemas.openxmlformats.org/officeDocument/2006/relationships" xmlns:m="http://schemas.openxmlformats.org/officeDocument/2006/math" xmlns:v="urn:schemas-microsoft-com:vml" xmlns:wp14="http://schemas.microsoft.com/office/word/2010/wordprocessingDrawing" xmlns:wp="http://schemas.openxmlformats.org/drawingml/2006/wordprocessingDrawing" xmlns:w10="urn:schemas-microsoft-com:office:word" xmlns:w="http://schemas.openxmlformats.org/wordprocessingml/2006/main" xmlns:w14="http://schemas.microsoft.com/office/word/2010/wordml" xmlns:w15="http://schemas.microsoft.com/office/word/2012/wordml" xmlns:w16cex="http://schemas.microsoft.com/office/word/2018/wordml/cex" xmlns:w16cid="http://schemas.microsoft.com/office/word/2016/wordml/cid" xmlns:w16="http://schemas.microsoft.com/office/word/2018/wordml" xmlns:w16du="http://schemas.microsoft.com/office/word/2023/wordml/word16du" xmlns:w16sdtdh="http://schemas.microsoft.com/office/word/2020/wordml/sdtdatahash" xmlns:w16sdtfl="http://schemas.microsoft.com/office/word/2024/wordml/sdtformatlock" xmlns:w16se="http://schemas.microsoft.com/office/word/2015/wordml/symex" xmlns:wpg="http://schemas.microsoft.com/office/word/2010/wordprocessingGroup" xmlns:wpi="http://schemas.microsoft.com/office/word/2010/wordprocessingInk" xmlns:wne="http://schemas.microsoft.com/office/word/2006/wordml" xmlns:wps="http://schemas.microsoft.com/office/word/2010/wordprocessingShape" mc:Ignorable="w14 w15 w16se w16cid w16 w16cex w16sdtdh w16sdtfl w16du wp14">
-  <w:p>
-    <w:pPr>
-      <w:pStyle w:val="Footer"/>
-    </w:pPr>
-  </w:p>
-</w:ftr>
-</file>
-
-<file path=word/footer2.xml><?xml version="1.0" encoding="utf-8"?>
-<w:ftr xmlns:wpc="http://schemas.microsoft.com/office/word/2010/wordprocessingCanvas" xmlns:cx="http://schemas.microsoft.com/office/drawing/2014/chartex" xmlns:cx1="http://schemas.microsoft.com/office/drawing/2015/9/8/chartex" xmlns:cx2="http://schemas.microsoft.com/office/drawing/2015/10/21/chartex" xmlns:cx3="http://schemas.microsoft.com/office/drawing/2016/5/9/chartex" xmlns:cx4="http://schemas.microsoft.com/office/drawing/2016/5/10/chartex" xmlns:cx5="http://schemas.microsoft.com/office/drawing/2016/5/11/chartex" xmlns:cx6="http://schemas.microsoft.com/office/drawing/2016/5/12/chartex" xmlns:cx7="http://schemas.microsoft.com/office/drawing/2016/5/13/chartex" xmlns:cx8="http://schemas.microsoft.com/office/drawing/2016/5/14/chartex" xmlns:mc="http://schemas.openxmlformats.org/markup-compatibility/2006" xmlns:aink="http://schemas.microsoft.com/office/drawing/2016/ink" xmlns:am3d="http://schemas.microsoft.com/office/drawing/2017/model3d" xmlns:o="urn:schemas-microsoft-com:office:office" xmlns:oel="http://schemas.microsoft.com/office/2019/extlst" xmlns:r="http://schemas.openxmlformats.org/officeDocument/2006/relationships" xmlns:m="http://schemas.openxmlformats.org/officeDocument/2006/math" xmlns:v="urn:schemas-microsoft-com:vml" xmlns:wp14="http://schemas.microsoft.com/office/word/2010/wordprocessingDrawing" xmlns:wp="http://schemas.openxmlformats.org/drawingml/2006/wordprocessingDrawing" xmlns:w10="urn:schemas-microsoft-com:office:word" xmlns:w="http://schemas.openxmlformats.org/wordprocessingml/2006/main" xmlns:w14="http://schemas.microsoft.com/office/word/2010/wordml" xmlns:w15="http://schemas.microsoft.com/office/word/2012/wordml" xmlns:w16cex="http://schemas.microsoft.com/office/word/2018/wordml/cex" xmlns:w16cid="http://schemas.microsoft.com/office/word/2016/wordml/cid" xmlns:w16="http://schemas.microsoft.com/office/word/2018/wordml" xmlns:w16du="http://schemas.microsoft.com/office/word/2023/wordml/word16du" xmlns:w16sdtdh="http://schemas.microsoft.com/office/word/2020/wordml/sdtdatahash" xmlns:w16sdtfl="http://schemas.microsoft.com/office/word/2024/wordml/sdtformatlock" xmlns:w16se="http://schemas.microsoft.com/office/word/2015/wordml/symex" xmlns:wpg="http://schemas.microsoft.com/office/word/2010/wordprocessingGroup" xmlns:wpi="http://schemas.microsoft.com/office/word/2010/wordprocessingInk" xmlns:wne="http://schemas.microsoft.com/office/word/2006/wordml" xmlns:wps="http://schemas.microsoft.com/office/word/2010/wordprocessingShape" mc:Ignorable="w14 w15 w16se w16cid w16 w16cex w16sdtdh w16sdtfl w16du wp14">
-  <w:p>
-    <w:pPr>
-      <w:pStyle w:val="Footer"/>
-    </w:pPr>
-  </w:p>
-</w:ftr>
-</file>
-
-<file path=word/footer3.xml><?xml version="1.0" encoding="utf-8"?>
-<w:ftr xmlns:wpc="http://schemas.microsoft.com/office/word/2010/wordprocessingCanvas" xmlns:cx="http://schemas.microsoft.com/office/drawing/2014/chartex" xmlns:cx1="http://schemas.microsoft.com/office/drawing/2015/9/8/chartex" xmlns:cx2="http://schemas.microsoft.com/office/drawing/2015/10/21/chartex" xmlns:cx3="http://schemas.microsoft.com/office/drawing/2016/5/9/chartex" xmlns:cx4="http://schemas.microsoft.com/office/drawing/2016/5/10/chartex" xmlns:cx5="http://schemas.microsoft.com/office/drawing/2016/5/11/chartex" xmlns:cx6="http://schemas.microsoft.com/office/drawing/2016/5/12/chartex" xmlns:cx7="http://schemas.microsoft.com/office/drawing/2016/5/13/chartex" xmlns:cx8="http://schemas.microsoft.com/office/drawing/2016/5/14/chartex" xmlns:mc="http://schemas.openxmlformats.org/markup-compatibility/2006" xmlns:aink="http://schemas.microsoft.com/office/drawing/2016/ink" xmlns:am3d="http://schemas.microsoft.com/office/drawing/2017/model3d" xmlns:o="urn:schemas-microsoft-com:office:office" xmlns:oel="http://schemas.microsoft.com/office/2019/extlst" xmlns:r="http://schemas.openxmlformats.org/officeDocument/2006/relationships" xmlns:m="http://schemas.openxmlformats.org/officeDocument/2006/math" xmlns:v="urn:schemas-microsoft-com:vml" xmlns:wp14="http://schemas.microsoft.com/office/word/2010/wordprocessingDrawing" xmlns:wp="http://schemas.openxmlformats.org/drawingml/2006/wordprocessingDrawing" xmlns:w10="urn:schemas-microsoft-com:office:word" xmlns:w="http://schemas.openxmlformats.org/wordprocessingml/2006/main" xmlns:w14="http://schemas.microsoft.com/office/word/2010/wordml" xmlns:w15="http://schemas.microsoft.com/office/word/2012/wordml" xmlns:w16cex="http://schemas.microsoft.com/office/word/2018/wordml/cex" xmlns:w16cid="http://schemas.microsoft.com/office/word/2016/wordml/cid" xmlns:w16="http://schemas.microsoft.com/office/word/2018/wordml" xmlns:w16du="http://schemas.microsoft.com/office/word/2023/wordml/word16du" xmlns:w16sdtdh="http://schemas.microsoft.com/office/word/2020/wordml/sdtdatahash" xmlns:w16sdtfl="http://schemas.microsoft.com/office/word/2024/wordml/sdtformatlock" xmlns:w16se="http://schemas.microsoft.com/office/word/2015/wordml/symex" xmlns:wpg="http://schemas.microsoft.com/office/word/2010/wordprocessingGroup" xmlns:wpi="http://schemas.microsoft.com/office/word/2010/wordprocessingInk" xmlns:wne="http://schemas.microsoft.com/office/word/2006/wordml" xmlns:wps="http://schemas.microsoft.com/office/word/2010/wordprocessingShape" mc:Ignorable="w14 w15 w16se w16cid w16 w16cex w16sdtdh w16sdtfl w16du wp14">
-  <w:p>
-    <w:pPr>
-      <w:pStyle w:val="Footer"/>
-    </w:pPr>
-  </w:p>
-</w:ftr>
-</file>
-
 <file path=word/footnotes.xml><?xml version="1.0" encoding="utf-8"?>
 <w:footnotes xmlns:wpc="http://schemas.microsoft.com/office/word/2010/wordprocessingCanvas" xmlns:cx="http://schemas.microsoft.com/office/drawing/2014/chartex" xmlns:cx1="http://schemas.microsoft.com/office/drawing/2015/9/8/chartex" xmlns:cx2="http://schemas.microsoft.com/office/drawing/2015/10/21/chartex" xmlns:cx3="http://schemas.microsoft.com/office/drawing/2016/5/9/chartex" xmlns:cx4="http://schemas.microsoft.com/office/drawing/2016/5/10/chartex" xmlns:cx5="http://schemas.microsoft.com/office/drawing/2016/5/11/chartex" xmlns:cx6="http://schemas.microsoft.com/office/drawing/2016/5/12/chartex" xmlns:cx7="http://schemas.microsoft.com/office/drawing/2016/5/13/chartex" xmlns:cx8="http://schemas.microsoft.com/office/drawing/2016/5/14/chartex" xmlns:mc="http://schemas.openxmlformats.org/markup-compatibility/2006" xmlns:aink="http://schemas.microsoft.com/office/drawing/2016/ink" xmlns:am3d="http://schemas.microsoft.com/office/drawing/2017/model3d" xmlns:o="urn:schemas-microsoft-com:office:office" xmlns:oel="http://schemas.microsoft.com/office/2019/extlst" xmlns:r="http://schemas.openxmlformats.org/officeDocument/2006/relationships" xmlns:m="http://schemas.openxmlformats.org/officeDocument/2006/math" xmlns:v="urn:schemas-microsoft-com:vml" xmlns:wp14="http://schemas.microsoft.com/office/word/2010/wordprocessingDrawing" xmlns:wp="http://schemas.openxmlformats.org/drawingml/2006/wordprocessingDrawing" xmlns:w10="urn:schemas-microsoft-com:office:word" xmlns:w="http://schemas.openxmlformats.org/wordprocessingml/2006/main" xmlns:w14="http://schemas.microsoft.com/office/word/2010/wordml" xmlns:w15="http://schemas.microsoft.com/office/word/2012/wordml" xmlns:w16cex="http://schemas.microsoft.com/office/word/2018/wordml/cex" xmlns:w16cid="http://schemas.microsoft.com/office/word/2016/wordml/cid" xmlns:w16="http://schemas.microsoft.com/office/word/2018/wordml" xmlns:w16du="http://schemas.microsoft.com/office/word/2023/wordml/word16du" xmlns:w16sdtdh="http://schemas.microsoft.com/office/word/2020/wordml/sdtdatahash" xmlns:w16sdtfl="http://schemas.microsoft.com/office/word/2024/wordml/sdtformatlock" xmlns:w16se="http://schemas.microsoft.com/office/word/2015/wordml/symex" xmlns:wpg="http://schemas.microsoft.com/office/word/2010/wordprocessingGroup" xmlns:wpi="http://schemas.microsoft.com/office/word/2010/wordprocessingInk" xmlns:wne="http://schemas.microsoft.com/office/word/2006/wordml" xmlns:wps="http://schemas.microsoft.com/office/word/2010/wordprocessingShape" mc:Ignorable="w14 w15 w16se w16cid w16 w16cex w16sdtdh w16sdtfl w16du wp14">
   <w:footnote w:type="separator" w:id="-1">
@@ -1925,36 +1274,6 @@
     </w:p>
   </w:footnote>
 </w:footnotes>
-</file>
-
-<file path=word/header1.xml><?xml version="1.0" encoding="utf-8"?>
-<w:hdr xmlns:wpc="http://schemas.microsoft.com/office/word/2010/wordprocessingCanvas" xmlns:cx="http://schemas.microsoft.com/office/drawing/2014/chartex" xmlns:cx1="http://schemas.microsoft.com/office/drawing/2015/9/8/chartex" xmlns:cx2="http://schemas.microsoft.com/office/drawing/2015/10/21/chartex" xmlns:cx3="http://schemas.microsoft.com/office/drawing/2016/5/9/chartex" xmlns:cx4="http://schemas.microsoft.com/office/drawing/2016/5/10/chartex" xmlns:cx5="http://schemas.microsoft.com/office/drawing/2016/5/11/chartex" xmlns:cx6="http://schemas.microsoft.com/office/drawing/2016/5/12/chartex" xmlns:cx7="http://schemas.microsoft.com/office/drawing/2016/5/13/chartex" xmlns:cx8="http://schemas.microsoft.com/office/drawing/2016/5/14/chartex" xmlns:mc="http://schemas.openxmlformats.org/markup-compatibility/2006" xmlns:aink="http://schemas.microsoft.com/office/drawing/2016/ink" xmlns:am3d="http://schemas.microsoft.com/office/drawing/2017/model3d" xmlns:o="urn:schemas-microsoft-com:office:office" xmlns:oel="http://schemas.microsoft.com/office/2019/extlst" xmlns:r="http://schemas.openxmlformats.org/officeDocument/2006/relationships" xmlns:m="http://schemas.openxmlformats.org/officeDocument/2006/math" xmlns:v="urn:schemas-microsoft-com:vml" xmlns:wp14="http://schemas.microsoft.com/office/word/2010/wordprocessingDrawing" xmlns:wp="http://schemas.openxmlformats.org/drawingml/2006/wordprocessingDrawing" xmlns:w10="urn:schemas-microsoft-com:office:word" xmlns:w="http://schemas.openxmlformats.org/wordprocessingml/2006/main" xmlns:w14="http://schemas.microsoft.com/office/word/2010/wordml" xmlns:w15="http://schemas.microsoft.com/office/word/2012/wordml" xmlns:w16cex="http://schemas.microsoft.com/office/word/2018/wordml/cex" xmlns:w16cid="http://schemas.microsoft.com/office/word/2016/wordml/cid" xmlns:w16="http://schemas.microsoft.com/office/word/2018/wordml" xmlns:w16du="http://schemas.microsoft.com/office/word/2023/wordml/word16du" xmlns:w16sdtdh="http://schemas.microsoft.com/office/word/2020/wordml/sdtdatahash" xmlns:w16sdtfl="http://schemas.microsoft.com/office/word/2024/wordml/sdtformatlock" xmlns:w16se="http://schemas.microsoft.com/office/word/2015/wordml/symex" xmlns:wpg="http://schemas.microsoft.com/office/word/2010/wordprocessingGroup" xmlns:wpi="http://schemas.microsoft.com/office/word/2010/wordprocessingInk" xmlns:wne="http://schemas.microsoft.com/office/word/2006/wordml" xmlns:wps="http://schemas.microsoft.com/office/word/2010/wordprocessingShape" mc:Ignorable="w14 w15 w16se w16cid w16 w16cex w16sdtdh w16sdtfl w16du wp14">
-  <w:p>
-    <w:pPr>
-      <w:pStyle w:val="Header"/>
-    </w:pPr>
-  </w:p>
-</w:hdr>
-</file>
-
-<file path=word/header2.xml><?xml version="1.0" encoding="utf-8"?>
-<w:hdr xmlns:wpc="http://schemas.microsoft.com/office/word/2010/wordprocessingCanvas" xmlns:cx="http://schemas.microsoft.com/office/drawing/2014/chartex" xmlns:cx1="http://schemas.microsoft.com/office/drawing/2015/9/8/chartex" xmlns:cx2="http://schemas.microsoft.com/office/drawing/2015/10/21/chartex" xmlns:cx3="http://schemas.microsoft.com/office/drawing/2016/5/9/chartex" xmlns:cx4="http://schemas.microsoft.com/office/drawing/2016/5/10/chartex" xmlns:cx5="http://schemas.microsoft.com/office/drawing/2016/5/11/chartex" xmlns:cx6="http://schemas.microsoft.com/office/drawing/2016/5/12/chartex" xmlns:cx7="http://schemas.microsoft.com/office/drawing/2016/5/13/chartex" xmlns:cx8="http://schemas.microsoft.com/office/drawing/2016/5/14/chartex" xmlns:mc="http://schemas.openxmlformats.org/markup-compatibility/2006" xmlns:aink="http://schemas.microsoft.com/office/drawing/2016/ink" xmlns:am3d="http://schemas.microsoft.com/office/drawing/2017/model3d" xmlns:o="urn:schemas-microsoft-com:office:office" xmlns:oel="http://schemas.microsoft.com/office/2019/extlst" xmlns:r="http://schemas.openxmlformats.org/officeDocument/2006/relationships" xmlns:m="http://schemas.openxmlformats.org/officeDocument/2006/math" xmlns:v="urn:schemas-microsoft-com:vml" xmlns:wp14="http://schemas.microsoft.com/office/word/2010/wordprocessingDrawing" xmlns:wp="http://schemas.openxmlformats.org/drawingml/2006/wordprocessingDrawing" xmlns:w10="urn:schemas-microsoft-com:office:word" xmlns:w="http://schemas.openxmlformats.org/wordprocessingml/2006/main" xmlns:w14="http://schemas.microsoft.com/office/word/2010/wordml" xmlns:w15="http://schemas.microsoft.com/office/word/2012/wordml" xmlns:w16cex="http://schemas.microsoft.com/office/word/2018/wordml/cex" xmlns:w16cid="http://schemas.microsoft.com/office/word/2016/wordml/cid" xmlns:w16="http://schemas.microsoft.com/office/word/2018/wordml" xmlns:w16du="http://schemas.microsoft.com/office/word/2023/wordml/word16du" xmlns:w16sdtdh="http://schemas.microsoft.com/office/word/2020/wordml/sdtdatahash" xmlns:w16sdtfl="http://schemas.microsoft.com/office/word/2024/wordml/sdtformatlock" xmlns:w16se="http://schemas.microsoft.com/office/word/2015/wordml/symex" xmlns:wpg="http://schemas.microsoft.com/office/word/2010/wordprocessingGroup" xmlns:wpi="http://schemas.microsoft.com/office/word/2010/wordprocessingInk" xmlns:wne="http://schemas.microsoft.com/office/word/2006/wordml" xmlns:wps="http://schemas.microsoft.com/office/word/2010/wordprocessingShape" mc:Ignorable="w14 w15 w16se w16cid w16 w16cex w16sdtdh w16sdtfl w16du wp14">
-  <w:p>
-    <w:pPr>
-      <w:pStyle w:val="Header"/>
-    </w:pPr>
-  </w:p>
-</w:hdr>
-</file>
-
-<file path=word/header3.xml><?xml version="1.0" encoding="utf-8"?>
-<w:hdr xmlns:wpc="http://schemas.microsoft.com/office/word/2010/wordprocessingCanvas" xmlns:cx="http://schemas.microsoft.com/office/drawing/2014/chartex" xmlns:cx1="http://schemas.microsoft.com/office/drawing/2015/9/8/chartex" xmlns:cx2="http://schemas.microsoft.com/office/drawing/2015/10/21/chartex" xmlns:cx3="http://schemas.microsoft.com/office/drawing/2016/5/9/chartex" xmlns:cx4="http://schemas.microsoft.com/office/drawing/2016/5/10/chartex" xmlns:cx5="http://schemas.microsoft.com/office/drawing/2016/5/11/chartex" xmlns:cx6="http://schemas.microsoft.com/office/drawing/2016/5/12/chartex" xmlns:cx7="http://schemas.microsoft.com/office/drawing/2016/5/13/chartex" xmlns:cx8="http://schemas.microsoft.com/office/drawing/2016/5/14/chartex" xmlns:mc="http://schemas.openxmlformats.org/markup-compatibility/2006" xmlns:aink="http://schemas.microsoft.com/office/drawing/2016/ink" xmlns:am3d="http://schemas.microsoft.com/office/drawing/2017/model3d" xmlns:o="urn:schemas-microsoft-com:office:office" xmlns:oel="http://schemas.microsoft.com/office/2019/extlst" xmlns:r="http://schemas.openxmlformats.org/officeDocument/2006/relationships" xmlns:m="http://schemas.openxmlformats.org/officeDocument/2006/math" xmlns:v="urn:schemas-microsoft-com:vml" xmlns:wp14="http://schemas.microsoft.com/office/word/2010/wordprocessingDrawing" xmlns:wp="http://schemas.openxmlformats.org/drawingml/2006/wordprocessingDrawing" xmlns:w10="urn:schemas-microsoft-com:office:word" xmlns:w="http://schemas.openxmlformats.org/wordprocessingml/2006/main" xmlns:w14="http://schemas.microsoft.com/office/word/2010/wordml" xmlns:w15="http://schemas.microsoft.com/office/word/2012/wordml" xmlns:w16cex="http://schemas.microsoft.com/office/word/2018/wordml/cex" xmlns:w16cid="http://schemas.microsoft.com/office/word/2016/wordml/cid" xmlns:w16="http://schemas.microsoft.com/office/word/2018/wordml" xmlns:w16du="http://schemas.microsoft.com/office/word/2023/wordml/word16du" xmlns:w16sdtdh="http://schemas.microsoft.com/office/word/2020/wordml/sdtdatahash" xmlns:w16sdtfl="http://schemas.microsoft.com/office/word/2024/wordml/sdtformatlock" xmlns:w16se="http://schemas.microsoft.com/office/word/2015/wordml/symex" xmlns:wpg="http://schemas.microsoft.com/office/word/2010/wordprocessingGroup" xmlns:wpi="http://schemas.microsoft.com/office/word/2010/wordprocessingInk" xmlns:wne="http://schemas.microsoft.com/office/word/2006/wordml" xmlns:wps="http://schemas.microsoft.com/office/word/2010/wordprocessingShape" mc:Ignorable="w14 w15 w16se w16cid w16 w16cex w16sdtdh w16sdtfl w16du wp14">
-  <w:p>
-    <w:pPr>
-      <w:pStyle w:val="Header"/>
-    </w:pPr>
-  </w:p>
-</w:hdr>
 </file>
 
 <file path=word/numbering.xml><?xml version="1.0" encoding="utf-8"?>
@@ -3365,7 +2684,6 @@
     <w:uiPriority w:val="1"/>
     <w:semiHidden/>
     <w:unhideWhenUsed/>
-    <w:rsid w:val="005A668E"/>
   </w:style>
   <w:style w:type="table" w:default="1" w:styleId="TableNormal">
     <w:name w:val="Normal Table"/>
@@ -3387,7 +2705,6 @@
     <w:uiPriority w:val="99"/>
     <w:semiHidden/>
     <w:unhideWhenUsed/>
-    <w:rsid w:val="005A668E"/>
   </w:style>
   <w:style w:type="table" w:styleId="TableGrid">
     <w:name w:val="Table Grid"/>
@@ -30295,35 +29612,6 @@
     </w:docPart>
     <w:docPart>
       <w:docPartPr>
-        <w:name w:val="DC7D7EC5CDCD4D9F9F021461D7D60C04"/>
-        <w:category>
-          <w:name w:val="General"/>
-          <w:gallery w:val="placeholder"/>
-        </w:category>
-        <w:types>
-          <w:type w:val="bbPlcHdr"/>
-        </w:types>
-        <w:behaviors>
-          <w:behavior w:val="content"/>
-        </w:behaviors>
-        <w:guid w:val="{E500EE78-1FB5-4AC6-8C15-25B6CE94E83F}"/>
-      </w:docPartPr>
-      <w:docPartBody>
-        <w:p>
-          <w:pPr>
-            <w:pStyle w:val="DC7D7EC5CDCD4D9F9F021461D7D60C04"/>
-          </w:pPr>
-          <w:r>
-            <w:rPr>
-              <w:rStyle w:val="PlaceholderText"/>
-            </w:rPr>
-            <w:t>Click or tap here to enter text.</w:t>
-          </w:r>
-        </w:p>
-      </w:docPartBody>
-    </w:docPart>
-    <w:docPart>
-      <w:docPartPr>
         <w:name w:val="863FA771F11F410FB8679793CB70445B"/>
         <w:category>
           <w:name w:val="General"/>
@@ -30406,6 +29694,119 @@
         </w:p>
       </w:docPartBody>
     </w:docPart>
+    <w:docPart>
+      <w:docPartPr>
+        <w:name w:val="DefaultPlaceholder_-1854013440"/>
+        <w:category>
+          <w:name w:val="General"/>
+          <w:gallery w:val="placeholder"/>
+        </w:category>
+        <w:types>
+          <w:type w:val="bbPlcHdr"/>
+        </w:types>
+        <w:behaviors>
+          <w:behavior w:val="content"/>
+        </w:behaviors>
+        <w:guid w:val="{625B7E76-EE59-4C46-9103-67CD197A8C79}"/>
+      </w:docPartPr>
+      <w:docPartBody>
+        <w:p>
+          <w:r>
+            <w:rPr>
+              <w:rStyle w:val="PlaceholderText"/>
+            </w:rPr>
+            <w:t>Click or tap here to enter text.</w:t>
+          </w:r>
+        </w:p>
+      </w:docPartBody>
+    </w:docPart>
+    <w:docPart>
+      <w:docPartPr>
+        <w:name w:val="5AE0BCEC77F24A07B6B2EC446629C53D"/>
+        <w:category>
+          <w:name w:val="General"/>
+          <w:gallery w:val="placeholder"/>
+        </w:category>
+        <w:types>
+          <w:type w:val="bbPlcHdr"/>
+        </w:types>
+        <w:behaviors>
+          <w:behavior w:val="content"/>
+        </w:behaviors>
+        <w:guid w:val="{BD72B159-7A06-4DF9-9277-304E161D3C81}"/>
+      </w:docPartPr>
+      <w:docPartBody>
+        <w:p>
+          <w:pPr>
+            <w:pStyle w:val="5AE0BCEC77F24A07B6B2EC446629C53D"/>
+          </w:pPr>
+          <w:r>
+            <w:rPr>
+              <w:rStyle w:val="PlaceholderText"/>
+            </w:rPr>
+            <w:t>Click or tap here to enter text.</w:t>
+          </w:r>
+        </w:p>
+      </w:docPartBody>
+    </w:docPart>
+    <w:docPart>
+      <w:docPartPr>
+        <w:name w:val="434CD4F9659343DB89E169B653FC9A3D"/>
+        <w:category>
+          <w:name w:val="General"/>
+          <w:gallery w:val="placeholder"/>
+        </w:category>
+        <w:types>
+          <w:type w:val="bbPlcHdr"/>
+        </w:types>
+        <w:behaviors>
+          <w:behavior w:val="content"/>
+        </w:behaviors>
+        <w:guid w:val="{4FF20A1E-04ED-4EFC-8C27-C6F040EA1824}"/>
+      </w:docPartPr>
+      <w:docPartBody>
+        <w:p>
+          <w:pPr>
+            <w:pStyle w:val="434CD4F9659343DB89E169B653FC9A3D"/>
+          </w:pPr>
+          <w:r>
+            <w:rPr>
+              <w:rStyle w:val="PlaceholderText"/>
+            </w:rPr>
+            <w:t>Click or tap here to enter text.</w:t>
+          </w:r>
+        </w:p>
+      </w:docPartBody>
+    </w:docPart>
+    <w:docPart>
+      <w:docPartPr>
+        <w:name w:val="C9E76A0E0BBB41EEAED213D6E13055C0"/>
+        <w:category>
+          <w:name w:val="General"/>
+          <w:gallery w:val="placeholder"/>
+        </w:category>
+        <w:types>
+          <w:type w:val="bbPlcHdr"/>
+        </w:types>
+        <w:behaviors>
+          <w:behavior w:val="content"/>
+        </w:behaviors>
+        <w:guid w:val="{87B4D90C-9BE0-4945-9E3B-FD253D5D4933}"/>
+      </w:docPartPr>
+      <w:docPartBody>
+        <w:p>
+          <w:pPr>
+            <w:pStyle w:val="C9E76A0E0BBB41EEAED213D6E13055C0"/>
+          </w:pPr>
+          <w:r>
+            <w:rPr>
+              <w:rStyle w:val="PlaceholderText"/>
+            </w:rPr>
+            <w:t>Click or tap here to enter text.</w:t>
+          </w:r>
+        </w:p>
+      </w:docPartBody>
+    </w:docPart>
   </w:docParts>
 </w:glossaryDocument>
 </file>
@@ -30480,11 +29881,14 @@
   <w:rsids>
     <w:rsidRoot w:val="005A587F"/>
     <w:rsid w:val="000B1282"/>
+    <w:rsid w:val="00282357"/>
     <w:rsid w:val="002A6379"/>
     <w:rsid w:val="00393BF5"/>
     <w:rsid w:val="00406BA6"/>
     <w:rsid w:val="00427635"/>
+    <w:rsid w:val="00433AB2"/>
     <w:rsid w:val="00465A8D"/>
+    <w:rsid w:val="00497649"/>
     <w:rsid w:val="00574A13"/>
     <w:rsid w:val="005A587F"/>
     <w:rsid w:val="00636643"/>
@@ -30494,7 +29898,9 @@
     <w:rsid w:val="008858E8"/>
     <w:rsid w:val="008E7FCD"/>
     <w:rsid w:val="00A73924"/>
+    <w:rsid w:val="00AE356B"/>
     <w:rsid w:val="00B51BD9"/>
+    <w:rsid w:val="00B621CC"/>
     <w:rsid w:val="00B70106"/>
     <w:rsid w:val="00B708D6"/>
     <w:rsid w:val="00B75241"/>
@@ -30502,10 +29908,13 @@
     <w:rsid w:val="00CA3358"/>
     <w:rsid w:val="00D001D3"/>
     <w:rsid w:val="00D52F10"/>
+    <w:rsid w:val="00D65870"/>
     <w:rsid w:val="00D81983"/>
     <w:rsid w:val="00E408CA"/>
     <w:rsid w:val="00E5711F"/>
+    <w:rsid w:val="00EA48E4"/>
     <w:rsid w:val="00ED6A14"/>
+    <w:rsid w:val="00F85D17"/>
   </w:rsids>
   <m:mathPr>
     <m:mathFont m:val="Cambria Math"/>
@@ -30961,9 +30370,10 @@
     <w:basedOn w:val="DefaultParagraphFont"/>
     <w:uiPriority w:val="99"/>
     <w:semiHidden/>
-    <w:rsid w:val="000B1282"/>
+    <w:rsid w:val="00AE356B"/>
     <w:rPr>
       <w:color w:val="666666"/>
+      <w:sz w:val="16"/>
     </w:rPr>
   </w:style>
   <w:style w:type="paragraph" w:customStyle="1" w:styleId="F70940C7BBEE4D109DDFB77DC0D8427F">
@@ -31006,10 +30416,6 @@
     <w:name w:val="8623FF48A86042A588CF5BE42326C3DC"/>
     <w:rsid w:val="000B1282"/>
   </w:style>
-  <w:style w:type="paragraph" w:customStyle="1" w:styleId="DC7D7EC5CDCD4D9F9F021461D7D60C04">
-    <w:name w:val="DC7D7EC5CDCD4D9F9F021461D7D60C04"/>
-    <w:rsid w:val="000B1282"/>
-  </w:style>
   <w:style w:type="paragraph" w:customStyle="1" w:styleId="863FA771F11F410FB8679793CB70445B">
     <w:name w:val="863FA771F11F410FB8679793CB70445B"/>
     <w:rsid w:val="000B1282"/>
@@ -31017,6 +30423,27 @@
   <w:style w:type="paragraph" w:customStyle="1" w:styleId="ACC54DC5CD9B45C795B23CF29E915CE4">
     <w:name w:val="ACC54DC5CD9B45C795B23CF29E915CE4"/>
     <w:rsid w:val="000B1282"/>
+  </w:style>
+  <w:style w:type="paragraph" w:customStyle="1" w:styleId="5AE0BCEC77F24A07B6B2EC446629C53D">
+    <w:name w:val="5AE0BCEC77F24A07B6B2EC446629C53D"/>
+    <w:rsid w:val="00D65870"/>
+    <w:rPr>
+      <w:lang w:val="en-US" w:eastAsia="en-US"/>
+    </w:rPr>
+  </w:style>
+  <w:style w:type="paragraph" w:customStyle="1" w:styleId="434CD4F9659343DB89E169B653FC9A3D">
+    <w:name w:val="434CD4F9659343DB89E169B653FC9A3D"/>
+    <w:rsid w:val="00AE356B"/>
+    <w:rPr>
+      <w:lang w:val="en-US" w:eastAsia="en-US"/>
+    </w:rPr>
+  </w:style>
+  <w:style w:type="paragraph" w:customStyle="1" w:styleId="C9E76A0E0BBB41EEAED213D6E13055C0">
+    <w:name w:val="C9E76A0E0BBB41EEAED213D6E13055C0"/>
+    <w:rsid w:val="00AE356B"/>
+    <w:rPr>
+      <w:lang w:val="en-US" w:eastAsia="en-US"/>
+    </w:rPr>
   </w:style>
 </w:styles>
 </file>
@@ -31257,7 +30684,7 @@
   <wetp:taskpane dockstate="right" visibility="0" width="350" row="2">
     <wetp:webextensionref xmlns:r="http://schemas.openxmlformats.org/officeDocument/2006/relationships" r:id="rId2"/>
   </wetp:taskpane>
-  <wetp:taskpane dockstate="right" visibility="0" width="350" row="2">
+  <wetp:taskpane dockstate="right" visibility="0" width="525" row="4">
     <wetp:webextensionref xmlns:r="http://schemas.openxmlformats.org/officeDocument/2006/relationships" r:id="rId3"/>
   </wetp:taskpane>
 </wetp:taskpanes>
@@ -31301,7 +30728,9 @@
 </we:webextension>
 </file>
 
-<file path=customXml/item1.xml>��< ? x m l   v e r s i o n = " 1 . 0 "   e n c o d i n g = " u t f - 1 6 " ? > < N a v W o r d R e p o r t X m l P a r t   x m l n s = " u r n : m i c r o s o f t - d y n a m i c s - n a v / r e p o r t s / I n v e n t o r y _ C u s t o m e r _ S a l e s / 7 1 3 / " > +<file path=customXml/item1.xml>��< ? x m l   v e r s i o n = " 1 . 0 "   e n c o d i n g = " u t f - 1 6 " ? > + 
+ < N a v W o r d R e p o r t X m l P a r t   x m l n s = " u r n : m i c r o s o f t - d y n a m i c s - n a v / r e p o r t s / I n v e n t o r y _ C u s t o m e r _ S a l e s / 7 1 3 / " >   
      < B C R e p o r t I n f o r m a t i o n >   
@@ -31551,9 +30980,9 @@
  
                  < I n v Q t y _ I t e m L e d g E n t r y > I n v Q t y _ I t e m L e d g E n t r y < / I n v Q t y _ I t e m L e d g E n t r y >   
+                 < P r o f i t P c t _ I t e m L e d g E n t r y > P r o f i t P c t _ I t e m L e d g E n t r y < / P r o f i t P c t _ I t e m L e d g E n t r y > + 
                  < P r o f i t _ I t e m L e d g E n t r y > P r o f i t _ I t e m L e d g E n t r y < / P r o f i t _ I t e m L e d g E n t r y > - 
-                 < P r o f i t P c t _ I t e m L e d g E n t r y > P r o f i t P c t _ I t e m L e d g E n t r y < / P r o f i t P c t _ I t e m L e d g E n t r y >   
                  < S a l e s A m t A c t u a l _ I t e m L e d g E n t r y > S a l e s A m t A c t u a l _ I t e m L e d g E n t r y < / S a l e s A m t A c t u a l _ I t e m L e d g E n t r y >   
@@ -31816,17 +31245,49 @@
  
      < / L a b e l s >   
-     < T o o l t i p s / > +     < T o o l t i p s > + 
+         < T o o l t i p   c o l u m n = " N o _ I t e m "   E l e m e n t I d = " 1 5 4 7 7 6 9 6 5 4 " > + 
+             < T o o l t i p T e x t   l a n g = " e n - U S " > S p e c i f i e s   t h e   n u m b e r   o f   t h e   i t e m . < / T o o l t i p T e x t > + 
+         < / T o o l t i p > + 
+         < T o o l t i p   c o l u m n = " D e s c r i p t i o n _ I t e m "   E l e m e n t I d = " 1 5 2 9 8 3 2 4 7 3 " > + 
+             < T o o l t i p T e x t   l a n g = " e n - U S " > S p e c i f i e s   a   d e s c r i p t i o n   o f   t h e   i t e m . < / T o o l t i p T e x t > + 
+         < / T o o l t i p > + 
+         < T o o l t i p   c o l u m n = " B a s e U n i t o f M e a s u r e _ I t e m "   E l e m e n t I d = " 1 5 8 7 4 1 4 0 5 " > + 
+             < T o o l t i p T e x t   l a n g = " e n - U S " > S p e c i f i e s   t h e   b a s e   u n i t   u s e d   t o   m e a s u r e   t h e   i t e m ,   s u c h   a s   p i e c e ,   b o x ,   o r   p a l l e t .   T h e   b a s e   u n i t   o f   m e a s u r e   a l s o   s e r v e s   a s   t h e   c o n v e r s i o n   b a s i s   f o r   a l t e r n a t e   u n i t s   o f   m e a s u r e . < / T o o l t i p T e x t > + 
+         < / T o o l t i p > + 
+         < T o o l t i p   c o l u m n = " S o u r c e N o _ I t e m L e d g E n t r y "   E l e m e n t I d = " 7 6 5 2 9 7 8 6 7 " > + 
+             < T o o l t i p T e x t   l a n g = " e n - U S " > S p e c i f i e s   t h e   n u m b e r   o f   t h e   s o u r c e   d o c u m e n t   t h a t   t h e   e n t r y   o r i g i n a t e s   f r o m . < / T o o l t i p T e x t > + 
+         < / T o o l t i p > + 
+         < T o o l t i p   c o l u m n = " S u b T o t a l s _ D e s c r i p t i o n "   E l e m e n t I d = " 7 0 6 2 7 4 0 4 9 " > + 
+             < T o o l t i p T e x t   l a n g = " e n - U S " > S p e c i f i e s   a   d e s c r i p t i o n   o f   t h e   i t e m . < / T o o l t i p T e x t > + 
+         < / T o o l t i p > + 
+     < / T o o l t i p s >   
      < R e p o r t H e a d e r   E l e m e n t T y p e = " D a t a I t e m "   E l e m e n t I d = " 1 4 9 2 2 2 5 3 1 6 " >   
-         < C o m p a n y N a m e   E l e m e n t T y p e = " C o l u m n "   E l e m e n t I d = " 1 5 9 5 4 7 7 3 9 5 "   D a t a T y p e = " S t r i n g " > C o m p a n y N a m e < / C o m p a n y N a m e > +         < C o m p a n y N a m e   E l e m e n t T y p e = " C o l u m n "   E l e m e n t I d = " 1 5 9 5 4 7 7 3 9 5 "   D a t a T y p e = " S t r i n g "   O b s o l e t e S t a t e = " P e n d i n g " > C o m p a n y N a m e < / C o m p a n y N a m e >   
          < I t e m F i l t e r   E l e m e n t T y p e = " C o l u m n "   E l e m e n t I d = " 5 9 3 7 9 7 3 7 6 "   D a t a T y p e = " T e x t " > I t e m F i l t e r < / I t e m F i l t e r >   
          < I t e m L e d g E n t r y F i l t e r   E l e m e n t T y p e = " C o l u m n "   E l e m e n t I d = " 2 1 1 1 8 9 1 8 5 4 "   D a t a T y p e = " T e x t " > I t e m L e d g E n t r y F i l t e r < / I t e m L e d g E n t r y F i l t e r >   
-         < P e r i o d T e x t   E l e m e n t T y p e = " C o l u m n "   E l e m e n t I d = " 1 6 2 7 7 5 1 2 5 9 "   D a t a T y p e = " T e x t " > P e r i o d T e x t < / P e r i o d T e x t > +         < P e r i o d T e x t   E l e m e n t T y p e = " C o l u m n "   E l e m e n t I d = " 1 6 2 7 7 5 1 2 5 9 "   D a t a T y p e = " T e x t "   O b s o l e t e S t a t e = " P e n d i n g " > P e r i o d T e x t < / P e r i o d T e x t >   
      < / R e p o r t H e a d e r >   
@@ -31838,7 +31299,7 @@
  
          < N o _ I t e m   E l e m e n t T y p e = " C o l u m n "   E l e m e n t I d = " 1 5 4 7 7 6 9 6 5 4 "   D a t a T y p e = " C o d e " > N o _ I t e m < / N o _ I t e m >   
-         < I t e m _ L e d g e r _ E n t r y   E l e m e n t T y p e = " D a t a I t e m "   E l e m e n t I d = " 1 9 4 1 8 1 0 5 4 5 " > +         < I t e m _ L e d g e r _ E n t r y   E l e m e n t T y p e = " D a t a I t e m "   E l e m e n t I d = " 2 0 1 1 5 8 9 5 6 1 " >   
              < I n t e g e r   E l e m e n t T y p e = " D a t a I t e m "   E l e m e n t I d = " 1 7 3 5 6 9 8 6 1 9 " >   
@@ -31848,9 +31309,9 @@
  
                  < I n v Q t y _ I t e m L e d g E n t r y   E l e m e n t T y p e = " C o l u m n "   E l e m e n t I d = " 1 9 5 2 9 0 2 1 8 0 "   D a t a T y p e = " D e c i m a l " > I n v Q t y _ I t e m L e d g E n t r y < / I n v Q t y _ I t e m L e d g E n t r y >   
+                 < P r o f i t P c t _ I t e m L e d g E n t r y   E l e m e n t T y p e = " C o l u m n "   E l e m e n t I d = " 3 5 6 3 7 5 8 8 0 "   D a t a T y p e = " D e c i m a l " > P r o f i t P c t _ I t e m L e d g E n t r y < / P r o f i t P c t _ I t e m L e d g E n t r y > + 
                  < P r o f i t _ I t e m L e d g E n t r y   E l e m e n t T y p e = " C o l u m n "   E l e m e n t I d = " 1 4 2 9 9 8 7 8 1 5 "   D a t a T y p e = " D e c i m a l " > P r o f i t _ I t e m L e d g E n t r y < / P r o f i t _ I t e m L e d g E n t r y > - 
-                 < P r o f i t P c t _ I t e m L e d g E n t r y   E l e m e n t T y p e = " C o l u m n "   E l e m e n t I d = " 3 5 6 3 7 5 8 8 0 "   D a t a T y p e = " D e c i m a l " > P r o f i t P c t _ I t e m L e d g E n t r y < / P r o f i t P c t _ I t e m L e d g E n t r y >   
                  < S a l e s A m t A c t u a l _ I t e m L e d g E n t r y   E l e m e n t T y p e = " C o l u m n "   E l e m e n t I d = " 1 1 6 4 8 4 3 8 7 9 "   D a t a T y p e = " D e c i m a l " > S a l e s A m t A c t u a l _ I t e m L e d g E n t r y < / S a l e s A m t A c t u a l _ I t e m L e d g E n t r y >   

--- a/src/Layers/W1/BaseApp/Inventory/Reports/InventoryCustomerSalesBody.docx
+++ b/src/Layers/W1/BaseApp/Inventory/Reports/InventoryCustomerSalesBody.docx
@@ -332,7 +332,7 @@
       <w:sdt>
         <w:sdtPr>
           <w:rPr>
-            <w:rFonts w:asciiTheme="majorHAnsi" w:hAnsiTheme="majorHAnsi" w:eastAsiaTheme="majorEastAsia" w:cstheme="majorBidi"/>
+            <w:rFonts w:asciiTheme="majorHAnsi" w:eastAsiaTheme="majorEastAsia" w:hAnsiTheme="majorHAnsi" w:cstheme="majorBidi"/>
             <w14:numSpacing w14:val="tabular"/>
           </w:rPr>
           <w:alias w:val="Repeater: Item"/>
@@ -349,7 +349,7 @@
           <w:sdt>
             <w:sdtPr>
               <w:rPr>
-                <w:rFonts w:asciiTheme="majorHAnsi" w:hAnsiTheme="majorHAnsi" w:eastAsiaTheme="majorEastAsia" w:cstheme="majorBidi"/>
+                <w:rFonts w:asciiTheme="majorHAnsi" w:eastAsiaTheme="majorEastAsia" w:hAnsiTheme="majorHAnsi" w:cstheme="majorBidi"/>
                 <w14:numSpacing w14:val="tabular"/>
               </w:rPr>
               <w:id w:val="1190329811"/>
@@ -364,7 +364,7 @@
                 <w:sdt>
                   <w:sdtPr>
                     <w:rPr>
-                      <w:rFonts w:asciiTheme="majorHAnsi" w:hAnsiTheme="majorHAnsi" w:eastAsiaTheme="majorEastAsia" w:cstheme="majorBidi"/>
+                      <w:rFonts w:asciiTheme="majorHAnsi" w:eastAsiaTheme="majorEastAsia" w:hAnsiTheme="majorHAnsi" w:cstheme="majorBidi"/>
                       <w14:numSpacing w14:val="tabular"/>
                     </w:rPr>
                     <w:alias w:val="No_Item"/>
@@ -815,7 +815,7 @@
                   <w:tcPr>
                     <w:tcW w:w="1890" w:type="dxa"/>
                     <w:tcBorders>
-                      <w:bottom w:val="single" w:color="auto" w:sz="4" w:space="0"/>
+                      <w:bottom w:val="single" w:sz="4" w:space="0" w:color="auto"/>
                     </w:tcBorders>
                   </w:tcPr>
                   <w:p>
@@ -848,7 +848,7 @@
                         <w:tcW w:w="4680" w:type="dxa"/>
                         <w:gridSpan w:val="2"/>
                         <w:tcBorders>
-                          <w:bottom w:val="single" w:color="auto" w:sz="4" w:space="0"/>
+                          <w:bottom w:val="single" w:sz="4" w:space="0" w:color="auto"/>
                         </w:tcBorders>
                       </w:tcPr>
                       <w:p>
@@ -884,7 +884,7 @@
                       <w:tcPr>
                         <w:tcW w:w="1440" w:type="dxa"/>
                         <w:tcBorders>
-                          <w:bottom w:val="single" w:color="auto" w:sz="4" w:space="0"/>
+                          <w:bottom w:val="single" w:sz="4" w:space="0" w:color="auto"/>
                         </w:tcBorders>
                       </w:tcPr>
                       <w:p>
@@ -918,7 +918,7 @@
                       <w:tcPr>
                         <w:tcW w:w="2155" w:type="dxa"/>
                         <w:tcBorders>
-                          <w:bottom w:val="single" w:color="auto" w:sz="4" w:space="0"/>
+                          <w:bottom w:val="single" w:sz="4" w:space="0" w:color="auto"/>
                         </w:tcBorders>
                       </w:tcPr>
                       <w:p>
@@ -952,7 +952,7 @@
                       <w:tcPr>
                         <w:tcW w:w="1985" w:type="dxa"/>
                         <w:tcBorders>
-                          <w:bottom w:val="single" w:color="auto" w:sz="4" w:space="0"/>
+                          <w:bottom w:val="single" w:sz="4" w:space="0" w:color="auto"/>
                         </w:tcBorders>
                       </w:tcPr>
                       <w:p>
@@ -986,7 +986,7 @@
                       <w:tcPr>
                         <w:tcW w:w="1800" w:type="dxa"/>
                         <w:tcBorders>
-                          <w:bottom w:val="single" w:color="auto" w:sz="4" w:space="0"/>
+                          <w:bottom w:val="single" w:sz="4" w:space="0" w:color="auto"/>
                         </w:tcBorders>
                       </w:tcPr>
                       <w:p>
@@ -1007,7 +1007,7 @@
                   <w:tcPr>
                     <w:tcW w:w="1726" w:type="dxa"/>
                     <w:tcBorders>
-                      <w:bottom w:val="single" w:color="auto" w:sz="4" w:space="0"/>
+                      <w:bottom w:val="single" w:sz="4" w:space="0" w:color="auto"/>
                     </w:tcBorders>
                   </w:tcPr>
                   <w:sdt>
@@ -1026,7 +1026,6 @@
                       <w:p>
                         <w:pPr>
                           <w:pStyle w:val="BCLabelNumber"/>
-                          <w:jc w:val="right"/>
                         </w:pPr>
                         <w:proofErr w:type="spellStart"/>
                         <w:r>
@@ -1072,23 +1071,28 @@
           <w:p>
             <w:pPr>
               <w:pStyle w:val="BCLabel"/>
+              <w:rPr>
+                <w:b/>
+                <w:bCs/>
+              </w:rPr>
             </w:pPr>
             <w:sdt>
               <w:sdtPr>
-                <w:alias w:val="Total"/>
-                <w:tag w:val="#BC:InsertDataItem,Labels/Total"/>
-                <w:id w:val="-1231612773"/>
+                <w:alias w:val="TotalLbl"/>
+                <w:tag w:val="#BC:InsertDataItem,Labels/TotalLbl"/>
+                <w:id w:val="-1910067844"/>
                 <w:placeholder>
                   <w:docPart w:val="DefaultPlaceholder_-1854013440"/>
                 </w:placeholder>
-                <w:dataBinding w:prefixMappings="xmlns:ns0='urn:microsoft-dynamics-nav/reports/Inventory_Customer_Sales/713/'" w:xpath="/ns0:NavWordReportXmlPart[1]/ns0:Labels[1]/ns0:Total[1]" w:storeItemID="{9FE80CD2-CE10-4EF4-957E-75892F0387BE}"/>
                 <w15:color w:val="808080"/>
                 <w:text/>
               </w:sdtPr>
               <w:sdtContent>
+                <w:proofErr w:type="spellStart"/>
                 <w:r>
-                  <w:t>Total</w:t>
+                  <w:t>TotalLbl</w:t>
                 </w:r>
+                <w:proofErr w:type="spellEnd"/>
               </w:sdtContent>
             </w:sdt>
           </w:p>
@@ -29907,6 +29911,8 @@
     <w:rsid w:val="00B9616D"/>
     <w:rsid w:val="00CA3358"/>
     <w:rsid w:val="00D001D3"/>
+    <w:rsid w:val="00D13E4A"/>
+    <w:rsid w:val="00D31391"/>
     <w:rsid w:val="00D52F10"/>
     <w:rsid w:val="00D65870"/>
     <w:rsid w:val="00D81983"/>
@@ -30684,7 +30690,7 @@
   <wetp:taskpane dockstate="right" visibility="0" width="350" row="2">
     <wetp:webextensionref xmlns:r="http://schemas.openxmlformats.org/officeDocument/2006/relationships" r:id="rId2"/>
   </wetp:taskpane>
-  <wetp:taskpane dockstate="right" visibility="0" width="525" row="4">
+  <wetp:taskpane dockstate="right" visibility="0" width="350" row="3">
     <wetp:webextensionref xmlns:r="http://schemas.openxmlformats.org/officeDocument/2006/relationships" r:id="rId3"/>
   </wetp:taskpane>
 </wetp:taskpanes>
@@ -30728,9 +30734,316 @@
 </we:webextension>
 </file>
 
-<file path=customXml/item1.xml>��< ? x m l   v e r s i o n = " 1 . 0 "   e n c o d i n g = " u t f - 1 6 " ? > +<file path=customXml/item1.xml>��< ? x m l   v e r s i o n = " 1 . 0 "   e n c o d i n g = " u t f - 1 6 " ? > < N a v W o r d R e p o r t X m l P a r t   x m l n s = " u r n : m i c r o s o f t - d y n a m i c s - b u s i n e s s c e n t r a l / i n t e r n a l / e x t e n d e d / r e p o r t s / I n v e n t o r y _ C u s t o m e r _ S a l e s / 7 1 3 / " >   
- < N a v W o r d R e p o r t X m l P a r t   x m l n s = " u r n : m i c r o s o f t - d y n a m i c s - n a v / r e p o r t s / I n v e n t o r y _ C u s t o m e r _ S a l e s / 7 1 3 / " > +     < B C R e p o r t I n f o r m a t i o n > + 
+         < R e p o r t M e t a d a t a > + 
+             < E x t e n s i o n I d > E x t e n s i o n   I D < / E x t e n s i o n I d > + 
+             < E x t e n s i o n N a m e > E x t e n s i o n   N a m e < / E x t e n s i o n N a m e > + 
+             < E x t e n s i o n P u b l i s h e r > E x t e n s i o n   P u b l i s h e r < / E x t e n s i o n P u b l i s h e r > + 
+             < E x t e n s i o n V e r s i o n > E x t e n s i o n   V e r s i o n < / E x t e n s i o n V e r s i o n > + 
+             < R e p o r t I d > R e p o r t   I D < / R e p o r t I d > + 
+             < R e p o r t N a m e > R e p o r t   N a m e < / R e p o r t N a m e > + 
+             < R e p o r t C a p t i o n > R e p o r t   C a p t i o n < / R e p o r t C a p t i o n > + 
+             < A b o u t T h i s R e p o r t T i t l e > A b o u t   T h i s   R e p o r t   T i t l e < / A b o u t T h i s R e p o r t T i t l e > + 
+             < A b o u t T h i s R e p o r t T e x t > A b o u t   T h i s   R e p o r t   T e x t < / A b o u t T h i s R e p o r t T e x t > + 
+             < R e p o r t H e l p L i n k > R e p o r t   H e l p   L i n k < / R e p o r t H e l p L i n k > + 
+         < / R e p o r t M e t a d a t a > + 
+         < R e p o r t R e q u e s t > + 
+             < T e n a n t E n t r a I d > T e n a n t   E n t r a   I d < / T e n a n t E n t r a I d > + 
+             < E n v i r o n m e n t N a m e > E n v i r o n m e n t   N a m e < / E n v i r o n m e n t N a m e > + 
+             < E n v i r o n m e n t T y p e > E n v i r o n m e n t   T y p e < / E n v i r o n m e n t T y p e > + 
+             < C o m p a n y N a m e > C o m p a n y   N a m e < / C o m p a n y N a m e > + 
+             < C o m p a n y D i s p l a y N a m e > C o m p a n y   D i s p l a y   N a m e < / C o m p a n y D i s p l a y N a m e > + 
+             < C o m p a n y I d > C o m p a n y   I D < / C o m p a n y I d > + 
+             < U s e r N a m e > U s e r   N a m e < / U s e r N a m e > + 
+             < D a t e A n d T i m e > D a t e   a n d   T i m e < / D a t e A n d T i m e > + 
+             < L a n g u a g e > L a n g u a g e < / L a n g u a g e > + 
+             < F o r m a t R e g i o n > F o r m a t   R e g i o n < / F o r m a t R e g i o n > + 
+             < D a t e T i m e V a l u e s > + 
+                 < Y e a r > Y e a r < / Y e a r > + 
+                 < M o n t h N u m b e r > M o n t h   N u m b e r < / M o n t h N u m b e r > + 
+                 < D a y N u m b e r > D a y   N u m b e r < / D a y N u m b e r > + 
+                 < H o u r > H o u r < / H o u r > + 
+                 < M i n u t e > M i n u t e < / M i n u t e > + 
+             < / D a t e T i m e V a l u e s > + 
+         < / R e p o r t R e q u e s t > + 
+         < C o m p a n y M e t a d a t a > + 
+             < C o m p a n y N a m e > C o m p a n y   N a m e < / C o m p a n y N a m e > + 
+             < C o m p a n y D i s p l a y N a m e > C o m p a n y   D i s p l a y   N a m e < / C o m p a n y D i s p l a y N a m e > + 
+             < C o m p a n y A d d r e s s L i n e s > + 
+                 < C o m p a n y A d d r e s s L i n e 1 > C o m p a n y   A d d r e s s   L i n e   1 < / C o m p a n y A d d r e s s L i n e 1 > + 
+                 < C o m p a n y A d d r e s s L i n e 2 > C o m p a n y   A d d r e s s   L i n e   2 < / C o m p a n y A d d r e s s L i n e 2 > + 
+                 < C o m p a n y A d d r e s s L i n e 3 > C o m p a n y   A d d r e s s   L i n e   3 < / C o m p a n y A d d r e s s L i n e 3 > + 
+                 < C o m p a n y A d d r e s s L i n e 4 > C o m p a n y   A d d r e s s   L i n e   4 < / C o m p a n y A d d r e s s L i n e 4 > + 
+                 < C o m p a n y A d d r e s s L i n e 5 > C o m p a n y   A d d r e s s   L i n e   5 < / C o m p a n y A d d r e s s L i n e 5 > + 
+                 < C o m p a n y A d d r e s s L i n e 6 > C o m p a n y   A d d r e s s   L i n e   6 < / C o m p a n y A d d r e s s L i n e 6 > + 
+                 < C o m p a n y A d d r e s s L i n e 7 > C o m p a n y   A d d r e s s   L i n e   7 < / C o m p a n y A d d r e s s L i n e 7 > + 
+                 < C o m p a n y A d d r e s s L i n e 8 > C o m p a n y   A d d r e s s   L i n e   8 < / C o m p a n y A d d r e s s L i n e 8 > + 
+             < / C o m p a n y A d d r e s s L i n e s > + 
+             < C o m p a n y P h o n e > C o m p a n y   P h o n e < / C o m p a n y P h o n e > + 
+             < C o m p a n y P h o n e C a p t i o n > C o m p a n y   P h o n e   C a p t i o n < / C o m p a n y P h o n e C a p t i o n > + 
+             < C o m p a n y F a x N o > C o m p a n y   F a x   N o . < / C o m p a n y F a x N o > + 
+             < C o m p a n y F a x N o C a p t i o n > C o m p a n y   F a x   N o .   C a p t i o n < / C o m p a n y F a x N o C a p t i o n > + 
+             < C o m p a n y E m a i l > C o m p a n y   E m a i l < / C o m p a n y E m a i l > + 
+             < C o m p a n y E m a i l C a p t i o n > C o m p a n y   E m a i l   C a p t i o n < / C o m p a n y E m a i l C a p t i o n > + 
+             < C o m p a n y H o m e P a g e > C o m p a n y   H o m e   P a g e < / C o m p a n y H o m e P a g e > + 
+             < C o m p a n y H o m e P a g e C a p t i o n > C o m p a n y   H o m e   P a g e   C a p t i o n < / C o m p a n y H o m e P a g e C a p t i o n > + 
+             < C o m p a n y L o g o > C o m p a n y   L o g o < / C o m p a n y L o g o > + 
+             < C o m p a n y V A T R e g i s t r a t i o n N o > C o m p a n y   V A T   R e g i s t r a t i o n   N o . < / C o m p a n y V A T R e g i s t r a t i o n N o > + 
+             < C o m p a n y V A T R e g i s t r a t i o n N o C a p t i o n > C o m p a n y   V A T   R e g i s t r a t i o n   N o .   C a p t i o n < / C o m p a n y V A T R e g i s t r a t i o n N o C a p t i o n > + 
+             < C o m p a n y R e g i s t r a t i o n N o > C o m p a n y   R e g i s t r a t i o n   N o . < / C o m p a n y R e g i s t r a t i o n N o > + 
+             < C o m p a n y R e g i s t r a t i o n N o C a p t i o n > C o m p a n y   R e g i s t r a t i o n   N o .   C a p t i o n < / C o m p a n y R e g i s t r a t i o n N o C a p t i o n > + 
+             < C o m p a n y B a n k N a m e > C o m p a n y   B a n k   N a m e < / C o m p a n y B a n k N a m e > + 
+             < C o m p a n y B a n k N a m e C a p t i o n > C o m p a n y   B a n k   N a m e   C a p t i o n < / C o m p a n y B a n k N a m e C a p t i o n > + 
+             < C o m p a n y B a n k A c c o u n t N o > C o m p a n y   B a n k   A c c o u n t   N o . < / C o m p a n y B a n k A c c o u n t N o > + 
+             < C o m p a n y B a n k A c c o u n t N o C a p t i o n > C o m p a n y   B a n k   A c c o u n t   N o .   C a p t i o n < / C o m p a n y B a n k A c c o u n t N o C a p t i o n > + 
+             < C o m p a n y B a n k B r a n c h N o > C o m p a n y   B a n k   B r a n c h   N o . < / C o m p a n y B a n k B r a n c h N o > + 
+             < C o m p a n y B a n k B r a n c h N o C a p t i o n > C o m p a n y   B a n k   B r a n c h   N o .   C a p t i o n < / C o m p a n y B a n k B r a n c h N o C a p t i o n > + 
+             < C o m p a n y I B A N > C o m p a n y   I B A N < / C o m p a n y I B A N > + 
+             < C o m p a n y I B A N C a p t i o n > C o m p a n y   I B A N   C a p t i o n < / C o m p a n y I B A N C a p t i o n > + 
+             < C o m p a n y B a n k S W I F T > C o m p a n y   B a n k   S W I F T < / C o m p a n y B a n k S W I F T > + 
+             < C o m p a n y B a n k S W I F T C a p t i o n > C o m p a n y   B a n k   S W I F T   C a p t i o n < / C o m p a n y B a n k S W I F T C a p t i o n > + 
+             < C o m p a n y G i r o N o > C o m p a n y   G i r o   N o . < / C o m p a n y G i r o N o > + 
+             < C o m p a n y G i r o N o C a p t i o n > C o m p a n y   G i r o   N o .   C a p t i o n < / C o m p a n y G i r o N o C a p t i o n > + 
+         < / C o m p a n y M e t a d a t a > + 
+     < / B C R e p o r t I n f o r m a t i o n > + 
+     < L a b e l s > + 
+         < A b o u t T h e R e p o r t L b l   E l e m e n t T y p e = " P a r a m e t e r "   E l e m e n t I d = " 2 0 0 7 3 2 1 8 4 5 "   D a t a T y p e = " S t r i n g " > A b o u t T h e R e p o r t L b l < / A b o u t T h e R e p o r t L b l > + 
+         < A m o u n t L b l   E l e m e n t T y p e = " P a r a m e t e r "   E l e m e n t I d = " 9 0 1 6 2 1 0 3 7 "   D a t a T y p e = " S t r i n g " > A m o u n t L b l < / A m o u n t L b l > + 
+         < B a s e U n i t o f M e a s u r e _ I t e m C a p t i o n   E l e m e n t T y p e = " P a r a m e t e r "   E l e m e n t I d = " 1 5 8 7 4 1 4 0 5 "   D a t a T y p e = " S t r i n g " > B a s e U n i t o f M e a s u r e _ I t e m C a p t i o n < / B a s e U n i t o f M e a s u r e _ I t e m C a p t i o n > + 
+         < C o m p a n y L b l   E l e m e n t T y p e = " P a r a m e t e r "   E l e m e n t I d = " 7 6 3 5 6 2 8 8 8 "   D a t a T y p e = " S t r i n g " > C o m p a n y L b l < / C o m p a n y L b l > + 
+         < C u s t N a m e L b l   E l e m e n t T y p e = " P a r a m e t e r "   E l e m e n t I d = " 8 5 5 4 8 4 7 0 3 "   D a t a T y p e = " S t r i n g " > C u s t N a m e L b l < / C u s t N a m e L b l > + 
+         < C u s t o m e r N o L b l   E l e m e n t T y p e = " P a r a m e t e r "   E l e m e n t I d = " 7 5 1 2 0 1 9 3 0 "   D a t a T y p e = " S t r i n g " > C u s t o m e r N o L b l < / C u s t o m e r N o L b l > + 
+         < D a t a R e t r i e v e d L b l   E l e m e n t T y p e = " P a r a m e t e r "   E l e m e n t I d = " 1 0 9 1 6 8 3 3 6 5 "   D a t a T y p e = " S t r i n g " > D a t a R e t r i e v e d L b l < / D a t a R e t r i e v e d L b l > + 
+         < D e s c r i p t i o n _ I t e m C a p t i o n   E l e m e n t T y p e = " P a r a m e t e r "   E l e m e n t I d = " 1 5 2 9 8 3 2 4 7 3 "   D a t a T y p e = " S t r i n g " > D e s c r i p t i o n _ I t e m C a p t i o n < / D e s c r i p t i o n _ I t e m C a p t i o n > + 
+         < D i s c o u n t A m t L b l   E l e m e n t T y p e = " P a r a m e t e r "   E l e m e n t I d = " 4 5 5 0 6 0 0 2 "   D a t a T y p e = " S t r i n g " > D i s c o u n t A m t L b l < / D i s c o u n t A m t L b l > + 
+         < D o c u m e n t a t i o n L b l   E l e m e n t T y p e = " P a r a m e t e r "   E l e m e n t I d = " 1 0 5 1 7 2 3 1 7 3 "   D a t a T y p e = " S t r i n g " > D o c u m e n t a t i o n L b l < / D o c u m e n t a t i o n L b l > + 
+         < E n v i r o n m e n t L b l   E l e m e n t T y p e = " P a r a m e t e r "   E l e m e n t I d = " 2 0 1 5 9 0 6 0 7 0 "   D a t a T y p e = " S t r i n g " > E n v i r o n m e n t L b l < / E n v i r o n m e n t L b l > + 
+         < I n v C u s t o m e r S a l e s A n a l y s i s L b l   E l e m e n t T y p e = " P a r a m e t e r "   E l e m e n t I d = " 1 5 6 4 8 2 0 0 5 6 "   D a t a T y p e = " S t r i n g " > I n v C u s t o m e r S a l e s A n a l y s i s L b l < / I n v C u s t o m e r S a l e s A n a l y s i s L b l > + 
+         < I n v C u s t o m e r S a l e s P r i n t L b l   E l e m e n t T y p e = " P a r a m e t e r "   E l e m e n t I d = " 1 7 5 2 4 7 2 8 5 3 "   D a t a T y p e = " S t r i n g " > I n v C u s t o m e r S a l e s P r i n t L b l < / I n v C u s t o m e r S a l e s P r i n t L b l > + 
+         < I n v e n t o r y C u s t o m e r S a l e s L b l   E l e m e n t T y p e = " P a r a m e t e r "   E l e m e n t I d = " 1 5 3 8 4 2 5 4 7 3 "   D a t a T y p e = " S t r i n g " > I n v e n t o r y C u s t o m e r S a l e s L b l < / I n v e n t o r y C u s t o m e r S a l e s L b l > + 
+         < I n v Q t y L b l   E l e m e n t T y p e = " P a r a m e t e r "   E l e m e n t I d = " 1 0 1 7 9 6 3 1 9 0 "   D a t a T y p e = " S t r i n g " > I n v Q t y L b l < / I n v Q t y L b l > + 
+         < N o _ I t e m C a p t i o n   E l e m e n t T y p e = " P a r a m e t e r "   E l e m e n t I d = " 1 5 4 7 7 6 9 6 5 4 "   D a t a T y p e = " S t r i n g " > N o _ I t e m C a p t i o n < / N o _ I t e m C a p t i o n > + 
+         < P e r i o d L b l   E l e m e n t T y p e = " P a r a m e t e r "   E l e m e n t I d = " 1 2 5 2 9 1 7 0 8 6 "   D a t a T y p e = " S t r i n g " > P e r i o d L b l < / P e r i o d L b l > + 
+         < P r o f i t _ I t e m L e d g E n t r y C a p t i o n   E l e m e n t T y p e = " P a r a m e t e r "   E l e m e n t I d = " 1 4 2 9 9 8 7 8 1 5 "   D a t a T y p e = " S t r i n g " > P r o f i t _ I t e m L e d g E n t r y C a p t i o n < / P r o f i t _ I t e m L e d g E n t r y C a p t i o n > + 
+         < P r o f i t L b l   E l e m e n t T y p e = " P a r a m e t e r "   E l e m e n t I d = " 6 1 6 4 1 9 1 1 1 "   D a t a T y p e = " S t r i n g " > P r o f i t L b l < / P r o f i t L b l > + 
+         < P r o f i t P c t L b l   E l e m e n t T y p e = " P a r a m e t e r "   E l e m e n t I d = " 7 2 8 9 6 4 5 5 8 "   D a t a T y p e = " S t r i n g " > P r o f i t P c t L b l < / P r o f i t P c t L b l > + 
+         < R e p o r t N a m e L b l   E l e m e n t T y p e = " P a r a m e t e r "   E l e m e n t I d = " 1 5 2 9 7 0 2 3 5 4 "   D a t a T y p e = " S t r i n g " > R e p o r t N a m e L b l < / R e p o r t N a m e L b l > + 
+         < R u n O n L b l   E l e m e n t T y p e = " P a r a m e t e r "   E l e m e n t I d = " 1 6 8 8 7 9 5 3 1 3 "   D a t a T y p e = " S t r i n g " > R u n O n L b l < / R u n O n L b l > + 
+         < S a l e s A m t A c t u a l _ I t e m L e d g E n t r y C a p t i o n   E l e m e n t T y p e = " P a r a m e t e r "   E l e m e n t I d = " 1 1 6 4 8 4 3 8 7 9 "   D a t a T y p e = " S t r i n g " > S a l e s A m t A c t u a l _ I t e m L e d g E n t r y C a p t i o n < / S a l e s A m t A c t u a l _ I t e m L e d g E n t r y C a p t i o n > + 
+         < S o u r c e N o _ I t e m L e d g E n t r y C a p t i o n   E l e m e n t T y p e = " P a r a m e t e r "   E l e m e n t I d = " 7 6 5 2 9 7 8 6 7 "   D a t a T y p e = " S t r i n g " > S o u r c e N o _ I t e m L e d g E n t r y C a p t i o n < / S o u r c e N o _ I t e m L e d g E n t r y C a p t i o n > + 
+         < T o t a l L b l   E l e m e n t T y p e = " P a r a m e t e r "   E l e m e n t I d = " 2 6 2 6 5 4 8 3 7 "   D a t a T y p e = " S t r i n g " > T o t a l L b l < / T o t a l L b l > + 
+         < U s e r L b l   E l e m e n t T y p e = " P a r a m e t e r "   E l e m e n t I d = " 1 4 8 0 8 1 6 0 6 2 "   D a t a T y p e = " S t r i n g " > U s e r L b l < / U s e r L b l > + 
+     < / L a b e l s > + 
+     < T o o l t i p s > + 
+         < T o o l t i p   c o l u m n = " N o _ I t e m "   E l e m e n t I d = " 1 5 4 7 7 6 9 6 5 4 " > + 
+             < T o o l t i p T e x t   l a n g = " e n - U S " > S p e c i f i e s   t h e   n u m b e r   o f   t h e   i t e m . < / T o o l t i p T e x t > + 
+         < / T o o l t i p > + 
+         < T o o l t i p   c o l u m n = " D e s c r i p t i o n _ I t e m "   E l e m e n t I d = " 1 5 2 9 8 3 2 4 7 3 " > + 
+             < T o o l t i p T e x t   l a n g = " e n - U S " > S p e c i f i e s   a   d e s c r i p t i o n   o f   t h e   i t e m . < / T o o l t i p T e x t > + 
+         < / T o o l t i p > + 
+         < T o o l t i p   c o l u m n = " B a s e U n i t o f M e a s u r e _ I t e m "   E l e m e n t I d = " 1 5 8 7 4 1 4 0 5 " > + 
+             < T o o l t i p T e x t   l a n g = " e n - U S " > S p e c i f i e s   t h e   b a s e   u n i t   u s e d   t o   m e a s u r e   t h e   i t e m ,   s u c h   a s   p i e c e ,   b o x ,   o r   p a l l e t .   T h e   b a s e   u n i t   o f   m e a s u r e   a l s o   s e r v e s   a s   t h e   c o n v e r s i o n   b a s i s   f o r   a l t e r n a t e   u n i t s   o f   m e a s u r e . < / T o o l t i p T e x t > + 
+         < / T o o l t i p > + 
+         < T o o l t i p   c o l u m n = " S o u r c e N o _ I t e m L e d g E n t r y "   E l e m e n t I d = " 7 6 5 2 9 7 8 6 7 " > + 
+             < T o o l t i p T e x t   l a n g = " e n - U S " > S p e c i f i e s   t h e   n u m b e r   o f   t h e   s o u r c e   d o c u m e n t   t h a t   t h e   e n t r y   o r i g i n a t e s   f r o m . < / T o o l t i p T e x t > + 
+         < / T o o l t i p > + 
+         < T o o l t i p   c o l u m n = " S u b T o t a l s _ D e s c r i p t i o n "   E l e m e n t I d = " 7 0 6 2 7 4 0 4 9 " > + 
+             < T o o l t i p T e x t   l a n g = " e n - U S " > S p e c i f i e s   a   d e s c r i p t i o n   o f   t h e   i t e m . < / T o o l t i p T e x t > + 
+         < / T o o l t i p > + 
+     < / T o o l t i p s > + 
+     < R e p o r t H e a d e r   E l e m e n t T y p e = " D a t a I t e m "   E l e m e n t I d = " 1 4 9 2 2 2 5 3 1 6 " > + 
+         < I t e m F i l t e r   E l e m e n t T y p e = " C o l u m n "   E l e m e n t I d = " 5 9 3 7 9 7 3 7 6 "   D a t a T y p e = " T e x t " > I t e m F i l t e r < / I t e m F i l t e r > + 
+         < I t e m L e d g E n t r y F i l t e r   E l e m e n t T y p e = " C o l u m n "   E l e m e n t I d = " 2 1 1 1 8 9 1 8 5 4 "   D a t a T y p e = " T e x t " > I t e m L e d g E n t r y F i l t e r < / I t e m L e d g E n t r y F i l t e r > + 
+         < P e r i o d T e x t   E l e m e n t T y p e = " C o l u m n "   E l e m e n t I d = " 1 6 2 7 7 5 1 2 5 9 "   D a t a T y p e = " T e x t "   O b s o l e t e S t a t e = " P e n d i n g " > P e r i o d T e x t < / P e r i o d T e x t > + 
+     < / R e p o r t H e a d e r > + 
+     < I t e m   E l e m e n t T y p e = " D a t a I t e m "   E l e m e n t I d = " 1 1 2 8 8 3 0 2 4 8 " > + 
+         < B a s e U n i t o f M e a s u r e _ I t e m   E l e m e n t T y p e = " C o l u m n "   E l e m e n t I d = " 1 5 8 7 4 1 4 0 5 "   D a t a T y p e = " C o d e " > B a s e U n i t o f M e a s u r e _ I t e m < / B a s e U n i t o f M e a s u r e _ I t e m > + 
+         < D e s c r i p t i o n _ I t e m   E l e m e n t T y p e = " C o l u m n "   E l e m e n t I d = " 1 5 2 9 8 3 2 4 7 3 "   D a t a T y p e = " T e x t " > D e s c r i p t i o n _ I t e m < / D e s c r i p t i o n _ I t e m > + 
+         < N o _ I t e m   E l e m e n t T y p e = " C o l u m n "   E l e m e n t I d = " 1 5 4 7 7 6 9 6 5 4 "   D a t a T y p e = " C o d e " > N o _ I t e m < / N o _ I t e m > + 
+         < I t e m _ L e d g e r _ E n t r y   E l e m e n t T y p e = " D a t a I t e m "   E l e m e n t I d = " 2 0 1 1 5 8 9 5 6 1 " > + 
+             < I n t e g e r   E l e m e n t T y p e = " D a t a I t e m "   E l e m e n t I d = " 1 7 3 5 6 9 8 6 1 9 " > + 
+                 < C u s t N a m e   E l e m e n t T y p e = " C o l u m n "   E l e m e n t I d = " 9 5 6 5 5 0 1 8 1 "   D a t a T y p e = " T e x t " > C u s t N a m e < / C u s t N a m e > + 
+                 < D i s c o u n t A m o u n t   E l e m e n t T y p e = " C o l u m n "   E l e m e n t I d = " 1 2 7 0 4 5 4 2 6 8 "   D a t a T y p e = " D e c i m a l " > D i s c o u n t A m o u n t < / D i s c o u n t A m o u n t > + 
+                 < I n v Q t y _ I t e m L e d g E n t r y   E l e m e n t T y p e = " C o l u m n "   E l e m e n t I d = " 1 9 5 2 9 0 2 1 8 0 "   D a t a T y p e = " D e c i m a l " > I n v Q t y _ I t e m L e d g E n t r y < / I n v Q t y _ I t e m L e d g E n t r y > + 
+                 < P r o f i t P c t _ I t e m L e d g E n t r y   E l e m e n t T y p e = " C o l u m n "   E l e m e n t I d = " 3 5 6 3 7 5 8 8 0 "   D a t a T y p e = " D e c i m a l " > P r o f i t P c t _ I t e m L e d g E n t r y < / P r o f i t P c t _ I t e m L e d g E n t r y > + 
+                 < P r o f i t _ I t e m L e d g E n t r y   E l e m e n t T y p e = " C o l u m n "   E l e m e n t I d = " 1 4 2 9 9 8 7 8 1 5 "   D a t a T y p e = " D e c i m a l " > P r o f i t _ I t e m L e d g E n t r y < / P r o f i t _ I t e m L e d g E n t r y > + 
+                 < S a l e s A m t A c t u a l _ I t e m L e d g E n t r y   E l e m e n t T y p e = " C o l u m n "   E l e m e n t I d = " 1 1 6 4 8 4 3 8 7 9 "   D a t a T y p e = " D e c i m a l " > S a l e s A m t A c t u a l _ I t e m L e d g E n t r y < / S a l e s A m t A c t u a l _ I t e m L e d g E n t r y > + 
+                 < S o u r c e N o _ I t e m L e d g E n t r y   E l e m e n t T y p e = " C o l u m n "   E l e m e n t I d = " 7 6 5 2 9 7 8 6 7 "   D a t a T y p e = " C o d e " > S o u r c e N o _ I t e m L e d g E n t r y < / S o u r c e N o _ I t e m L e d g E n t r y > + 
+             < / I n t e g e r > + 
+         < / I t e m _ L e d g e r _ E n t r y > + 
+         < S u b T o t a l s   E l e m e n t T y p e = " D a t a I t e m "   E l e m e n t I d = " 3 1 2 0 6 2 4 2 4 " > + 
+             < S u b T o t a l s _ D e s c r i p t i o n   E l e m e n t T y p e = " C o l u m n "   E l e m e n t I d = " 7 0 6 2 7 4 0 4 9 "   D a t a T y p e = " T e x t " > S u b T o t a l s _ D e s c r i p t i o n < / S u b T o t a l s _ D e s c r i p t i o n > + 
+             < S u b T o t a l s _ D i s c o u n t A m o u n t   E l e m e n t T y p e = " C o l u m n "   E l e m e n t I d = " 9 5 9 9 4 9 7 5 4 "   D a t a T y p e = " D e c i m a l " > S u b T o t a l s _ D i s c o u n t A m o u n t < / S u b T o t a l s _ D i s c o u n t A m o u n t > + 
+             < S u b T o t a l s _ I n v Q t y   E l e m e n t T y p e = " C o l u m n "   E l e m e n t I d = " 1 9 5 3 9 7 9 7 1 4 "   D a t a T y p e = " D e c i m a l " > S u b T o t a l s _ I n v Q t y < / S u b T o t a l s _ I n v Q t y > + 
+             < S u b T o t a l s _ P r o f i t   E l e m e n t T y p e = " C o l u m n "   E l e m e n t I d = " 1 6 6 1 9 3 7 2 2 3 "   D a t a T y p e = " D e c i m a l " > S u b T o t a l s _ P r o f i t < / S u b T o t a l s _ P r o f i t > + 
+             < S u b T o t a l s _ P r o f i t P c t   E l e m e n t T y p e = " C o l u m n "   E l e m e n t I d = " 1 4 6 8 4 5 9 8 1 4 "   D a t a T y p e = " D e c i m a l " > S u b T o t a l s _ P r o f i t P c t < / S u b T o t a l s _ P r o f i t P c t > + 
+             < S u b T o t a l s _ S a l e s A m t A c t u a l   E l e m e n t T y p e = " C o l u m n "   E l e m e n t I d = " 1 4 5 4 9 7 6 4 8 9 "   D a t a T y p e = " D e c i m a l " > S u b T o t a l s _ S a l e s A m t A c t u a l < / S u b T o t a l s _ S a l e s A m t A c t u a l > + 
+         < / S u b T o t a l s > + 
+     < / I t e m > + 
+     < T o t a l s   E l e m e n t T y p e = " D a t a I t e m "   E l e m e n t I d = " 1 8 2 3 9 5 0 0 4 4 " > + 
+         < T o t a l s _ D i s c o u n t A m o u n t   E l e m e n t T y p e = " C o l u m n "   E l e m e n t I d = " 1 7 7 4 7 6 0 9 4 2 "   D a t a T y p e = " D e c i m a l " > T o t a l s _ D i s c o u n t A m o u n t < / T o t a l s _ D i s c o u n t A m o u n t > + 
+         < T o t a l s _ P r o f i t   E l e m e n t T y p e = " C o l u m n "   E l e m e n t I d = " 6 4 6 2 9 5 2 1 9 "   D a t a T y p e = " D e c i m a l " > T o t a l s _ P r o f i t < / T o t a l s _ P r o f i t > + 
+         < T o t a l s _ P r o f i t P c t   E l e m e n t T y p e = " C o l u m n "   E l e m e n t I d = " 2 2 3 4 7 8 0 9 8 "   D a t a T y p e = " D e c i m a l " > T o t a l s _ P r o f i t P c t < / T o t a l s _ P r o f i t P c t > + 
+         < T o t a l s _ S a l e s A m t A c t u a l   E l e m e n t T y p e = " C o l u m n "   E l e m e n t I d = " 1 9 0 5 8 4 7 9 3 9 "   D a t a T y p e = " D e c i m a l " > T o t a l s _ S a l e s A m t A c t u a l < / T o t a l s _ S a l e s A m t A c t u a l > + 
+     < / T o t a l s > + 
+ < / N a v W o r d R e p o r t X m l P a r t > 
+</file>
+
+<file path=customXml/item2.xml>��< ? x m l   v e r s i o n = " 1 . 0 "   e n c o d i n g = " u t f - 1 6 " ? > < N a v W o r d R e p o r t X m l P a r t   x m l n s = " u r n : m i c r o s o f t - d y n a m i c s - n a v / r e p o r t s / I n v e n t o r y _ C u s t o m e r _ S a l e s / 7 1 3 / " >   
      < B C R e p o r t I n f o r m a t i o n >   
@@ -30880,8 +31193,6 @@
  
          < A b o u t T h e R e p o r t L b l > A b o u t T h e R e p o r t L b l < / A b o u t T h e R e p o r t L b l >   
-         < A m o u n t > A m o u n t < / A m o u n t > - 
          < A m o u n t L b l > A m o u n t L b l < / A m o u n t L b l >   
          < B a s e U n i t o f M e a s u r e _ I t e m C a p t i o n > B a s e U n i t o f M e a s u r e _ I t e m C a p t i o n < / B a s e U n i t o f M e a s u r e _ I t e m C a p t i o n > @@ -30890,15 +31201,11 @@
  
          < C u s t N a m e L b l > C u s t N a m e L b l < / C u s t N a m e L b l >   
-         < C u s t o m e r N o > C u s t o m e r N o < / C u s t o m e r N o > - 
          < C u s t o m e r N o L b l > C u s t o m e r N o L b l < / C u s t o m e r N o L b l >   
          < D a t a R e t r i e v e d L b l > D a t a R e t r i e v e d L b l < / D a t a R e t r i e v e d L b l >   
          < D e s c r i p t i o n _ I t e m C a p t i o n > D e s c r i p t i o n _ I t e m C a p t i o n < / D e s c r i p t i o n _ I t e m C a p t i o n > - 
-         < D i s c o u n t A m t > D i s c o u n t A m t < / D i s c o u n t A m t >   
          < D i s c o u n t A m t L b l > D i s c o u n t A m t L b l < / D i s c o u n t A m t L b l >   
@@ -30912,31 +31219,19 @@
  
          < I n v e n t o r y C u s t o m e r S a l e s L b l > I n v e n t o r y C u s t o m e r S a l e s L b l < / I n v e n t o r y C u s t o m e r S a l e s L b l >   
-         < I n v o i c e d Q t y > I n v o i c e d Q t y < / I n v o i c e d Q t y > - 
          < I n v Q t y L b l > I n v Q t y L b l < / I n v Q t y L b l > - 
-         < N a m e > N a m e < / N a m e >   
          < N o _ I t e m C a p t i o n > N o _ I t e m C a p t i o n < / N o _ I t e m C a p t i o n >   
-         < P a g e > P a g e < / P a g e > - 
          < P e r i o d L b l > P e r i o d L b l < / P e r i o d L b l > - 
-         < P r o f i t > P r o f i t < / P r o f i t >   
          < P r o f i t _ I t e m L e d g E n t r y C a p t i o n > P r o f i t _ I t e m L e d g E n t r y C a p t i o n < / P r o f i t _ I t e m L e d g E n t r y C a p t i o n >   
          < P r o f i t L b l > P r o f i t L b l < / P r o f i t L b l >   
-         < P r o f i t P c t > P r o f i t P c t < / P r o f i t P c t > - 
          < P r o f i t P c t L b l > P r o f i t P c t L b l < / P r o f i t P c t L b l >   
          < R e p o r t N a m e L b l > R e p o r t N a m e L b l < / R e p o r t N a m e L b l > - 
-         < R e p o r t T i t l e > R e p o r t T i t l e < / R e p o r t T i t l e >   
          < R u n O n L b l > R u n O n L b l < / R u n O n L b l >   
@@ -30944,15 +31239,13 @@
  
          < S o u r c e N o _ I t e m L e d g E n t r y C a p t i o n > S o u r c e N o _ I t e m L e d g E n t r y C a p t i o n < / S o u r c e N o _ I t e m L e d g E n t r y C a p t i o n >   
-         < T o t a l > T o t a l < / T o t a l > +         < T o t a l L b l > T o t a l L b l < / T o t a l L b l >   
          < U s e r L b l > U s e r L b l < / U s e r L b l >   
      < / L a b e l s >   
      < R e p o r t H e a d e r > - 
-         < C o m p a n y N a m e > C o m p a n y N a m e < / C o m p a n y N a m e >   
          < I t e m F i l t e r > I t e m F i l t e r < / I t e m F i l t e r >   
@@ -31025,347 +31318,18 @@
  < / N a v W o r d R e p o r t X m l P a r t > 
 </file>
 
-<file path=customXml/item2.xml>��< ? x m l   v e r s i o n = " 1 . 0 "   e n c o d i n g = " u t f - 1 6 " ? > < N a v W o r d R e p o r t X m l P a r t   x m l n s = " u r n : m i c r o s o f t - d y n a m i c s - b u s i n e s s c e n t r a l / i n t e r n a l / e x t e n d e d / r e p o r t s / I n v e n t o r y _ C u s t o m e r _ S a l e s / 7 1 3 / " > - 
-     < B C R e p o r t I n f o r m a t i o n > - 
-         < R e p o r t M e t a d a t a > - 
-             < E x t e n s i o n I d > E x t e n s i o n   I D < / E x t e n s i o n I d > - 
-             < E x t e n s i o n N a m e > E x t e n s i o n   N a m e < / E x t e n s i o n N a m e > - 
-             < E x t e n s i o n P u b l i s h e r > E x t e n s i o n   P u b l i s h e r < / E x t e n s i o n P u b l i s h e r > - 
-             < E x t e n s i o n V e r s i o n > E x t e n s i o n   V e r s i o n < / E x t e n s i o n V e r s i o n > - 
-             < R e p o r t I d > R e p o r t   I D < / R e p o r t I d > - 
-             < R e p o r t N a m e > R e p o r t   N a m e < / R e p o r t N a m e > - 
-             < R e p o r t C a p t i o n > R e p o r t   C a p t i o n < / R e p o r t C a p t i o n > - 
-             < A b o u t T h i s R e p o r t T i t l e > A b o u t   T h i s   R e p o r t   T i t l e < / A b o u t T h i s R e p o r t T i t l e > - 
-             < A b o u t T h i s R e p o r t T e x t > A b o u t   T h i s   R e p o r t   T e x t < / A b o u t T h i s R e p o r t T e x t > - 
-             < R e p o r t H e l p L i n k > R e p o r t   H e l p   L i n k < / R e p o r t H e l p L i n k > - 
-         < / R e p o r t M e t a d a t a > - 
-         < R e p o r t R e q u e s t > - 
-             < T e n a n t E n t r a I d > T e n a n t   E n t r a   I d < / T e n a n t E n t r a I d > - 
-             < E n v i r o n m e n t N a m e > E n v i r o n m e n t   N a m e < / E n v i r o n m e n t N a m e > - 
-             < E n v i r o n m e n t T y p e > E n v i r o n m e n t   T y p e < / E n v i r o n m e n t T y p e > - 
-             < C o m p a n y N a m e > C o m p a n y   N a m e < / C o m p a n y N a m e > - 
-             < C o m p a n y D i s p l a y N a m e > C o m p a n y   D i s p l a y   N a m e < / C o m p a n y D i s p l a y N a m e > - 
-             < C o m p a n y I d > C o m p a n y   I D < / C o m p a n y I d > - 
-             < U s e r N a m e > U s e r   N a m e < / U s e r N a m e > - 
-             < D a t e A n d T i m e > D a t e   a n d   T i m e < / D a t e A n d T i m e > - 
-             < L a n g u a g e > L a n g u a g e < / L a n g u a g e > - 
-             < F o r m a t R e g i o n > F o r m a t   R e g i o n < / F o r m a t R e g i o n > - 
-             < D a t e T i m e V a l u e s > - 
-                 < Y e a r > Y e a r < / Y e a r > - 
-                 < M o n t h N u m b e r > M o n t h   N u m b e r < / M o n t h N u m b e r > - 
-                 < D a y N u m b e r > D a y   N u m b e r < / D a y N u m b e r > - 
-                 < H o u r > H o u r < / H o u r > - 
-                 < M i n u t e > M i n u t e < / M i n u t e > - 
-             < / D a t e T i m e V a l u e s > - 
-         < / R e p o r t R e q u e s t > - 
-         < C o m p a n y M e t a d a t a > - 
-             < C o m p a n y N a m e > C o m p a n y   N a m e < / C o m p a n y N a m e > - 
-             < C o m p a n y D i s p l a y N a m e > C o m p a n y   D i s p l a y   N a m e < / C o m p a n y D i s p l a y N a m e > - 
-             < C o m p a n y A d d r e s s L i n e s > - 
-                 < C o m p a n y A d d r e s s L i n e 1 > C o m p a n y   A d d r e s s   L i n e   1 < / C o m p a n y A d d r e s s L i n e 1 > - 
-                 < C o m p a n y A d d r e s s L i n e 2 > C o m p a n y   A d d r e s s   L i n e   2 < / C o m p a n y A d d r e s s L i n e 2 > - 
-                 < C o m p a n y A d d r e s s L i n e 3 > C o m p a n y   A d d r e s s   L i n e   3 < / C o m p a n y A d d r e s s L i n e 3 > - 
-                 < C o m p a n y A d d r e s s L i n e 4 > C o m p a n y   A d d r e s s   L i n e   4 < / C o m p a n y A d d r e s s L i n e 4 > - 
-                 < C o m p a n y A d d r e s s L i n e 5 > C o m p a n y   A d d r e s s   L i n e   5 < / C o m p a n y A d d r e s s L i n e 5 > - 
-                 < C o m p a n y A d d r e s s L i n e 6 > C o m p a n y   A d d r e s s   L i n e   6 < / C o m p a n y A d d r e s s L i n e 6 > - 
-                 < C o m p a n y A d d r e s s L i n e 7 > C o m p a n y   A d d r e s s   L i n e   7 < / C o m p a n y A d d r e s s L i n e 7 > - 
-                 < C o m p a n y A d d r e s s L i n e 8 > C o m p a n y   A d d r e s s   L i n e   8 < / C o m p a n y A d d r e s s L i n e 8 > - 
-             < / C o m p a n y A d d r e s s L i n e s > - 
-             < C o m p a n y P h o n e > C o m p a n y   P h o n e < / C o m p a n y P h o n e > - 
-             < C o m p a n y P h o n e C a p t i o n > C o m p a n y   P h o n e   C a p t i o n < / C o m p a n y P h o n e C a p t i o n > - 
-             < C o m p a n y F a x N o > C o m p a n y   F a x   N o . < / C o m p a n y F a x N o > - 
-             < C o m p a n y F a x N o C a p t i o n > C o m p a n y   F a x   N o .   C a p t i o n < / C o m p a n y F a x N o C a p t i o n > - 
-             < C o m p a n y E m a i l > C o m p a n y   E m a i l < / C o m p a n y E m a i l > - 
-             < C o m p a n y E m a i l C a p t i o n > C o m p a n y   E m a i l   C a p t i o n < / C o m p a n y E m a i l C a p t i o n > - 
-             < C o m p a n y H o m e P a g e > C o m p a n y   H o m e   P a g e < / C o m p a n y H o m e P a g e > - 
-             < C o m p a n y H o m e P a g e C a p t i o n > C o m p a n y   H o m e   P a g e   C a p t i o n < / C o m p a n y H o m e P a g e C a p t i o n > - 
-             < C o m p a n y L o g o > C o m p a n y   L o g o < / C o m p a n y L o g o > - 
-             < C o m p a n y V A T R e g i s t r a t i o n N o > C o m p a n y   V A T   R e g i s t r a t i o n   N o . < / C o m p a n y V A T R e g i s t r a t i o n N o > - 
-             < C o m p a n y V A T R e g i s t r a t i o n N o C a p t i o n > C o m p a n y   V A T   R e g i s t r a t i o n   N o .   C a p t i o n < / C o m p a n y V A T R e g i s t r a t i o n N o C a p t i o n > - 
-             < C o m p a n y R e g i s t r a t i o n N o > C o m p a n y   R e g i s t r a t i o n   N o . < / C o m p a n y R e g i s t r a t i o n N o > - 
-             < C o m p a n y R e g i s t r a t i o n N o C a p t i o n > C o m p a n y   R e g i s t r a t i o n   N o .   C a p t i o n < / C o m p a n y R e g i s t r a t i o n N o C a p t i o n > - 
-             < C o m p a n y B a n k N a m e > C o m p a n y   B a n k   N a m e < / C o m p a n y B a n k N a m e > - 
-             < C o m p a n y B a n k N a m e C a p t i o n > C o m p a n y   B a n k   N a m e   C a p t i o n < / C o m p a n y B a n k N a m e C a p t i o n > - 
-             < C o m p a n y B a n k A c c o u n t N o > C o m p a n y   B a n k   A c c o u n t   N o . < / C o m p a n y B a n k A c c o u n t N o > - 
-             < C o m p a n y B a n k A c c o u n t N o C a p t i o n > C o m p a n y   B a n k   A c c o u n t   N o .   C a p t i o n < / C o m p a n y B a n k A c c o u n t N o C a p t i o n > - 
-             < C o m p a n y B a n k B r a n c h N o > C o m p a n y   B a n k   B r a n c h   N o . < / C o m p a n y B a n k B r a n c h N o > - 
-             < C o m p a n y B a n k B r a n c h N o C a p t i o n > C o m p a n y   B a n k   B r a n c h   N o .   C a p t i o n < / C o m p a n y B a n k B r a n c h N o C a p t i o n > - 
-             < C o m p a n y I B A N > C o m p a n y   I B A N < / C o m p a n y I B A N > - 
-             < C o m p a n y I B A N C a p t i o n > C o m p a n y   I B A N   C a p t i o n < / C o m p a n y I B A N C a p t i o n > - 
-             < C o m p a n y B a n k S W I F T > C o m p a n y   B a n k   S W I F T < / C o m p a n y B a n k S W I F T > - 
-             < C o m p a n y B a n k S W I F T C a p t i o n > C o m p a n y   B a n k   S W I F T   C a p t i o n < / C o m p a n y B a n k S W I F T C a p t i o n > - 
-             < C o m p a n y G i r o N o > C o m p a n y   G i r o   N o . < / C o m p a n y G i r o N o > - 
-             < C o m p a n y G i r o N o C a p t i o n > C o m p a n y   G i r o   N o .   C a p t i o n < / C o m p a n y G i r o N o C a p t i o n > - 
-         < / C o m p a n y M e t a d a t a > - 
-     < / B C R e p o r t I n f o r m a t i o n > - 
-     < L a b e l s > - 
-         < A b o u t T h e R e p o r t L b l   E l e m e n t T y p e = " P a r a m e t e r "   E l e m e n t I d = " 2 0 0 7 3 2 1 8 4 5 "   D a t a T y p e = " S t r i n g " > A b o u t T h e R e p o r t L b l < / A b o u t T h e R e p o r t L b l > - 
-         < A m o u n t   E l e m e n t T y p e = " P a r a m e t e r "   E l e m e n t I d = " 1 5 1 1 0 9 1 2 7 1 "   D a t a T y p e = " S t r i n g " > A m o u n t < / A m o u n t > - 
-         < A m o u n t L b l   E l e m e n t T y p e = " P a r a m e t e r "   E l e m e n t I d = " 9 0 1 6 2 1 0 3 7 "   D a t a T y p e = " S t r i n g " > A m o u n t L b l < / A m o u n t L b l > - 
-         < B a s e U n i t o f M e a s u r e _ I t e m C a p t i o n   E l e m e n t T y p e = " P a r a m e t e r "   E l e m e n t I d = " 1 5 8 7 4 1 4 0 5 "   D a t a T y p e = " S t r i n g " > B a s e U n i t o f M e a s u r e _ I t e m C a p t i o n < / B a s e U n i t o f M e a s u r e _ I t e m C a p t i o n > - 
-         < C o m p a n y L b l   E l e m e n t T y p e = " P a r a m e t e r "   E l e m e n t I d = " 7 6 3 5 6 2 8 8 8 "   D a t a T y p e = " S t r i n g " > C o m p a n y L b l < / C o m p a n y L b l > - 
-         < C u s t N a m e L b l   E l e m e n t T y p e = " P a r a m e t e r "   E l e m e n t I d = " 8 5 5 4 8 4 7 0 3 "   D a t a T y p e = " S t r i n g " > C u s t N a m e L b l < / C u s t N a m e L b l > - 
-         < C u s t o m e r N o   E l e m e n t T y p e = " P a r a m e t e r "   E l e m e n t I d = " 1 5 4 2 0 5 1 5 6 0 "   D a t a T y p e = " S t r i n g " > C u s t o m e r N o < / C u s t o m e r N o > - 
-         < C u s t o m e r N o L b l   E l e m e n t T y p e = " P a r a m e t e r "   E l e m e n t I d = " 7 5 1 2 0 1 9 3 0 "   D a t a T y p e = " S t r i n g " > C u s t o m e r N o L b l < / C u s t o m e r N o L b l > - 
-         < D a t a R e t r i e v e d L b l   E l e m e n t T y p e = " P a r a m e t e r "   E l e m e n t I d = " 1 0 9 1 6 8 3 3 6 5 "   D a t a T y p e = " S t r i n g " > D a t a R e t r i e v e d L b l < / D a t a R e t r i e v e d L b l > - 
-         < D e s c r i p t i o n _ I t e m C a p t i o n   E l e m e n t T y p e = " P a r a m e t e r "   E l e m e n t I d = " 1 5 2 9 8 3 2 4 7 3 "   D a t a T y p e = " S t r i n g " > D e s c r i p t i o n _ I t e m C a p t i o n < / D e s c r i p t i o n _ I t e m C a p t i o n > - 
-         < D i s c o u n t A m t   E l e m e n t T y p e = " P a r a m e t e r "   E l e m e n t I d = " 1 9 7 9 7 7 4 3 8 4 "   D a t a T y p e = " S t r i n g " > D i s c o u n t A m t < / D i s c o u n t A m t > - 
-         < D i s c o u n t A m t L b l   E l e m e n t T y p e = " P a r a m e t e r "   E l e m e n t I d = " 4 5 5 0 6 0 0 2 "   D a t a T y p e = " S t r i n g " > D i s c o u n t A m t L b l < / D i s c o u n t A m t L b l > - 
-         < D o c u m e n t a t i o n L b l   E l e m e n t T y p e = " P a r a m e t e r "   E l e m e n t I d = " 1 0 5 1 7 2 3 1 7 3 "   D a t a T y p e = " S t r i n g " > D o c u m e n t a t i o n L b l < / D o c u m e n t a t i o n L b l > - 
-         < E n v i r o n m e n t L b l   E l e m e n t T y p e = " P a r a m e t e r "   E l e m e n t I d = " 2 0 1 5 9 0 6 0 7 0 "   D a t a T y p e = " S t r i n g " > E n v i r o n m e n t L b l < / E n v i r o n m e n t L b l > - 
-         < I n v C u s t o m e r S a l e s A n a l y s i s L b l   E l e m e n t T y p e = " P a r a m e t e r "   E l e m e n t I d = " 1 5 6 4 8 2 0 0 5 6 "   D a t a T y p e = " S t r i n g " > I n v C u s t o m e r S a l e s A n a l y s i s L b l < / I n v C u s t o m e r S a l e s A n a l y s i s L b l > - 
-         < I n v C u s t o m e r S a l e s P r i n t L b l   E l e m e n t T y p e = " P a r a m e t e r "   E l e m e n t I d = " 1 7 5 2 4 7 2 8 5 3 "   D a t a T y p e = " S t r i n g " > I n v C u s t o m e r S a l e s P r i n t L b l < / I n v C u s t o m e r S a l e s P r i n t L b l > - 
-         < I n v e n t o r y C u s t o m e r S a l e s L b l   E l e m e n t T y p e = " P a r a m e t e r "   E l e m e n t I d = " 1 5 3 8 4 2 5 4 7 3 "   D a t a T y p e = " S t r i n g " > I n v e n t o r y C u s t o m e r S a l e s L b l < / I n v e n t o r y C u s t o m e r S a l e s L b l > - 
-         < I n v o i c e d Q t y   E l e m e n t T y p e = " P a r a m e t e r "   E l e m e n t I d = " 1 9 1 9 1 7 8 6 1 2 "   D a t a T y p e = " S t r i n g " > I n v o i c e d Q t y < / I n v o i c e d Q t y > - 
-         < I n v Q t y L b l   E l e m e n t T y p e = " P a r a m e t e r "   E l e m e n t I d = " 1 0 1 7 9 6 3 1 9 0 "   D a t a T y p e = " S t r i n g " > I n v Q t y L b l < / I n v Q t y L b l > - 
-         < N a m e   E l e m e n t T y p e = " P a r a m e t e r "   E l e m e n t I d = " 8 1 4 0 6 8 7 0 6 "   D a t a T y p e = " S t r i n g " > N a m e < / N a m e > - 
-         < N o _ I t e m C a p t i o n   E l e m e n t T y p e = " P a r a m e t e r "   E l e m e n t I d = " 1 5 4 7 7 6 9 6 5 4 "   D a t a T y p e = " S t r i n g " > N o _ I t e m C a p t i o n < / N o _ I t e m C a p t i o n > - 
-         < P a g e   E l e m e n t T y p e = " P a r a m e t e r "   E l e m e n t I d = " 1 7 0 8 5 7 3 7 5 4 "   D a t a T y p e = " S t r i n g " > P a g e < / P a g e > - 
-         < P e r i o d L b l   E l e m e n t T y p e = " P a r a m e t e r "   E l e m e n t I d = " 1 2 5 2 9 1 7 0 8 6 "   D a t a T y p e = " S t r i n g " > P e r i o d L b l < / P e r i o d L b l > - 
-         < P r o f i t   E l e m e n t T y p e = " P a r a m e t e r "   E l e m e n t I d = " 1 3 5 1 8 3 1 1 4 9 "   D a t a T y p e = " S t r i n g " > P r o f i t < / P r o f i t > - 
-         < P r o f i t _ I t e m L e d g E n t r y C a p t i o n   E l e m e n t T y p e = " P a r a m e t e r "   E l e m e n t I d = " 1 4 2 9 9 8 7 8 1 5 "   D a t a T y p e = " S t r i n g " > P r o f i t _ I t e m L e d g E n t r y C a p t i o n < / P r o f i t _ I t e m L e d g E n t r y C a p t i o n > - 
-         < P r o f i t L b l   E l e m e n t T y p e = " P a r a m e t e r "   E l e m e n t I d = " 6 1 6 4 1 9 1 1 1 "   D a t a T y p e = " S t r i n g " > P r o f i t L b l < / P r o f i t L b l > - 
-         < P r o f i t P c t   E l e m e n t T y p e = " P a r a m e t e r "   E l e m e n t I d = " 2 6 0 9 8 9 4 2 8 "   D a t a T y p e = " S t r i n g " > P r o f i t P c t < / P r o f i t P c t > - 
-         < P r o f i t P c t L b l   E l e m e n t T y p e = " P a r a m e t e r "   E l e m e n t I d = " 7 2 8 9 6 4 5 5 8 "   D a t a T y p e = " S t r i n g " > P r o f i t P c t L b l < / P r o f i t P c t L b l > - 
-         < R e p o r t N a m e L b l   E l e m e n t T y p e = " P a r a m e t e r "   E l e m e n t I d = " 1 5 2 9 7 0 2 3 5 4 "   D a t a T y p e = " S t r i n g " > R e p o r t N a m e L b l < / R e p o r t N a m e L b l > - 
-         < R e p o r t T i t l e   E l e m e n t T y p e = " P a r a m e t e r "   E l e m e n t I d = " 1 4 7 9 0 2 5 3 9 "   D a t a T y p e = " S t r i n g " > R e p o r t T i t l e < / R e p o r t T i t l e > - 
-         < R u n O n L b l   E l e m e n t T y p e = " P a r a m e t e r "   E l e m e n t I d = " 1 6 8 8 7 9 5 3 1 3 "   D a t a T y p e = " S t r i n g " > R u n O n L b l < / R u n O n L b l > - 
-         < S a l e s A m t A c t u a l _ I t e m L e d g E n t r y C a p t i o n   E l e m e n t T y p e = " P a r a m e t e r "   E l e m e n t I d = " 1 1 6 4 8 4 3 8 7 9 "   D a t a T y p e = " S t r i n g " > S a l e s A m t A c t u a l _ I t e m L e d g E n t r y C a p t i o n < / S a l e s A m t A c t u a l _ I t e m L e d g E n t r y C a p t i o n > - 
-         < S o u r c e N o _ I t e m L e d g E n t r y C a p t i o n   E l e m e n t T y p e = " P a r a m e t e r "   E l e m e n t I d = " 7 6 5 2 9 7 8 6 7 "   D a t a T y p e = " S t r i n g " > S o u r c e N o _ I t e m L e d g E n t r y C a p t i o n < / S o u r c e N o _ I t e m L e d g E n t r y C a p t i o n > - 
-         < T o t a l   E l e m e n t T y p e = " P a r a m e t e r "   E l e m e n t I d = " 1 9 0 2 0 5 6 9 4 5 "   D a t a T y p e = " S t r i n g " > T o t a l < / T o t a l > - 
-         < U s e r L b l   E l e m e n t T y p e = " P a r a m e t e r "   E l e m e n t I d = " 1 4 8 0 8 1 6 0 6 2 "   D a t a T y p e = " S t r i n g " > U s e r L b l < / U s e r L b l > - 
-     < / L a b e l s > - 
-     < T o o l t i p s > - 
-         < T o o l t i p   c o l u m n = " N o _ I t e m "   E l e m e n t I d = " 1 5 4 7 7 6 9 6 5 4 " > - 
-             < T o o l t i p T e x t   l a n g = " e n - U S " > S p e c i f i e s   t h e   n u m b e r   o f   t h e   i t e m . < / T o o l t i p T e x t > - 
-         < / T o o l t i p > - 
-         < T o o l t i p   c o l u m n = " D e s c r i p t i o n _ I t e m "   E l e m e n t I d = " 1 5 2 9 8 3 2 4 7 3 " > - 
-             < T o o l t i p T e x t   l a n g = " e n - U S " > S p e c i f i e s   a   d e s c r i p t i o n   o f   t h e   i t e m . < / T o o l t i p T e x t > - 
-         < / T o o l t i p > - 
-         < T o o l t i p   c o l u m n = " B a s e U n i t o f M e a s u r e _ I t e m "   E l e m e n t I d = " 1 5 8 7 4 1 4 0 5 " > - 
-             < T o o l t i p T e x t   l a n g = " e n - U S " > S p e c i f i e s   t h e   b a s e   u n i t   u s e d   t o   m e a s u r e   t h e   i t e m ,   s u c h   a s   p i e c e ,   b o x ,   o r   p a l l e t .   T h e   b a s e   u n i t   o f   m e a s u r e   a l s o   s e r v e s   a s   t h e   c o n v e r s i o n   b a s i s   f o r   a l t e r n a t e   u n i t s   o f   m e a s u r e . < / T o o l t i p T e x t > - 
-         < / T o o l t i p > - 
-         < T o o l t i p   c o l u m n = " S o u r c e N o _ I t e m L e d g E n t r y "   E l e m e n t I d = " 7 6 5 2 9 7 8 6 7 " > - 
-             < T o o l t i p T e x t   l a n g = " e n - U S " > S p e c i f i e s   t h e   n u m b e r   o f   t h e   s o u r c e   d o c u m e n t   t h a t   t h e   e n t r y   o r i g i n a t e s   f r o m . < / T o o l t i p T e x t > - 
-         < / T o o l t i p > - 
-         < T o o l t i p   c o l u m n = " S u b T o t a l s _ D e s c r i p t i o n "   E l e m e n t I d = " 7 0 6 2 7 4 0 4 9 " > - 
-             < T o o l t i p T e x t   l a n g = " e n - U S " > S p e c i f i e s   a   d e s c r i p t i o n   o f   t h e   i t e m . < / T o o l t i p T e x t > - 
-         < / T o o l t i p > - 
-     < / T o o l t i p s > - 
-     < R e p o r t H e a d e r   E l e m e n t T y p e = " D a t a I t e m "   E l e m e n t I d = " 1 4 9 2 2 2 5 3 1 6 " > - 
-         < C o m p a n y N a m e   E l e m e n t T y p e = " C o l u m n "   E l e m e n t I d = " 1 5 9 5 4 7 7 3 9 5 "   D a t a T y p e = " S t r i n g "   O b s o l e t e S t a t e = " P e n d i n g " > C o m p a n y N a m e < / C o m p a n y N a m e > - 
-         < I t e m F i l t e r   E l e m e n t T y p e = " C o l u m n "   E l e m e n t I d = " 5 9 3 7 9 7 3 7 6 "   D a t a T y p e = " T e x t " > I t e m F i l t e r < / I t e m F i l t e r > - 
-         < I t e m L e d g E n t r y F i l t e r   E l e m e n t T y p e = " C o l u m n "   E l e m e n t I d = " 2 1 1 1 8 9 1 8 5 4 "   D a t a T y p e = " T e x t " > I t e m L e d g E n t r y F i l t e r < / I t e m L e d g E n t r y F i l t e r > - 
-         < P e r i o d T e x t   E l e m e n t T y p e = " C o l u m n "   E l e m e n t I d = " 1 6 2 7 7 5 1 2 5 9 "   D a t a T y p e = " T e x t "   O b s o l e t e S t a t e = " P e n d i n g " > P e r i o d T e x t < / P e r i o d T e x t > - 
-     < / R e p o r t H e a d e r > - 
-     < I t e m   E l e m e n t T y p e = " D a t a I t e m "   E l e m e n t I d = " 1 1 2 8 8 3 0 2 4 8 " > - 
-         < B a s e U n i t o f M e a s u r e _ I t e m   E l e m e n t T y p e = " C o l u m n "   E l e m e n t I d = " 1 5 8 7 4 1 4 0 5 "   D a t a T y p e = " C o d e " > B a s e U n i t o f M e a s u r e _ I t e m < / B a s e U n i t o f M e a s u r e _ I t e m > - 
-         < D e s c r i p t i o n _ I t e m   E l e m e n t T y p e = " C o l u m n "   E l e m e n t I d = " 1 5 2 9 8 3 2 4 7 3 "   D a t a T y p e = " T e x t " > D e s c r i p t i o n _ I t e m < / D e s c r i p t i o n _ I t e m > - 
-         < N o _ I t e m   E l e m e n t T y p e = " C o l u m n "   E l e m e n t I d = " 1 5 4 7 7 6 9 6 5 4 "   D a t a T y p e = " C o d e " > N o _ I t e m < / N o _ I t e m > - 
-         < I t e m _ L e d g e r _ E n t r y   E l e m e n t T y p e = " D a t a I t e m "   E l e m e n t I d = " 2 0 1 1 5 8 9 5 6 1 " > - 
-             < I n t e g e r   E l e m e n t T y p e = " D a t a I t e m "   E l e m e n t I d = " 1 7 3 5 6 9 8 6 1 9 " > - 
-                 < C u s t N a m e   E l e m e n t T y p e = " C o l u m n "   E l e m e n t I d = " 9 5 6 5 5 0 1 8 1 "   D a t a T y p e = " T e x t " > C u s t N a m e < / C u s t N a m e > - 
-                 < D i s c o u n t A m o u n t   E l e m e n t T y p e = " C o l u m n "   E l e m e n t I d = " 1 2 7 0 4 5 4 2 6 8 "   D a t a T y p e = " D e c i m a l " > D i s c o u n t A m o u n t < / D i s c o u n t A m o u n t > - 
-                 < I n v Q t y _ I t e m L e d g E n t r y   E l e m e n t T y p e = " C o l u m n "   E l e m e n t I d = " 1 9 5 2 9 0 2 1 8 0 "   D a t a T y p e = " D e c i m a l " > I n v Q t y _ I t e m L e d g E n t r y < / I n v Q t y _ I t e m L e d g E n t r y > - 
-                 < P r o f i t P c t _ I t e m L e d g E n t r y   E l e m e n t T y p e = " C o l u m n "   E l e m e n t I d = " 3 5 6 3 7 5 8 8 0 "   D a t a T y p e = " D e c i m a l " > P r o f i t P c t _ I t e m L e d g E n t r y < / P r o f i t P c t _ I t e m L e d g E n t r y > - 
-                 < P r o f i t _ I t e m L e d g E n t r y   E l e m e n t T y p e = " C o l u m n "   E l e m e n t I d = " 1 4 2 9 9 8 7 8 1 5 "   D a t a T y p e = " D e c i m a l " > P r o f i t _ I t e m L e d g E n t r y < / P r o f i t _ I t e m L e d g E n t r y > - 
-                 < S a l e s A m t A c t u a l _ I t e m L e d g E n t r y   E l e m e n t T y p e = " C o l u m n "   E l e m e n t I d = " 1 1 6 4 8 4 3 8 7 9 "   D a t a T y p e = " D e c i m a l " > S a l e s A m t A c t u a l _ I t e m L e d g E n t r y < / S a l e s A m t A c t u a l _ I t e m L e d g E n t r y > - 
-                 < S o u r c e N o _ I t e m L e d g E n t r y   E l e m e n t T y p e = " C o l u m n "   E l e m e n t I d = " 7 6 5 2 9 7 8 6 7 "   D a t a T y p e = " C o d e " > S o u r c e N o _ I t e m L e d g E n t r y < / S o u r c e N o _ I t e m L e d g E n t r y > - 
-             < / I n t e g e r > - 
-         < / I t e m _ L e d g e r _ E n t r y > - 
-         < S u b T o t a l s   E l e m e n t T y p e = " D a t a I t e m "   E l e m e n t I d = " 3 1 2 0 6 2 4 2 4 " > - 
-             < S u b T o t a l s _ D e s c r i p t i o n   E l e m e n t T y p e = " C o l u m n "   E l e m e n t I d = " 7 0 6 2 7 4 0 4 9 "   D a t a T y p e = " T e x t " > S u b T o t a l s _ D e s c r i p t i o n < / S u b T o t a l s _ D e s c r i p t i o n > - 
-             < S u b T o t a l s _ D i s c o u n t A m o u n t   E l e m e n t T y p e = " C o l u m n "   E l e m e n t I d = " 9 5 9 9 4 9 7 5 4 "   D a t a T y p e = " D e c i m a l " > S u b T o t a l s _ D i s c o u n t A m o u n t < / S u b T o t a l s _ D i s c o u n t A m o u n t > - 
-             < S u b T o t a l s _ I n v Q t y   E l e m e n t T y p e = " C o l u m n "   E l e m e n t I d = " 1 9 5 3 9 7 9 7 1 4 "   D a t a T y p e = " D e c i m a l " > S u b T o t a l s _ I n v Q t y < / S u b T o t a l s _ I n v Q t y > - 
-             < S u b T o t a l s _ P r o f i t   E l e m e n t T y p e = " C o l u m n "   E l e m e n t I d = " 1 6 6 1 9 3 7 2 2 3 "   D a t a T y p e = " D e c i m a l " > S u b T o t a l s _ P r o f i t < / S u b T o t a l s _ P r o f i t > - 
-             < S u b T o t a l s _ P r o f i t P c t   E l e m e n t T y p e = " C o l u m n "   E l e m e n t I d = " 1 4 6 8 4 5 9 8 1 4 "   D a t a T y p e = " D e c i m a l " > S u b T o t a l s _ P r o f i t P c t < / S u b T o t a l s _ P r o f i t P c t > - 
-             < S u b T o t a l s _ S a l e s A m t A c t u a l   E l e m e n t T y p e = " C o l u m n "   E l e m e n t I d = " 1 4 5 4 9 7 6 4 8 9 "   D a t a T y p e = " D e c i m a l " > S u b T o t a l s _ S a l e s A m t A c t u a l < / S u b T o t a l s _ S a l e s A m t A c t u a l > - 
-         < / S u b T o t a l s > - 
-     < / I t e m > - 
-     < T o t a l s   E l e m e n t T y p e = " D a t a I t e m "   E l e m e n t I d = " 1 8 2 3 9 5 0 0 4 4 " > - 
-         < T o t a l s _ D i s c o u n t A m o u n t   E l e m e n t T y p e = " C o l u m n "   E l e m e n t I d = " 1 7 7 4 7 6 0 9 4 2 "   D a t a T y p e = " D e c i m a l " > T o t a l s _ D i s c o u n t A m o u n t < / T o t a l s _ D i s c o u n t A m o u n t > - 
-         < T o t a l s _ P r o f i t   E l e m e n t T y p e = " C o l u m n "   E l e m e n t I d = " 6 4 6 2 9 5 2 1 9 "   D a t a T y p e = " D e c i m a l " > T o t a l s _ P r o f i t < / T o t a l s _ P r o f i t > - 
-         < T o t a l s _ P r o f i t P c t   E l e m e n t T y p e = " C o l u m n "   E l e m e n t I d = " 2 2 3 4 7 8 0 9 8 "   D a t a T y p e = " D e c i m a l " > T o t a l s _ P r o f i t P c t < / T o t a l s _ P r o f i t P c t > - 
-         < T o t a l s _ S a l e s A m t A c t u a l   E l e m e n t T y p e = " C o l u m n "   E l e m e n t I d = " 1 9 0 5 8 4 7 9 3 9 "   D a t a T y p e = " D e c i m a l " > T o t a l s _ S a l e s A m t A c t u a l < / T o t a l s _ S a l e s A m t A c t u a l > - 
-     < / T o t a l s > - 
- < / N a v W o r d R e p o r t X m l P a r t > 
-</file>
-
 <file path=customXml/itemProps1.xml><?xml version="1.0" encoding="utf-8"?>
-<ds:datastoreItem xmlns:ds="http://schemas.openxmlformats.org/officeDocument/2006/customXml" ds:itemID="{9FE80CD2-CE10-4EF4-957E-75892F0387BE}">
+<ds:datastoreItem xmlns:ds="http://schemas.openxmlformats.org/officeDocument/2006/customXml" ds:itemID="{A7CDB4A6-413E-4C8C-8393-803F00FA2081}">
   <ds:schemaRefs>
-    <ds:schemaRef ds:uri="urn:microsoft-dynamics-nav/reports/Inventory_Customer_Sales/713/"/>
+    <ds:schemaRef ds:uri="urn:microsoft-dynamics-businesscentral/internal/extended/reports/Inventory_Customer_Sales/713/"/>
   </ds:schemaRefs>
 </ds:datastoreItem>
 </file>
 
 <file path=customXml/itemProps2.xml><?xml version="1.0" encoding="utf-8"?>
-<ds:datastoreItem xmlns:ds="http://schemas.openxmlformats.org/officeDocument/2006/customXml" ds:itemID="{A7CDB4A6-413E-4C8C-8393-803F00FA2081}">
+<ds:datastoreItem xmlns:ds="http://schemas.openxmlformats.org/officeDocument/2006/customXml" ds:itemID="{9FE80CD2-CE10-4EF4-957E-75892F0387BE}">
   <ds:schemaRefs>
-    <ds:schemaRef ds:uri="urn:microsoft-dynamics-businesscentral/internal/extended/reports/Inventory_Customer_Sales/713/"/>
+    <ds:schemaRef ds:uri="urn:microsoft-dynamics-nav/reports/Inventory_Customer_Sales/713/"/>
   </ds:schemaRefs>
 </ds:datastoreItem>
 </file>

--- a/src/Layers/W1/BaseApp/Inventory/Reports/InventoryCustomerSalesBody.docx
+++ b/src/Layers/W1/BaseApp/Inventory/Reports/InventoryCustomerSalesBody.docx
@@ -332,7 +332,7 @@
       <w:sdt>
         <w:sdtPr>
           <w:rPr>
-            <w:rFonts w:asciiTheme="majorHAnsi" w:eastAsiaTheme="majorEastAsia" w:hAnsiTheme="majorHAnsi" w:cstheme="majorBidi"/>
+            <w:rFonts w:asciiTheme="majorHAnsi" w:hAnsiTheme="majorHAnsi" w:eastAsiaTheme="majorEastAsia" w:cstheme="majorBidi"/>
             <w14:numSpacing w14:val="tabular"/>
           </w:rPr>
           <w:alias w:val="Repeater: Item"/>
@@ -349,7 +349,7 @@
           <w:sdt>
             <w:sdtPr>
               <w:rPr>
-                <w:rFonts w:asciiTheme="majorHAnsi" w:eastAsiaTheme="majorEastAsia" w:hAnsiTheme="majorHAnsi" w:cstheme="majorBidi"/>
+                <w:rFonts w:asciiTheme="majorHAnsi" w:hAnsiTheme="majorHAnsi" w:eastAsiaTheme="majorEastAsia" w:cstheme="majorBidi"/>
                 <w14:numSpacing w14:val="tabular"/>
               </w:rPr>
               <w:id w:val="1190329811"/>
@@ -364,7 +364,7 @@
                 <w:sdt>
                   <w:sdtPr>
                     <w:rPr>
-                      <w:rFonts w:asciiTheme="majorHAnsi" w:eastAsiaTheme="majorEastAsia" w:hAnsiTheme="majorHAnsi" w:cstheme="majorBidi"/>
+                      <w:rFonts w:asciiTheme="majorHAnsi" w:hAnsiTheme="majorHAnsi" w:eastAsiaTheme="majorEastAsia" w:cstheme="majorBidi"/>
                       <w14:numSpacing w14:val="tabular"/>
                     </w:rPr>
                     <w:alias w:val="No_Item"/>
@@ -815,7 +815,7 @@
                   <w:tcPr>
                     <w:tcW w:w="1890" w:type="dxa"/>
                     <w:tcBorders>
-                      <w:bottom w:val="single" w:sz="4" w:space="0" w:color="auto"/>
+                      <w:bottom w:val="single" w:color="auto" w:sz="4" w:space="0"/>
                     </w:tcBorders>
                   </w:tcPr>
                   <w:p>
@@ -848,7 +848,7 @@
                         <w:tcW w:w="4680" w:type="dxa"/>
                         <w:gridSpan w:val="2"/>
                         <w:tcBorders>
-                          <w:bottom w:val="single" w:sz="4" w:space="0" w:color="auto"/>
+                          <w:bottom w:val="single" w:color="auto" w:sz="4" w:space="0"/>
                         </w:tcBorders>
                       </w:tcPr>
                       <w:p>
@@ -884,7 +884,7 @@
                       <w:tcPr>
                         <w:tcW w:w="1440" w:type="dxa"/>
                         <w:tcBorders>
-                          <w:bottom w:val="single" w:sz="4" w:space="0" w:color="auto"/>
+                          <w:bottom w:val="single" w:color="auto" w:sz="4" w:space="0"/>
                         </w:tcBorders>
                       </w:tcPr>
                       <w:p>
@@ -918,7 +918,7 @@
                       <w:tcPr>
                         <w:tcW w:w="2155" w:type="dxa"/>
                         <w:tcBorders>
-                          <w:bottom w:val="single" w:sz="4" w:space="0" w:color="auto"/>
+                          <w:bottom w:val="single" w:color="auto" w:sz="4" w:space="0"/>
                         </w:tcBorders>
                       </w:tcPr>
                       <w:p>
@@ -952,7 +952,7 @@
                       <w:tcPr>
                         <w:tcW w:w="1985" w:type="dxa"/>
                         <w:tcBorders>
-                          <w:bottom w:val="single" w:sz="4" w:space="0" w:color="auto"/>
+                          <w:bottom w:val="single" w:color="auto" w:sz="4" w:space="0"/>
                         </w:tcBorders>
                       </w:tcPr>
                       <w:p>
@@ -986,7 +986,7 @@
                       <w:tcPr>
                         <w:tcW w:w="1800" w:type="dxa"/>
                         <w:tcBorders>
-                          <w:bottom w:val="single" w:sz="4" w:space="0" w:color="auto"/>
+                          <w:bottom w:val="single" w:color="auto" w:sz="4" w:space="0"/>
                         </w:tcBorders>
                       </w:tcPr>
                       <w:p>
@@ -1007,7 +1007,7 @@
                   <w:tcPr>
                     <w:tcW w:w="1726" w:type="dxa"/>
                     <w:tcBorders>
-                      <w:bottom w:val="single" w:sz="4" w:space="0" w:color="auto"/>
+                      <w:bottom w:val="single" w:color="auto" w:sz="4" w:space="0"/>
                     </w:tcBorders>
                   </w:tcPr>
                   <w:sdt>
@@ -1026,6 +1026,7 @@
                       <w:p>
                         <w:pPr>
                           <w:pStyle w:val="BCLabelNumber"/>
+                          <w:jc w:val="right"/>
                         </w:pPr>
                         <w:proofErr w:type="spellStart"/>
                         <w:r>
@@ -1084,6 +1085,7 @@
                 <w:placeholder>
                   <w:docPart w:val="DefaultPlaceholder_-1854013440"/>
                 </w:placeholder>
+                <w:dataBinding w:prefixMappings="xmlns:ns0='urn:microsoft-dynamics-nav/reports/Inventory_Customer_Sales/713/'" w:xpath="/ns0:NavWordReportXmlPart[1]/ns0:Labels[1]/ns0:TotalLbl[1]" w:storeItemID="{9FE80CD2-CE10-4EF4-957E-75892F0387BE}"/>
                 <w15:color w:val="808080"/>
                 <w:text/>
               </w:sdtPr>
@@ -29896,7 +29898,9 @@
     <w:rsid w:val="00574A13"/>
     <w:rsid w:val="005A587F"/>
     <w:rsid w:val="00636643"/>
+    <w:rsid w:val="006A6C44"/>
     <w:rsid w:val="006B2433"/>
+    <w:rsid w:val="006F034F"/>
     <w:rsid w:val="007A75D3"/>
     <w:rsid w:val="00831B2E"/>
     <w:rsid w:val="008858E8"/>
@@ -30734,7 +30738,284 @@
 </we:webextension>
 </file>
 
-<file path=customXml/item1.xml>��< ? x m l   v e r s i o n = " 1 . 0 "   e n c o d i n g = " u t f - 1 6 " ? > < N a v W o r d R e p o r t X m l P a r t   x m l n s = " u r n : m i c r o s o f t - d y n a m i c s - b u s i n e s s c e n t r a l / i n t e r n a l / e x t e n d e d / r e p o r t s / I n v e n t o r y _ C u s t o m e r _ S a l e s / 7 1 3 / " > +<file path=customXml/item1.xml>��< ? x m l   v e r s i o n = " 1 . 0 "   e n c o d i n g = " u t f - 1 6 " ? > + 
+ < N a v W o r d R e p o r t X m l P a r t   x m l n s = " u r n : m i c r o s o f t - d y n a m i c s - n a v / r e p o r t s / I n v e n t o r y _ C u s t o m e r _ S a l e s / 7 1 3 / " > + 
+     < B C R e p o r t I n f o r m a t i o n > + 
+         < R e p o r t M e t a d a t a > + 
+             < E x t e n s i o n I d > E x t e n s i o n   I D < / E x t e n s i o n I d > + 
+             < E x t e n s i o n N a m e > E x t e n s i o n   N a m e < / E x t e n s i o n N a m e > + 
+             < E x t e n s i o n P u b l i s h e r > E x t e n s i o n   P u b l i s h e r < / E x t e n s i o n P u b l i s h e r > + 
+             < E x t e n s i o n V e r s i o n > E x t e n s i o n   V e r s i o n < / E x t e n s i o n V e r s i o n > + 
+             < R e p o r t I d > R e p o r t   I D < / R e p o r t I d > + 
+             < R e p o r t N a m e > R e p o r t   N a m e < / R e p o r t N a m e > + 
+             < R e p o r t C a p t i o n > R e p o r t   C a p t i o n < / R e p o r t C a p t i o n > + 
+             < A b o u t T h i s R e p o r t T i t l e > A b o u t   T h i s   R e p o r t   T i t l e < / A b o u t T h i s R e p o r t T i t l e > + 
+             < A b o u t T h i s R e p o r t T e x t > A b o u t   T h i s   R e p o r t   T e x t < / A b o u t T h i s R e p o r t T e x t > + 
+             < R e p o r t H e l p L i n k > R e p o r t   H e l p   L i n k < / R e p o r t H e l p L i n k > + 
+         < / R e p o r t M e t a d a t a > + 
+         < R e p o r t R e q u e s t > + 
+             < T e n a n t E n t r a I d > T e n a n t   E n t r a   I d < / T e n a n t E n t r a I d > + 
+             < E n v i r o n m e n t N a m e > E n v i r o n m e n t   N a m e < / E n v i r o n m e n t N a m e > + 
+             < E n v i r o n m e n t T y p e > E n v i r o n m e n t   T y p e < / E n v i r o n m e n t T y p e > + 
+             < C o m p a n y N a m e > C o m p a n y   N a m e < / C o m p a n y N a m e > + 
+             < C o m p a n y D i s p l a y N a m e > C o m p a n y   D i s p l a y   N a m e < / C o m p a n y D i s p l a y N a m e > + 
+             < C o m p a n y I d > C o m p a n y   I D < / C o m p a n y I d > + 
+             < U s e r N a m e > U s e r   N a m e < / U s e r N a m e > + 
+             < D a t e A n d T i m e > D a t e   a n d   T i m e < / D a t e A n d T i m e > + 
+             < L a n g u a g e > L a n g u a g e < / L a n g u a g e > + 
+             < F o r m a t R e g i o n > F o r m a t   R e g i o n < / F o r m a t R e g i o n > + 
+             < D a t e T i m e V a l u e s > + 
+                 < Y e a r > Y e a r < / Y e a r > + 
+                 < M o n t h N u m b e r > M o n t h   N u m b e r < / M o n t h N u m b e r > + 
+                 < D a y N u m b e r > D a y   N u m b e r < / D a y N u m b e r > + 
+                 < H o u r > H o u r < / H o u r > + 
+                 < M i n u t e > M i n u t e < / M i n u t e > + 
+             < / D a t e T i m e V a l u e s > + 
+         < / R e p o r t R e q u e s t > + 
+         < C o m p a n y M e t a d a t a > + 
+             < C o m p a n y N a m e > C o m p a n y   N a m e < / C o m p a n y N a m e > + 
+             < C o m p a n y D i s p l a y N a m e > C o m p a n y   D i s p l a y   N a m e < / C o m p a n y D i s p l a y N a m e > + 
+             < C o m p a n y A d d r e s s L i n e s > + 
+                 < C o m p a n y A d d r e s s L i n e 1 > C o m p a n y   A d d r e s s   L i n e   1 < / C o m p a n y A d d r e s s L i n e 1 > + 
+                 < C o m p a n y A d d r e s s L i n e 2 > C o m p a n y   A d d r e s s   L i n e   2 < / C o m p a n y A d d r e s s L i n e 2 > + 
+                 < C o m p a n y A d d r e s s L i n e 3 > C o m p a n y   A d d r e s s   L i n e   3 < / C o m p a n y A d d r e s s L i n e 3 > + 
+                 < C o m p a n y A d d r e s s L i n e 4 > C o m p a n y   A d d r e s s   L i n e   4 < / C o m p a n y A d d r e s s L i n e 4 > + 
+                 < C o m p a n y A d d r e s s L i n e 5 > C o m p a n y   A d d r e s s   L i n e   5 < / C o m p a n y A d d r e s s L i n e 5 > + 
+                 < C o m p a n y A d d r e s s L i n e 6 > C o m p a n y   A d d r e s s   L i n e   6 < / C o m p a n y A d d r e s s L i n e 6 > + 
+                 < C o m p a n y A d d r e s s L i n e 7 > C o m p a n y   A d d r e s s   L i n e   7 < / C o m p a n y A d d r e s s L i n e 7 > + 
+                 < C o m p a n y A d d r e s s L i n e 8 > C o m p a n y   A d d r e s s   L i n e   8 < / C o m p a n y A d d r e s s L i n e 8 > + 
+             < / C o m p a n y A d d r e s s L i n e s > + 
+             < C o m p a n y P h o n e > C o m p a n y   P h o n e < / C o m p a n y P h o n e > + 
+             < C o m p a n y P h o n e C a p t i o n > C o m p a n y   P h o n e   C a p t i o n < / C o m p a n y P h o n e C a p t i o n > + 
+             < C o m p a n y F a x N o > C o m p a n y   F a x   N o . < / C o m p a n y F a x N o > + 
+             < C o m p a n y F a x N o C a p t i o n > C o m p a n y   F a x   N o .   C a p t i o n < / C o m p a n y F a x N o C a p t i o n > + 
+             < C o m p a n y E m a i l > C o m p a n y   E m a i l < / C o m p a n y E m a i l > + 
+             < C o m p a n y E m a i l C a p t i o n > C o m p a n y   E m a i l   C a p t i o n < / C o m p a n y E m a i l C a p t i o n > + 
+             < C o m p a n y H o m e P a g e > C o m p a n y   H o m e   P a g e < / C o m p a n y H o m e P a g e > + 
+             < C o m p a n y H o m e P a g e C a p t i o n > C o m p a n y   H o m e   P a g e   C a p t i o n < / C o m p a n y H o m e P a g e C a p t i o n > + 
+             < C o m p a n y L o g o > C o m p a n y   L o g o < / C o m p a n y L o g o > + 
+             < C o m p a n y V A T R e g i s t r a t i o n N o > C o m p a n y   V A T   R e g i s t r a t i o n   N o . < / C o m p a n y V A T R e g i s t r a t i o n N o > + 
+             < C o m p a n y V A T R e g i s t r a t i o n N o C a p t i o n > C o m p a n y   V A T   R e g i s t r a t i o n   N o .   C a p t i o n < / C o m p a n y V A T R e g i s t r a t i o n N o C a p t i o n > + 
+             < C o m p a n y R e g i s t r a t i o n N o > C o m p a n y   R e g i s t r a t i o n   N o . < / C o m p a n y R e g i s t r a t i o n N o > + 
+             < C o m p a n y R e g i s t r a t i o n N o C a p t i o n > C o m p a n y   R e g i s t r a t i o n   N o .   C a p t i o n < / C o m p a n y R e g i s t r a t i o n N o C a p t i o n > + 
+             < C o m p a n y B a n k N a m e > C o m p a n y   B a n k   N a m e < / C o m p a n y B a n k N a m e > + 
+             < C o m p a n y B a n k N a m e C a p t i o n > C o m p a n y   B a n k   N a m e   C a p t i o n < / C o m p a n y B a n k N a m e C a p t i o n > + 
+             < C o m p a n y B a n k A c c o u n t N o > C o m p a n y   B a n k   A c c o u n t   N o . < / C o m p a n y B a n k A c c o u n t N o > + 
+             < C o m p a n y B a n k A c c o u n t N o C a p t i o n > C o m p a n y   B a n k   A c c o u n t   N o .   C a p t i o n < / C o m p a n y B a n k A c c o u n t N o C a p t i o n > + 
+             < C o m p a n y B a n k B r a n c h N o > C o m p a n y   B a n k   B r a n c h   N o . < / C o m p a n y B a n k B r a n c h N o > + 
+             < C o m p a n y B a n k B r a n c h N o C a p t i o n > C o m p a n y   B a n k   B r a n c h   N o .   C a p t i o n < / C o m p a n y B a n k B r a n c h N o C a p t i o n > + 
+             < C o m p a n y I B A N > C o m p a n y   I B A N < / C o m p a n y I B A N > + 
+             < C o m p a n y I B A N C a p t i o n > C o m p a n y   I B A N   C a p t i o n < / C o m p a n y I B A N C a p t i o n > + 
+             < C o m p a n y B a n k S W I F T > C o m p a n y   B a n k   S W I F T < / C o m p a n y B a n k S W I F T > + 
+             < C o m p a n y B a n k S W I F T C a p t i o n > C o m p a n y   B a n k   S W I F T   C a p t i o n < / C o m p a n y B a n k S W I F T C a p t i o n > + 
+             < C o m p a n y G i r o N o > C o m p a n y   G i r o   N o . < / C o m p a n y G i r o N o > + 
+             < C o m p a n y G i r o N o C a p t i o n > C o m p a n y   G i r o   N o .   C a p t i o n < / C o m p a n y G i r o N o C a p t i o n > + 
+         < / C o m p a n y M e t a d a t a > + 
+     < / B C R e p o r t I n f o r m a t i o n > + 
+     < L a b e l s > + 
+         < A b o u t T h e R e p o r t L b l > A b o u t T h e R e p o r t L b l < / A b o u t T h e R e p o r t L b l > + 
+         < A m o u n t L b l > A m o u n t L b l < / A m o u n t L b l > + 
+         < B a s e U n i t o f M e a s u r e _ I t e m C a p t i o n > B a s e U n i t o f M e a s u r e _ I t e m C a p t i o n < / B a s e U n i t o f M e a s u r e _ I t e m C a p t i o n > + 
+         < C o m p a n y L b l > C o m p a n y L b l < / C o m p a n y L b l > + 
+         < C u s t N a m e L b l > C u s t N a m e L b l < / C u s t N a m e L b l > + 
+         < C u s t o m e r N o L b l > C u s t o m e r N o L b l < / C u s t o m e r N o L b l > + 
+         < D a t a R e t r i e v e d L b l > D a t a R e t r i e v e d L b l < / D a t a R e t r i e v e d L b l > + 
+         < D e s c r i p t i o n _ I t e m C a p t i o n > D e s c r i p t i o n _ I t e m C a p t i o n < / D e s c r i p t i o n _ I t e m C a p t i o n > + 
+         < D i s c o u n t A m t L b l > D i s c o u n t A m t L b l < / D i s c o u n t A m t L b l > + 
+         < D o c u m e n t a t i o n L b l > D o c u m e n t a t i o n L b l < / D o c u m e n t a t i o n L b l > + 
+         < E n v i r o n m e n t L b l > E n v i r o n m e n t L b l < / E n v i r o n m e n t L b l > + 
+         < I n v C u s t o m e r S a l e s A n a l y s i s L b l > I n v C u s t o m e r S a l e s A n a l y s i s L b l < / I n v C u s t o m e r S a l e s A n a l y s i s L b l > + 
+         < I n v C u s t o m e r S a l e s P r i n t L b l > I n v C u s t o m e r S a l e s P r i n t L b l < / I n v C u s t o m e r S a l e s P r i n t L b l > + 
+         < I n v e n t o r y C u s t o m e r S a l e s L b l > I n v e n t o r y C u s t o m e r S a l e s L b l < / I n v e n t o r y C u s t o m e r S a l e s L b l > + 
+         < I n v Q t y L b l > I n v Q t y L b l < / I n v Q t y L b l > + 
+         < N o _ I t e m C a p t i o n > N o _ I t e m C a p t i o n < / N o _ I t e m C a p t i o n > + 
+         < P e r i o d L b l > P e r i o d L b l < / P e r i o d L b l > + 
+         < P r o f i t _ I t e m L e d g E n t r y C a p t i o n > P r o f i t _ I t e m L e d g E n t r y C a p t i o n < / P r o f i t _ I t e m L e d g E n t r y C a p t i o n > + 
+         < P r o f i t L b l > P r o f i t L b l < / P r o f i t L b l > + 
+         < P r o f i t P c t L b l > P r o f i t P c t L b l < / P r o f i t P c t L b l > + 
+         < R e p o r t N a m e L b l > R e p o r t N a m e L b l < / R e p o r t N a m e L b l > + 
+         < R u n O n L b l > R u n O n L b l < / R u n O n L b l > + 
+         < S a l e s A m t A c t u a l _ I t e m L e d g E n t r y C a p t i o n > S a l e s A m t A c t u a l _ I t e m L e d g E n t r y C a p t i o n < / S a l e s A m t A c t u a l _ I t e m L e d g E n t r y C a p t i o n > + 
+         < S o u r c e N o _ I t e m L e d g E n t r y C a p t i o n > S o u r c e N o _ I t e m L e d g E n t r y C a p t i o n < / S o u r c e N o _ I t e m L e d g E n t r y C a p t i o n > + 
+         < T o t a l L b l > T o t a l L b l < / T o t a l L b l > + 
+         < U s e r L b l > U s e r L b l < / U s e r L b l > + 
+     < / L a b e l s > + 
+     < R e p o r t H e a d e r > + 
+         < I t e m F i l t e r > I t e m F i l t e r < / I t e m F i l t e r > + 
+         < I t e m L e d g E n t r y F i l t e r > I t e m L e d g E n t r y F i l t e r < / I t e m L e d g E n t r y F i l t e r > + 
+         < P e r i o d T e x t > P e r i o d T e x t < / P e r i o d T e x t > + 
+     < / R e p o r t H e a d e r > + 
+     < I t e m > + 
+         < B a s e U n i t o f M e a s u r e _ I t e m > B a s e U n i t o f M e a s u r e _ I t e m < / B a s e U n i t o f M e a s u r e _ I t e m > + 
+         < D e s c r i p t i o n _ I t e m > D e s c r i p t i o n _ I t e m < / D e s c r i p t i o n _ I t e m > + 
+         < N o _ I t e m > N o _ I t e m < / N o _ I t e m > + 
+         < I t e m _ L e d g e r _ E n t r y > + 
+             < I n t e g e r > + 
+                 < C u s t N a m e > C u s t N a m e < / C u s t N a m e > + 
+                 < D i s c o u n t A m o u n t > D i s c o u n t A m o u n t < / D i s c o u n t A m o u n t > + 
+                 < I n v Q t y _ I t e m L e d g E n t r y > I n v Q t y _ I t e m L e d g E n t r y < / I n v Q t y _ I t e m L e d g E n t r y > + 
+                 < P r o f i t P c t _ I t e m L e d g E n t r y > P r o f i t P c t _ I t e m L e d g E n t r y < / P r o f i t P c t _ I t e m L e d g E n t r y > + 
+                 < P r o f i t _ I t e m L e d g E n t r y > P r o f i t _ I t e m L e d g E n t r y < / P r o f i t _ I t e m L e d g E n t r y > + 
+                 < S a l e s A m t A c t u a l _ I t e m L e d g E n t r y > S a l e s A m t A c t u a l _ I t e m L e d g E n t r y < / S a l e s A m t A c t u a l _ I t e m L e d g E n t r y > + 
+                 < S o u r c e N o _ I t e m L e d g E n t r y > S o u r c e N o _ I t e m L e d g E n t r y < / S o u r c e N o _ I t e m L e d g E n t r y > + 
+             < / I n t e g e r > + 
+         < / I t e m _ L e d g e r _ E n t r y > + 
+         < S u b T o t a l s > + 
+             < S u b T o t a l s _ D e s c r i p t i o n > S u b T o t a l s _ D e s c r i p t i o n < / S u b T o t a l s _ D e s c r i p t i o n > + 
+             < S u b T o t a l s _ D i s c o u n t A m o u n t > S u b T o t a l s _ D i s c o u n t A m o u n t < / S u b T o t a l s _ D i s c o u n t A m o u n t > + 
+             < S u b T o t a l s _ I n v Q t y > S u b T o t a l s _ I n v Q t y < / S u b T o t a l s _ I n v Q t y > + 
+             < S u b T o t a l s _ P r o f i t > S u b T o t a l s _ P r o f i t < / S u b T o t a l s _ P r o f i t > + 
+             < S u b T o t a l s _ P r o f i t P c t > S u b T o t a l s _ P r o f i t P c t < / S u b T o t a l s _ P r o f i t P c t > + 
+             < S u b T o t a l s _ S a l e s A m t A c t u a l > S u b T o t a l s _ S a l e s A m t A c t u a l < / S u b T o t a l s _ S a l e s A m t A c t u a l > + 
+         < / S u b T o t a l s > + 
+     < / I t e m > + 
+     < T o t a l s > + 
+         < T o t a l s _ D i s c o u n t A m o u n t > T o t a l s _ D i s c o u n t A m o u n t < / T o t a l s _ D i s c o u n t A m o u n t > + 
+         < T o t a l s _ P r o f i t > T o t a l s _ P r o f i t < / T o t a l s _ P r o f i t > + 
+         < T o t a l s _ P r o f i t P c t > T o t a l s _ P r o f i t P c t < / T o t a l s _ P r o f i t P c t > + 
+         < T o t a l s _ S a l e s A m t A c t u a l > T o t a l s _ S a l e s A m t A c t u a l < / T o t a l s _ S a l e s A m t A c t u a l > + 
+     < / T o t a l s > + 
+ < / N a v W o r d R e p o r t X m l P a r t > 
+</file>
+
+<file path=customXml/item2.xml>��< ? x m l   v e r s i o n = " 1 . 0 "   e n c o d i n g = " u t f - 1 6 " ? > < N a v W o r d R e p o r t X m l P a r t   x m l n s = " u r n : m i c r o s o f t - d y n a m i c s - b u s i n e s s c e n t r a l / i n t e r n a l / e x t e n d e d / r e p o r t s / I n v e n t o r y _ C u s t o m e r _ S a l e s / 7 1 3 / " >   
      < B C R e p o r t I n f o r m a t i o n >   
@@ -31043,293 +31324,18 @@
  < / N a v W o r d R e p o r t X m l P a r t > 
 </file>
 
-<file path=customXml/item2.xml>��< ? x m l   v e r s i o n = " 1 . 0 "   e n c o d i n g = " u t f - 1 6 " ? > < N a v W o r d R e p o r t X m l P a r t   x m l n s = " u r n : m i c r o s o f t - d y n a m i c s - n a v / r e p o r t s / I n v e n t o r y _ C u s t o m e r _ S a l e s / 7 1 3 / " > - 
-     < B C R e p o r t I n f o r m a t i o n > - 
-         < R e p o r t M e t a d a t a > - 
-             < E x t e n s i o n I d > E x t e n s i o n   I D < / E x t e n s i o n I d > - 
-             < E x t e n s i o n N a m e > E x t e n s i o n   N a m e < / E x t e n s i o n N a m e > - 
-             < E x t e n s i o n P u b l i s h e r > E x t e n s i o n   P u b l i s h e r < / E x t e n s i o n P u b l i s h e r > - 
-             < E x t e n s i o n V e r s i o n > E x t e n s i o n   V e r s i o n < / E x t e n s i o n V e r s i o n > - 
-             < R e p o r t I d > R e p o r t   I D < / R e p o r t I d > - 
-             < R e p o r t N a m e > R e p o r t   N a m e < / R e p o r t N a m e > - 
-             < R e p o r t C a p t i o n > R e p o r t   C a p t i o n < / R e p o r t C a p t i o n > - 
-             < A b o u t T h i s R e p o r t T i t l e > A b o u t   T h i s   R e p o r t   T i t l e < / A b o u t T h i s R e p o r t T i t l e > - 
-             < A b o u t T h i s R e p o r t T e x t > A b o u t   T h i s   R e p o r t   T e x t < / A b o u t T h i s R e p o r t T e x t > - 
-             < R e p o r t H e l p L i n k > R e p o r t   H e l p   L i n k < / R e p o r t H e l p L i n k > - 
-         < / R e p o r t M e t a d a t a > - 
-         < R e p o r t R e q u e s t > - 
-             < T e n a n t E n t r a I d > T e n a n t   E n t r a   I d < / T e n a n t E n t r a I d > - 
-             < E n v i r o n m e n t N a m e > E n v i r o n m e n t   N a m e < / E n v i r o n m e n t N a m e > - 
-             < E n v i r o n m e n t T y p e > E n v i r o n m e n t   T y p e < / E n v i r o n m e n t T y p e > - 
-             < C o m p a n y N a m e > C o m p a n y   N a m e < / C o m p a n y N a m e > - 
-             < C o m p a n y D i s p l a y N a m e > C o m p a n y   D i s p l a y   N a m e < / C o m p a n y D i s p l a y N a m e > - 
-             < C o m p a n y I d > C o m p a n y   I D < / C o m p a n y I d > - 
-             < U s e r N a m e > U s e r   N a m e < / U s e r N a m e > - 
-             < D a t e A n d T i m e > D a t e   a n d   T i m e < / D a t e A n d T i m e > - 
-             < L a n g u a g e > L a n g u a g e < / L a n g u a g e > - 
-             < F o r m a t R e g i o n > F o r m a t   R e g i o n < / F o r m a t R e g i o n > - 
-             < D a t e T i m e V a l u e s > - 
-                 < Y e a r > Y e a r < / Y e a r > - 
-                 < M o n t h N u m b e r > M o n t h   N u m b e r < / M o n t h N u m b e r > - 
-                 < D a y N u m b e r > D a y   N u m b e r < / D a y N u m b e r > - 
-                 < H o u r > H o u r < / H o u r > - 
-                 < M i n u t e > M i n u t e < / M i n u t e > - 
-             < / D a t e T i m e V a l u e s > - 
-         < / R e p o r t R e q u e s t > - 
-         < C o m p a n y M e t a d a t a > - 
-             < C o m p a n y N a m e > C o m p a n y   N a m e < / C o m p a n y N a m e > - 
-             < C o m p a n y D i s p l a y N a m e > C o m p a n y   D i s p l a y   N a m e < / C o m p a n y D i s p l a y N a m e > - 
-             < C o m p a n y A d d r e s s L i n e s > - 
-                 < C o m p a n y A d d r e s s L i n e 1 > C o m p a n y   A d d r e s s   L i n e   1 < / C o m p a n y A d d r e s s L i n e 1 > - 
-                 < C o m p a n y A d d r e s s L i n e 2 > C o m p a n y   A d d r e s s   L i n e   2 < / C o m p a n y A d d r e s s L i n e 2 > - 
-                 < C o m p a n y A d d r e s s L i n e 3 > C o m p a n y   A d d r e s s   L i n e   3 < / C o m p a n y A d d r e s s L i n e 3 > - 
-                 < C o m p a n y A d d r e s s L i n e 4 > C o m p a n y   A d d r e s s   L i n e   4 < / C o m p a n y A d d r e s s L i n e 4 > - 
-                 < C o m p a n y A d d r e s s L i n e 5 > C o m p a n y   A d d r e s s   L i n e   5 < / C o m p a n y A d d r e s s L i n e 5 > - 
-                 < C o m p a n y A d d r e s s L i n e 6 > C o m p a n y   A d d r e s s   L i n e   6 < / C o m p a n y A d d r e s s L i n e 6 > - 
-                 < C o m p a n y A d d r e s s L i n e 7 > C o m p a n y   A d d r e s s   L i n e   7 < / C o m p a n y A d d r e s s L i n e 7 > - 
-                 < C o m p a n y A d d r e s s L i n e 8 > C o m p a n y   A d d r e s s   L i n e   8 < / C o m p a n y A d d r e s s L i n e 8 > - 
-             < / C o m p a n y A d d r e s s L i n e s > - 
-             < C o m p a n y P h o n e > C o m p a n y   P h o n e < / C o m p a n y P h o n e > - 
-             < C o m p a n y P h o n e C a p t i o n > C o m p a n y   P h o n e   C a p t i o n < / C o m p a n y P h o n e C a p t i o n > - 
-             < C o m p a n y F a x N o > C o m p a n y   F a x   N o . < / C o m p a n y F a x N o > - 
-             < C o m p a n y F a x N o C a p t i o n > C o m p a n y   F a x   N o .   C a p t i o n < / C o m p a n y F a x N o C a p t i o n > - 
-             < C o m p a n y E m a i l > C o m p a n y   E m a i l < / C o m p a n y E m a i l > - 
-             < C o m p a n y E m a i l C a p t i o n > C o m p a n y   E m a i l   C a p t i o n < / C o m p a n y E m a i l C a p t i o n > - 
-             < C o m p a n y H o m e P a g e > C o m p a n y   H o m e   P a g e < / C o m p a n y H o m e P a g e > - 
-             < C o m p a n y H o m e P a g e C a p t i o n > C o m p a n y   H o m e   P a g e   C a p t i o n < / C o m p a n y H o m e P a g e C a p t i o n > - 
-             < C o m p a n y L o g o > C o m p a n y   L o g o < / C o m p a n y L o g o > - 
-             < C o m p a n y V A T R e g i s t r a t i o n N o > C o m p a n y   V A T   R e g i s t r a t i o n   N o . < / C o m p a n y V A T R e g i s t r a t i o n N o > - 
-             < C o m p a n y V A T R e g i s t r a t i o n N o C a p t i o n > C o m p a n y   V A T   R e g i s t r a t i o n   N o .   C a p t i o n < / C o m p a n y V A T R e g i s t r a t i o n N o C a p t i o n > - 
-             < C o m p a n y R e g i s t r a t i o n N o > C o m p a n y   R e g i s t r a t i o n   N o . < / C o m p a n y R e g i s t r a t i o n N o > - 
-             < C o m p a n y R e g i s t r a t i o n N o C a p t i o n > C o m p a n y   R e g i s t r a t i o n   N o .   C a p t i o n < / C o m p a n y R e g i s t r a t i o n N o C a p t i o n > - 
-             < C o m p a n y B a n k N a m e > C o m p a n y   B a n k   N a m e < / C o m p a n y B a n k N a m e > - 
-             < C o m p a n y B a n k N a m e C a p t i o n > C o m p a n y   B a n k   N a m e   C a p t i o n < / C o m p a n y B a n k N a m e C a p t i o n > - 
-             < C o m p a n y B a n k A c c o u n t N o > C o m p a n y   B a n k   A c c o u n t   N o . < / C o m p a n y B a n k A c c o u n t N o > - 
-             < C o m p a n y B a n k A c c o u n t N o C a p t i o n > C o m p a n y   B a n k   A c c o u n t   N o .   C a p t i o n < / C o m p a n y B a n k A c c o u n t N o C a p t i o n > - 
-             < C o m p a n y B a n k B r a n c h N o > C o m p a n y   B a n k   B r a n c h   N o . < / C o m p a n y B a n k B r a n c h N o > - 
-             < C o m p a n y B a n k B r a n c h N o C a p t i o n > C o m p a n y   B a n k   B r a n c h   N o .   C a p t i o n < / C o m p a n y B a n k B r a n c h N o C a p t i o n > - 
-             < C o m p a n y I B A N > C o m p a n y   I B A N < / C o m p a n y I B A N > - 
-             < C o m p a n y I B A N C a p t i o n > C o m p a n y   I B A N   C a p t i o n < / C o m p a n y I B A N C a p t i o n > - 
-             < C o m p a n y B a n k S W I F T > C o m p a n y   B a n k   S W I F T < / C o m p a n y B a n k S W I F T > - 
-             < C o m p a n y B a n k S W I F T C a p t i o n > C o m p a n y   B a n k   S W I F T   C a p t i o n < / C o m p a n y B a n k S W I F T C a p t i o n > - 
-             < C o m p a n y G i r o N o > C o m p a n y   G i r o   N o . < / C o m p a n y G i r o N o > - 
-             < C o m p a n y G i r o N o C a p t i o n > C o m p a n y   G i r o   N o .   C a p t i o n < / C o m p a n y G i r o N o C a p t i o n > - 
-         < / C o m p a n y M e t a d a t a > - 
-     < / B C R e p o r t I n f o r m a t i o n > - 
-     < L a b e l s > - 
-         < A b o u t T h e R e p o r t L b l > A b o u t T h e R e p o r t L b l < / A b o u t T h e R e p o r t L b l > - 
-         < A m o u n t L b l > A m o u n t L b l < / A m o u n t L b l > - 
-         < B a s e U n i t o f M e a s u r e _ I t e m C a p t i o n > B a s e U n i t o f M e a s u r e _ I t e m C a p t i o n < / B a s e U n i t o f M e a s u r e _ I t e m C a p t i o n > - 
-         < C o m p a n y L b l > C o m p a n y L b l < / C o m p a n y L b l > - 
-         < C u s t N a m e L b l > C u s t N a m e L b l < / C u s t N a m e L b l > - 
-         < C u s t o m e r N o L b l > C u s t o m e r N o L b l < / C u s t o m e r N o L b l > - 
-         < D a t a R e t r i e v e d L b l > D a t a R e t r i e v e d L b l < / D a t a R e t r i e v e d L b l > - 
-         < D e s c r i p t i o n _ I t e m C a p t i o n > D e s c r i p t i o n _ I t e m C a p t i o n < / D e s c r i p t i o n _ I t e m C a p t i o n > - 
-         < D i s c o u n t A m t L b l > D i s c o u n t A m t L b l < / D i s c o u n t A m t L b l > - 
-         < D o c u m e n t a t i o n L b l > D o c u m e n t a t i o n L b l < / D o c u m e n t a t i o n L b l > - 
-         < E n v i r o n m e n t L b l > E n v i r o n m e n t L b l < / E n v i r o n m e n t L b l > - 
-         < I n v C u s t o m e r S a l e s A n a l y s i s L b l > I n v C u s t o m e r S a l e s A n a l y s i s L b l < / I n v C u s t o m e r S a l e s A n a l y s i s L b l > - 
-         < I n v C u s t o m e r S a l e s P r i n t L b l > I n v C u s t o m e r S a l e s P r i n t L b l < / I n v C u s t o m e r S a l e s P r i n t L b l > - 
-         < I n v e n t o r y C u s t o m e r S a l e s L b l > I n v e n t o r y C u s t o m e r S a l e s L b l < / I n v e n t o r y C u s t o m e r S a l e s L b l > - 
-         < I n v Q t y L b l > I n v Q t y L b l < / I n v Q t y L b l > - 
-         < N o _ I t e m C a p t i o n > N o _ I t e m C a p t i o n < / N o _ I t e m C a p t i o n > - 
-         < P e r i o d L b l > P e r i o d L b l < / P e r i o d L b l > - 
-         < P r o f i t _ I t e m L e d g E n t r y C a p t i o n > P r o f i t _ I t e m L e d g E n t r y C a p t i o n < / P r o f i t _ I t e m L e d g E n t r y C a p t i o n > - 
-         < P r o f i t L b l > P r o f i t L b l < / P r o f i t L b l > - 
-         < P r o f i t P c t L b l > P r o f i t P c t L b l < / P r o f i t P c t L b l > - 
-         < R e p o r t N a m e L b l > R e p o r t N a m e L b l < / R e p o r t N a m e L b l > - 
-         < R u n O n L b l > R u n O n L b l < / R u n O n L b l > - 
-         < S a l e s A m t A c t u a l _ I t e m L e d g E n t r y C a p t i o n > S a l e s A m t A c t u a l _ I t e m L e d g E n t r y C a p t i o n < / S a l e s A m t A c t u a l _ I t e m L e d g E n t r y C a p t i o n > - 
-         < S o u r c e N o _ I t e m L e d g E n t r y C a p t i o n > S o u r c e N o _ I t e m L e d g E n t r y C a p t i o n < / S o u r c e N o _ I t e m L e d g E n t r y C a p t i o n > - 
-         < T o t a l L b l > T o t a l L b l < / T o t a l L b l > - 
-         < U s e r L b l > U s e r L b l < / U s e r L b l > - 
-     < / L a b e l s > - 
-     < R e p o r t H e a d e r > - 
-         < I t e m F i l t e r > I t e m F i l t e r < / I t e m F i l t e r > - 
-         < I t e m L e d g E n t r y F i l t e r > I t e m L e d g E n t r y F i l t e r < / I t e m L e d g E n t r y F i l t e r > - 
-         < P e r i o d T e x t > P e r i o d T e x t < / P e r i o d T e x t > - 
-     < / R e p o r t H e a d e r > - 
-     < I t e m > - 
-         < B a s e U n i t o f M e a s u r e _ I t e m > B a s e U n i t o f M e a s u r e _ I t e m < / B a s e U n i t o f M e a s u r e _ I t e m > - 
-         < D e s c r i p t i o n _ I t e m > D e s c r i p t i o n _ I t e m < / D e s c r i p t i o n _ I t e m > - 
-         < N o _ I t e m > N o _ I t e m < / N o _ I t e m > - 
-         < I t e m _ L e d g e r _ E n t r y > - 
-             < I n t e g e r > - 
-                 < C u s t N a m e > C u s t N a m e < / C u s t N a m e > - 
-                 < D i s c o u n t A m o u n t > D i s c o u n t A m o u n t < / D i s c o u n t A m o u n t > - 
-                 < I n v Q t y _ I t e m L e d g E n t r y > I n v Q t y _ I t e m L e d g E n t r y < / I n v Q t y _ I t e m L e d g E n t r y > - 
-                 < P r o f i t P c t _ I t e m L e d g E n t r y > P r o f i t P c t _ I t e m L e d g E n t r y < / P r o f i t P c t _ I t e m L e d g E n t r y > - 
-                 < P r o f i t _ I t e m L e d g E n t r y > P r o f i t _ I t e m L e d g E n t r y < / P r o f i t _ I t e m L e d g E n t r y > - 
-                 < S a l e s A m t A c t u a l _ I t e m L e d g E n t r y > S a l e s A m t A c t u a l _ I t e m L e d g E n t r y < / S a l e s A m t A c t u a l _ I t e m L e d g E n t r y > - 
-                 < S o u r c e N o _ I t e m L e d g E n t r y > S o u r c e N o _ I t e m L e d g E n t r y < / S o u r c e N o _ I t e m L e d g E n t r y > - 
-             < / I n t e g e r > - 
-         < / I t e m _ L e d g e r _ E n t r y > - 
-         < S u b T o t a l s > - 
-             < S u b T o t a l s _ D e s c r i p t i o n > S u b T o t a l s _ D e s c r i p t i o n < / S u b T o t a l s _ D e s c r i p t i o n > - 
-             < S u b T o t a l s _ D i s c o u n t A m o u n t > S u b T o t a l s _ D i s c o u n t A m o u n t < / S u b T o t a l s _ D i s c o u n t A m o u n t > - 
-             < S u b T o t a l s _ I n v Q t y > S u b T o t a l s _ I n v Q t y < / S u b T o t a l s _ I n v Q t y > - 
-             < S u b T o t a l s _ P r o f i t > S u b T o t a l s _ P r o f i t < / S u b T o t a l s _ P r o f i t > - 
-             < S u b T o t a l s _ P r o f i t P c t > S u b T o t a l s _ P r o f i t P c t < / S u b T o t a l s _ P r o f i t P c t > - 
-             < S u b T o t a l s _ S a l e s A m t A c t u a l > S u b T o t a l s _ S a l e s A m t A c t u a l < / S u b T o t a l s _ S a l e s A m t A c t u a l > - 
-         < / S u b T o t a l s > - 
-     < / I t e m > - 
-     < T o t a l s > - 
-         < T o t a l s _ D i s c o u n t A m o u n t > T o t a l s _ D i s c o u n t A m o u n t < / T o t a l s _ D i s c o u n t A m o u n t > - 
-         < T o t a l s _ P r o f i t > T o t a l s _ P r o f i t < / T o t a l s _ P r o f i t > - 
-         < T o t a l s _ P r o f i t P c t > T o t a l s _ P r o f i t P c t < / T o t a l s _ P r o f i t P c t > - 
-         < T o t a l s _ S a l e s A m t A c t u a l > T o t a l s _ S a l e s A m t A c t u a l < / T o t a l s _ S a l e s A m t A c t u a l > - 
-     < / T o t a l s > - 
- < / N a v W o r d R e p o r t X m l P a r t > 
-</file>
-
 <file path=customXml/itemProps1.xml><?xml version="1.0" encoding="utf-8"?>
-<ds:datastoreItem xmlns:ds="http://schemas.openxmlformats.org/officeDocument/2006/customXml" ds:itemID="{A7CDB4A6-413E-4C8C-8393-803F00FA2081}">
+<ds:datastoreItem xmlns:ds="http://schemas.openxmlformats.org/officeDocument/2006/customXml" ds:itemID="{9FE80CD2-CE10-4EF4-957E-75892F0387BE}">
   <ds:schemaRefs>
-    <ds:schemaRef ds:uri="urn:microsoft-dynamics-businesscentral/internal/extended/reports/Inventory_Customer_Sales/713/"/>
+    <ds:schemaRef ds:uri="urn:microsoft-dynamics-nav/reports/Inventory_Customer_Sales/713/"/>
   </ds:schemaRefs>
 </ds:datastoreItem>
 </file>
 
 <file path=customXml/itemProps2.xml><?xml version="1.0" encoding="utf-8"?>
-<ds:datastoreItem xmlns:ds="http://schemas.openxmlformats.org/officeDocument/2006/customXml" ds:itemID="{9FE80CD2-CE10-4EF4-957E-75892F0387BE}">
+<ds:datastoreItem xmlns:ds="http://schemas.openxmlformats.org/officeDocument/2006/customXml" ds:itemID="{A7CDB4A6-413E-4C8C-8393-803F00FA2081}">
   <ds:schemaRefs>
-    <ds:schemaRef ds:uri="urn:microsoft-dynamics-nav/reports/Inventory_Customer_Sales/713/"/>
+    <ds:schemaRef ds:uri="urn:microsoft-dynamics-businesscentral/internal/extended/reports/Inventory_Customer_Sales/713/"/>
   </ds:schemaRefs>
 </ds:datastoreItem>
 </file>

--- a/src/Layers/W1/BaseApp/Inventory/Reports/InventoryCustomerSalesBody.docx
+++ b/src/Layers/W1/BaseApp/Inventory/Reports/InventoryCustomerSalesBody.docx
@@ -23,9 +23,6 @@
             <w:tcW w:w="5000" w:type="pct"/>
           </w:tcPr>
           <w:p>
-            <w:pPr>
-              <w:pStyle w:val="NoSpacing"/>
-            </w:pPr>
             <w:sdt>
               <w:sdtPr>
                 <w:alias w:val="#Nav: /ReportHeader/ItemFilter"/>
@@ -58,9 +55,6 @@
             <w:tcW w:w="5000" w:type="pct"/>
           </w:tcPr>
           <w:p>
-            <w:pPr>
-              <w:pStyle w:val="NoSpacing"/>
-            </w:pPr>
             <w:sdt>
               <w:sdtPr>
                 <w:alias w:val="#Nav: /ReportHeader/ItemLedgEntryFilter"/>
@@ -90,7 +84,7 @@
         <w:tblStyle w:val="BCDataTable"/>
         <w:tblW w:w="0" w:type="auto"/>
         <w:tblLayout w:type="fixed"/>
-        <w:tblLook w:val="06A0" w:firstRow="1" w:lastRow="0" w:firstColumn="1" w:lastColumn="0" w:noHBand="1" w:noVBand="1"/>
+        <w:tblLook w:val="0660" w:firstRow="1" w:lastRow="1" w:firstColumn="0" w:lastColumn="0" w:noHBand="1" w:noVBand="1"/>
       </w:tblPr>
       <w:tblGrid>
         <w:gridCol w:w="1890"/>
@@ -124,9 +118,6 @@
                 <w:vAlign w:val="top"/>
               </w:tcPr>
               <w:p>
-                <w:pPr>
-                  <w:pStyle w:val="BCLabel"/>
-                </w:pPr>
                 <w:proofErr w:type="spellStart"/>
                 <w:r>
                   <w:t>CustomerNoLbl</w:t>
@@ -154,9 +145,6 @@
                 <w:vAlign w:val="top"/>
               </w:tcPr>
               <w:p>
-                <w:pPr>
-                  <w:pStyle w:val="BCLabel"/>
-                </w:pPr>
                 <w:proofErr w:type="spellStart"/>
                 <w:r>
                   <w:t>CustNameLbl</w:t>
@@ -192,7 +180,6 @@
             <w:sdtContent>
               <w:p>
                 <w:pPr>
-                  <w:pStyle w:val="BCLabelNumber"/>
                   <w:jc w:val="right"/>
                 </w:pPr>
                 <w:proofErr w:type="spellStart"/>
@@ -223,7 +210,6 @@
               </w:tcPr>
               <w:p>
                 <w:pPr>
-                  <w:pStyle w:val="BCLabelNumber"/>
                   <w:jc w:val="right"/>
                 </w:pPr>
                 <w:proofErr w:type="spellStart"/>
@@ -254,7 +240,6 @@
             <w:sdtContent>
               <w:p>
                 <w:pPr>
-                  <w:pStyle w:val="BCLabelNumber"/>
                   <w:jc w:val="right"/>
                 </w:pPr>
                 <w:proofErr w:type="spellStart"/>
@@ -285,7 +270,6 @@
               </w:tcPr>
               <w:p>
                 <w:pPr>
-                  <w:pStyle w:val="BCLabelNumber"/>
                   <w:jc w:val="right"/>
                 </w:pPr>
                 <w:proofErr w:type="spellStart"/>
@@ -316,7 +300,6 @@
               </w:tcPr>
               <w:p>
                 <w:pPr>
-                  <w:pStyle w:val="BCLabelNumber"/>
                   <w:jc w:val="right"/>
                 </w:pPr>
                 <w:proofErr w:type="spellStart"/>
@@ -332,7 +315,9 @@
       <w:sdt>
         <w:sdtPr>
           <w:rPr>
-            <w:rFonts w:asciiTheme="majorHAnsi" w:hAnsiTheme="majorHAnsi" w:eastAsiaTheme="majorEastAsia" w:cstheme="majorBidi"/>
+            <w:rFonts w:eastAsiaTheme="majorEastAsia"/>
+            <w:b/>
+            <w:bCs/>
             <w14:numSpacing w14:val="tabular"/>
           </w:rPr>
           <w:alias w:val="Repeater: Item"/>
@@ -345,17 +330,35 @@
           <w15:color w:val="808080"/>
           <w15:repeatingSection/>
         </w:sdtPr>
+        <w:sdtEndPr>
+          <w:rPr>
+            <w:rFonts w:eastAsiaTheme="minorHAnsi"/>
+            <w:b w:val="0"/>
+            <w:bCs w:val="0"/>
+            <w14:numSpacing w14:val="default"/>
+          </w:rPr>
+        </w:sdtEndPr>
         <w:sdtContent>
           <w:sdt>
             <w:sdtPr>
               <w:rPr>
-                <w:rFonts w:asciiTheme="majorHAnsi" w:hAnsiTheme="majorHAnsi" w:eastAsiaTheme="majorEastAsia" w:cstheme="majorBidi"/>
+                <w:rFonts w:eastAsiaTheme="majorEastAsia"/>
+                <w:b/>
+                <w:bCs/>
                 <w14:numSpacing w14:val="tabular"/>
               </w:rPr>
               <w:id w:val="1190329811"/>
               <w15:color w:val="808080"/>
               <w15:repeatingSectionItem/>
             </w:sdtPr>
+            <w:sdtEndPr>
+              <w:rPr>
+                <w:rFonts w:eastAsiaTheme="minorHAnsi"/>
+                <w:b w:val="0"/>
+                <w:bCs w:val="0"/>
+                <w14:numSpacing w14:val="default"/>
+              </w:rPr>
+            </w:sdtEndPr>
             <w:sdtContent>
               <w:tr>
                 <w:trPr>
@@ -364,7 +367,9 @@
                 <w:sdt>
                   <w:sdtPr>
                     <w:rPr>
-                      <w:rFonts w:asciiTheme="majorHAnsi" w:hAnsiTheme="majorHAnsi" w:eastAsiaTheme="majorEastAsia" w:cstheme="majorBidi"/>
+                      <w:rFonts w:eastAsiaTheme="majorEastAsia"/>
+                      <w:b/>
+                      <w:bCs/>
                       <w14:numSpacing w14:val="tabular"/>
                     </w:rPr>
                     <w:alias w:val="No_Item"/>
@@ -379,7 +384,7 @@
                   </w:sdtPr>
                   <w:sdtEndPr>
                     <w:rPr>
-                      <w:rFonts w:eastAsiaTheme="minorHAnsi" w:cstheme="minorBidi"/>
+                      <w:rFonts w:eastAsiaTheme="minorHAnsi"/>
                       <w14:numSpacing w14:val="default"/>
                     </w:rPr>
                   </w:sdtEndPr>
@@ -390,14 +395,17 @@
                       </w:tcPr>
                       <w:p>
                         <w:pPr>
+                          <w:spacing w:before="120" w:after="60"/>
                           <w:rPr>
-                            <w:rFonts w:asciiTheme="majorHAnsi" w:hAnsiTheme="majorHAnsi"/>
+                            <w:b/>
+                            <w:bCs/>
                           </w:rPr>
                         </w:pPr>
                         <w:proofErr w:type="spellStart"/>
                         <w:r>
                           <w:rPr>
-                            <w:rFonts w:asciiTheme="majorHAnsi" w:hAnsiTheme="majorHAnsi"/>
+                            <w:b/>
+                            <w:bCs/>
                           </w:rPr>
                           <w:t>No_Item</w:t>
                         </w:r>
@@ -409,7 +417,8 @@
                 <w:sdt>
                   <w:sdtPr>
                     <w:rPr>
-                      <w:rFonts w:asciiTheme="majorHAnsi" w:hAnsiTheme="majorHAnsi"/>
+                      <w:b/>
+                      <w:bCs/>
                     </w:rPr>
                     <w:alias w:val="Description_Item"/>
                     <w:tag w:val="#BC:InsertDataItem,DataItems/Item/Description_Item"/>
@@ -429,14 +438,17 @@
                       </w:tcPr>
                       <w:p>
                         <w:pPr>
+                          <w:spacing w:before="120" w:after="60"/>
                           <w:rPr>
-                            <w:rFonts w:asciiTheme="majorHAnsi" w:hAnsiTheme="majorHAnsi"/>
+                            <w:b/>
+                            <w:bCs/>
                           </w:rPr>
                         </w:pPr>
                         <w:proofErr w:type="spellStart"/>
                         <w:r>
                           <w:rPr>
-                            <w:rFonts w:asciiTheme="majorHAnsi" w:hAnsiTheme="majorHAnsi"/>
+                            <w:b/>
+                            <w:bCs/>
                           </w:rPr>
                           <w:t>Description_Item</w:t>
                         </w:r>
@@ -447,6 +459,10 @@
                 </w:sdt>
                 <w:sdt>
                   <w:sdtPr>
+                    <w:rPr>
+                      <w:b/>
+                      <w:bCs/>
+                    </w:rPr>
                     <w:alias w:val="BaseUnitofMeasure_Item"/>
                     <w:tag w:val="#BC:InsertDataItem,DataItems/Item/BaseUnitofMeasure_Item"/>
                     <w:id w:val="4105457"/>
@@ -464,13 +480,19 @@
                       </w:tcPr>
                       <w:p>
                         <w:pPr>
+                          <w:spacing w:before="120" w:after="60"/>
                           <w:jc w:val="right"/>
                           <w:rPr>
-                            <w:rFonts w:asciiTheme="majorHAnsi" w:hAnsiTheme="majorHAnsi"/>
+                            <w:b/>
+                            <w:bCs/>
                           </w:rPr>
                         </w:pPr>
                         <w:proofErr w:type="spellStart"/>
                         <w:r>
+                          <w:rPr>
+                            <w:b/>
+                            <w:bCs/>
+                          </w:rPr>
                           <w:t>BaseUnitofMeasure_Item</w:t>
                         </w:r>
                         <w:proofErr w:type="spellEnd"/>
@@ -485,9 +507,7 @@
                   </w:tcPr>
                   <w:p>
                     <w:pPr>
-                      <w:rPr>
-                        <w:rFonts w:asciiTheme="majorHAnsi" w:hAnsiTheme="majorHAnsi"/>
-                      </w:rPr>
+                      <w:jc w:val="right"/>
                     </w:pPr>
                   </w:p>
                 </w:tc>
@@ -586,9 +606,6 @@
                                               <w:vAlign w:val="center"/>
                                             </w:tcPr>
                                             <w:p>
-                                              <w:pPr>
-                                                <w:pStyle w:val="BCNumber"/>
-                                              </w:pPr>
                                               <w:proofErr w:type="spellStart"/>
                                               <w:r>
                                                 <w:t>SourceNo_ItemLedgEntry</w:t>
@@ -617,9 +634,6 @@
                                               <w:vAlign w:val="center"/>
                                             </w:tcPr>
                                             <w:p>
-                                              <w:pPr>
-                                                <w:pStyle w:val="BCNumber"/>
-                                              </w:pPr>
                                               <w:proofErr w:type="spellStart"/>
                                               <w:r>
                                                 <w:t>CustName</w:t>
@@ -649,7 +663,6 @@
                                             </w:tcPr>
                                             <w:p>
                                               <w:pPr>
-                                                <w:pStyle w:val="BCNumber"/>
                                                 <w:jc w:val="right"/>
                                               </w:pPr>
                                               <w:proofErr w:type="spellStart"/>
@@ -681,7 +694,6 @@
                                             </w:tcPr>
                                             <w:p>
                                               <w:pPr>
-                                                <w:pStyle w:val="BCNumber"/>
                                                 <w:jc w:val="right"/>
                                               </w:pPr>
                                               <w:proofErr w:type="spellStart"/>
@@ -713,7 +725,6 @@
                                             </w:tcPr>
                                             <w:p>
                                               <w:pPr>
-                                                <w:pStyle w:val="BCNumber"/>
                                                 <w:jc w:val="right"/>
                                               </w:pPr>
                                               <w:proofErr w:type="spellStart"/>
@@ -745,7 +756,6 @@
                                             </w:tcPr>
                                             <w:p>
                                               <w:pPr>
-                                                <w:pStyle w:val="BCNumber"/>
                                                 <w:jc w:val="right"/>
                                               </w:pPr>
                                               <w:proofErr w:type="spellStart"/>
@@ -777,7 +787,6 @@
                                             </w:tcPr>
                                             <w:p>
                                               <w:pPr>
-                                                <w:pStyle w:val="BCNumber"/>
                                                 <w:jc w:val="right"/>
                                               </w:pPr>
                                               <w:proofErr w:type="spellStart"/>
@@ -801,7 +810,6 @@
                   </w:tbl>
                   <w:p>
                     <w:pPr>
-                      <w:pStyle w:val="BCNumber"/>
                       <w:jc w:val="right"/>
                     </w:pPr>
                   </w:p>
@@ -809,29 +817,20 @@
               </w:tr>
               <w:tr>
                 <w:trPr>
+                  <w:cnfStyle w:val="010000000000" w:firstRow="0" w:lastRow="1" w:firstColumn="0" w:lastColumn="0" w:oddVBand="0" w:evenVBand="0" w:oddHBand="0" w:evenHBand="0" w:firstRowFirstColumn="0" w:firstRowLastColumn="0" w:lastRowFirstColumn="0" w:lastRowLastColumn="0"/>
                   <w:trHeight w:val="346"/>
                 </w:trPr>
                 <w:tc>
                   <w:tcPr>
                     <w:tcW w:w="1890" w:type="dxa"/>
                     <w:tcBorders>
-                      <w:bottom w:val="single" w:color="auto" w:sz="4" w:space="0"/>
+                      <w:bottom w:val="single" w:sz="4" w:space="0" w:color="auto"/>
                     </w:tcBorders>
                   </w:tcPr>
-                  <w:p>
-                    <w:pPr>
-                      <w:spacing w:after="40"/>
-                      <w:rPr>
-                        <w:rFonts w:asciiTheme="majorHAnsi" w:hAnsiTheme="majorHAnsi"/>
-                      </w:rPr>
-                    </w:pPr>
-                  </w:p>
+                  <w:p/>
                 </w:tc>
                 <w:sdt>
                   <w:sdtPr>
-                    <w:rPr>
-                      <w:rFonts w:asciiTheme="majorHAnsi" w:hAnsiTheme="majorHAnsi"/>
-                    </w:rPr>
                     <w:alias w:val="SubTotals_Description"/>
                     <w:tag w:val="#BC:InsertDataItem,DataItems/Item/SubTotals/SubTotals_Description"/>
                     <w:id w:val="-1888713501"/>
@@ -848,18 +847,12 @@
                         <w:tcW w:w="4680" w:type="dxa"/>
                         <w:gridSpan w:val="2"/>
                         <w:tcBorders>
-                          <w:bottom w:val="single" w:color="auto" w:sz="4" w:space="0"/>
+                          <w:bottom w:val="single" w:sz="4" w:space="0" w:color="auto"/>
                         </w:tcBorders>
                       </w:tcPr>
                       <w:p>
-                        <w:pPr>
-                          <w:pStyle w:val="NoSpacing"/>
-                        </w:pPr>
                         <w:proofErr w:type="spellStart"/>
                         <w:r>
-                          <w:rPr>
-                            <w:rFonts w:asciiTheme="majorHAnsi" w:hAnsiTheme="majorHAnsi"/>
-                          </w:rPr>
                           <w:t>SubTotals_Description</w:t>
                         </w:r>
                         <w:proofErr w:type="spellEnd"/>
@@ -884,12 +877,11 @@
                       <w:tcPr>
                         <w:tcW w:w="1440" w:type="dxa"/>
                         <w:tcBorders>
-                          <w:bottom w:val="single" w:color="auto" w:sz="4" w:space="0"/>
+                          <w:bottom w:val="single" w:sz="4" w:space="0" w:color="auto"/>
                         </w:tcBorders>
                       </w:tcPr>
                       <w:p>
                         <w:pPr>
-                          <w:pStyle w:val="BCLabelNumber"/>
                           <w:jc w:val="right"/>
                         </w:pPr>
                         <w:proofErr w:type="spellStart"/>
@@ -918,12 +910,11 @@
                       <w:tcPr>
                         <w:tcW w:w="2155" w:type="dxa"/>
                         <w:tcBorders>
-                          <w:bottom w:val="single" w:color="auto" w:sz="4" w:space="0"/>
+                          <w:bottom w:val="single" w:sz="4" w:space="0" w:color="auto"/>
                         </w:tcBorders>
                       </w:tcPr>
                       <w:p>
                         <w:pPr>
-                          <w:pStyle w:val="BCLabelNumber"/>
                           <w:jc w:val="right"/>
                         </w:pPr>
                         <w:proofErr w:type="spellStart"/>
@@ -952,12 +943,11 @@
                       <w:tcPr>
                         <w:tcW w:w="1985" w:type="dxa"/>
                         <w:tcBorders>
-                          <w:bottom w:val="single" w:color="auto" w:sz="4" w:space="0"/>
+                          <w:bottom w:val="single" w:sz="4" w:space="0" w:color="auto"/>
                         </w:tcBorders>
                       </w:tcPr>
                       <w:p>
                         <w:pPr>
-                          <w:pStyle w:val="BCLabelNumber"/>
                           <w:jc w:val="right"/>
                         </w:pPr>
                         <w:proofErr w:type="spellStart"/>
@@ -986,12 +976,11 @@
                       <w:tcPr>
                         <w:tcW w:w="1800" w:type="dxa"/>
                         <w:tcBorders>
-                          <w:bottom w:val="single" w:color="auto" w:sz="4" w:space="0"/>
+                          <w:bottom w:val="single" w:sz="4" w:space="0" w:color="auto"/>
                         </w:tcBorders>
                       </w:tcPr>
                       <w:p>
                         <w:pPr>
-                          <w:pStyle w:val="BCLabelNumber"/>
                           <w:jc w:val="right"/>
                         </w:pPr>
                         <w:proofErr w:type="spellStart"/>
@@ -1007,7 +996,7 @@
                   <w:tcPr>
                     <w:tcW w:w="1726" w:type="dxa"/>
                     <w:tcBorders>
-                      <w:bottom w:val="single" w:color="auto" w:sz="4" w:space="0"/>
+                      <w:bottom w:val="single" w:sz="4" w:space="0" w:color="auto"/>
                     </w:tcBorders>
                   </w:tcPr>
                   <w:sdt>
@@ -1025,7 +1014,7 @@
                     <w:sdtContent>
                       <w:p>
                         <w:pPr>
-                          <w:pStyle w:val="BCLabelNumber"/>
+                          <w:spacing w:before="60" w:after="120"/>
                           <w:jc w:val="right"/>
                         </w:pPr>
                         <w:proofErr w:type="spellStart"/>
@@ -1071,7 +1060,6 @@
           </w:tcPr>
           <w:p>
             <w:pPr>
-              <w:pStyle w:val="BCLabel"/>
               <w:rPr>
                 <w:b/>
                 <w:bCs/>
@@ -1117,7 +1105,6 @@
               </w:tcPr>
               <w:p>
                 <w:pPr>
-                  <w:pStyle w:val="BCLabelNumber"/>
                   <w:jc w:val="right"/>
                 </w:pPr>
                 <w:proofErr w:type="spellStart"/>
@@ -1147,7 +1134,6 @@
               </w:tcPr>
               <w:p>
                 <w:pPr>
-                  <w:pStyle w:val="BCLabelNumber"/>
                   <w:jc w:val="right"/>
                 </w:pPr>
                 <w:proofErr w:type="spellStart"/>
@@ -1177,7 +1163,6 @@
               </w:tcPr>
               <w:p>
                 <w:pPr>
-                  <w:pStyle w:val="BCLabelNumber"/>
                   <w:jc w:val="right"/>
                 </w:pPr>
                 <w:proofErr w:type="spellStart"/>
@@ -1207,7 +1192,6 @@
               </w:tcPr>
               <w:p>
                 <w:pPr>
-                  <w:pStyle w:val="BCLabelNumber"/>
                   <w:jc w:val="right"/>
                 </w:pPr>
                 <w:proofErr w:type="spellStart"/>
@@ -29904,7 +29888,9 @@
     <w:rsid w:val="007A75D3"/>
     <w:rsid w:val="00831B2E"/>
     <w:rsid w:val="008858E8"/>
+    <w:rsid w:val="008D4D40"/>
     <w:rsid w:val="008E7FCD"/>
+    <w:rsid w:val="008F7FBE"/>
     <w:rsid w:val="00A73924"/>
     <w:rsid w:val="00AE356B"/>
     <w:rsid w:val="00B51BD9"/>
@@ -30738,284 +30724,7 @@
 </we:webextension>
 </file>
 
-<file path=customXml/item1.xml>��< ? x m l   v e r s i o n = " 1 . 0 "   e n c o d i n g = " u t f - 1 6 " ? > - 
- < N a v W o r d R e p o r t X m l P a r t   x m l n s = " u r n : m i c r o s o f t - d y n a m i c s - n a v / r e p o r t s / I n v e n t o r y _ C u s t o m e r _ S a l e s / 7 1 3 / " > - 
-     < B C R e p o r t I n f o r m a t i o n > - 
-         < R e p o r t M e t a d a t a > - 
-             < E x t e n s i o n I d > E x t e n s i o n   I D < / E x t e n s i o n I d > - 
-             < E x t e n s i o n N a m e > E x t e n s i o n   N a m e < / E x t e n s i o n N a m e > - 
-             < E x t e n s i o n P u b l i s h e r > E x t e n s i o n   P u b l i s h e r < / E x t e n s i o n P u b l i s h e r > - 
-             < E x t e n s i o n V e r s i o n > E x t e n s i o n   V e r s i o n < / E x t e n s i o n V e r s i o n > - 
-             < R e p o r t I d > R e p o r t   I D < / R e p o r t I d > - 
-             < R e p o r t N a m e > R e p o r t   N a m e < / R e p o r t N a m e > - 
-             < R e p o r t C a p t i o n > R e p o r t   C a p t i o n < / R e p o r t C a p t i o n > - 
-             < A b o u t T h i s R e p o r t T i t l e > A b o u t   T h i s   R e p o r t   T i t l e < / A b o u t T h i s R e p o r t T i t l e > - 
-             < A b o u t T h i s R e p o r t T e x t > A b o u t   T h i s   R e p o r t   T e x t < / A b o u t T h i s R e p o r t T e x t > - 
-             < R e p o r t H e l p L i n k > R e p o r t   H e l p   L i n k < / R e p o r t H e l p L i n k > - 
-         < / R e p o r t M e t a d a t a > - 
-         < R e p o r t R e q u e s t > - 
-             < T e n a n t E n t r a I d > T e n a n t   E n t r a   I d < / T e n a n t E n t r a I d > - 
-             < E n v i r o n m e n t N a m e > E n v i r o n m e n t   N a m e < / E n v i r o n m e n t N a m e > - 
-             < E n v i r o n m e n t T y p e > E n v i r o n m e n t   T y p e < / E n v i r o n m e n t T y p e > - 
-             < C o m p a n y N a m e > C o m p a n y   N a m e < / C o m p a n y N a m e > - 
-             < C o m p a n y D i s p l a y N a m e > C o m p a n y   D i s p l a y   N a m e < / C o m p a n y D i s p l a y N a m e > - 
-             < C o m p a n y I d > C o m p a n y   I D < / C o m p a n y I d > - 
-             < U s e r N a m e > U s e r   N a m e < / U s e r N a m e > - 
-             < D a t e A n d T i m e > D a t e   a n d   T i m e < / D a t e A n d T i m e > - 
-             < L a n g u a g e > L a n g u a g e < / L a n g u a g e > - 
-             < F o r m a t R e g i o n > F o r m a t   R e g i o n < / F o r m a t R e g i o n > - 
-             < D a t e T i m e V a l u e s > - 
-                 < Y e a r > Y e a r < / Y e a r > - 
-                 < M o n t h N u m b e r > M o n t h   N u m b e r < / M o n t h N u m b e r > - 
-                 < D a y N u m b e r > D a y   N u m b e r < / D a y N u m b e r > - 
-                 < H o u r > H o u r < / H o u r > - 
-                 < M i n u t e > M i n u t e < / M i n u t e > - 
-             < / D a t e T i m e V a l u e s > - 
-         < / R e p o r t R e q u e s t > - 
-         < C o m p a n y M e t a d a t a > - 
-             < C o m p a n y N a m e > C o m p a n y   N a m e < / C o m p a n y N a m e > - 
-             < C o m p a n y D i s p l a y N a m e > C o m p a n y   D i s p l a y   N a m e < / C o m p a n y D i s p l a y N a m e > - 
-             < C o m p a n y A d d r e s s L i n e s > - 
-                 < C o m p a n y A d d r e s s L i n e 1 > C o m p a n y   A d d r e s s   L i n e   1 < / C o m p a n y A d d r e s s L i n e 1 > - 
-                 < C o m p a n y A d d r e s s L i n e 2 > C o m p a n y   A d d r e s s   L i n e   2 < / C o m p a n y A d d r e s s L i n e 2 > - 
-                 < C o m p a n y A d d r e s s L i n e 3 > C o m p a n y   A d d r e s s   L i n e   3 < / C o m p a n y A d d r e s s L i n e 3 > - 
-                 < C o m p a n y A d d r e s s L i n e 4 > C o m p a n y   A d d r e s s   L i n e   4 < / C o m p a n y A d d r e s s L i n e 4 > - 
-                 < C o m p a n y A d d r e s s L i n e 5 > C o m p a n y   A d d r e s s   L i n e   5 < / C o m p a n y A d d r e s s L i n e 5 > - 
-                 < C o m p a n y A d d r e s s L i n e 6 > C o m p a n y   A d d r e s s   L i n e   6 < / C o m p a n y A d d r e s s L i n e 6 > - 
-                 < C o m p a n y A d d r e s s L i n e 7 > C o m p a n y   A d d r e s s   L i n e   7 < / C o m p a n y A d d r e s s L i n e 7 > - 
-                 < C o m p a n y A d d r e s s L i n e 8 > C o m p a n y   A d d r e s s   L i n e   8 < / C o m p a n y A d d r e s s L i n e 8 > - 
-             < / C o m p a n y A d d r e s s L i n e s > - 
-             < C o m p a n y P h o n e > C o m p a n y   P h o n e < / C o m p a n y P h o n e > - 
-             < C o m p a n y P h o n e C a p t i o n > C o m p a n y   P h o n e   C a p t i o n < / C o m p a n y P h o n e C a p t i o n > - 
-             < C o m p a n y F a x N o > C o m p a n y   F a x   N o . < / C o m p a n y F a x N o > - 
-             < C o m p a n y F a x N o C a p t i o n > C o m p a n y   F a x   N o .   C a p t i o n < / C o m p a n y F a x N o C a p t i o n > - 
-             < C o m p a n y E m a i l > C o m p a n y   E m a i l < / C o m p a n y E m a i l > - 
-             < C o m p a n y E m a i l C a p t i o n > C o m p a n y   E m a i l   C a p t i o n < / C o m p a n y E m a i l C a p t i o n > - 
-             < C o m p a n y H o m e P a g e > C o m p a n y   H o m e   P a g e < / C o m p a n y H o m e P a g e > - 
-             < C o m p a n y H o m e P a g e C a p t i o n > C o m p a n y   H o m e   P a g e   C a p t i o n < / C o m p a n y H o m e P a g e C a p t i o n > - 
-             < C o m p a n y L o g o > C o m p a n y   L o g o < / C o m p a n y L o g o > - 
-             < C o m p a n y V A T R e g i s t r a t i o n N o > C o m p a n y   V A T   R e g i s t r a t i o n   N o . < / C o m p a n y V A T R e g i s t r a t i o n N o > - 
-             < C o m p a n y V A T R e g i s t r a t i o n N o C a p t i o n > C o m p a n y   V A T   R e g i s t r a t i o n   N o .   C a p t i o n < / C o m p a n y V A T R e g i s t r a t i o n N o C a p t i o n > - 
-             < C o m p a n y R e g i s t r a t i o n N o > C o m p a n y   R e g i s t r a t i o n   N o . < / C o m p a n y R e g i s t r a t i o n N o > - 
-             < C o m p a n y R e g i s t r a t i o n N o C a p t i o n > C o m p a n y   R e g i s t r a t i o n   N o .   C a p t i o n < / C o m p a n y R e g i s t r a t i o n N o C a p t i o n > - 
-             < C o m p a n y B a n k N a m e > C o m p a n y   B a n k   N a m e < / C o m p a n y B a n k N a m e > - 
-             < C o m p a n y B a n k N a m e C a p t i o n > C o m p a n y   B a n k   N a m e   C a p t i o n < / C o m p a n y B a n k N a m e C a p t i o n > - 
-             < C o m p a n y B a n k A c c o u n t N o > C o m p a n y   B a n k   A c c o u n t   N o . < / C o m p a n y B a n k A c c o u n t N o > - 
-             < C o m p a n y B a n k A c c o u n t N o C a p t i o n > C o m p a n y   B a n k   A c c o u n t   N o .   C a p t i o n < / C o m p a n y B a n k A c c o u n t N o C a p t i o n > - 
-             < C o m p a n y B a n k B r a n c h N o > C o m p a n y   B a n k   B r a n c h   N o . < / C o m p a n y B a n k B r a n c h N o > - 
-             < C o m p a n y B a n k B r a n c h N o C a p t i o n > C o m p a n y   B a n k   B r a n c h   N o .   C a p t i o n < / C o m p a n y B a n k B r a n c h N o C a p t i o n > - 
-             < C o m p a n y I B A N > C o m p a n y   I B A N < / C o m p a n y I B A N > - 
-             < C o m p a n y I B A N C a p t i o n > C o m p a n y   I B A N   C a p t i o n < / C o m p a n y I B A N C a p t i o n > - 
-             < C o m p a n y B a n k S W I F T > C o m p a n y   B a n k   S W I F T < / C o m p a n y B a n k S W I F T > - 
-             < C o m p a n y B a n k S W I F T C a p t i o n > C o m p a n y   B a n k   S W I F T   C a p t i o n < / C o m p a n y B a n k S W I F T C a p t i o n > - 
-             < C o m p a n y G i r o N o > C o m p a n y   G i r o   N o . < / C o m p a n y G i r o N o > - 
-             < C o m p a n y G i r o N o C a p t i o n > C o m p a n y   G i r o   N o .   C a p t i o n < / C o m p a n y G i r o N o C a p t i o n > - 
-         < / C o m p a n y M e t a d a t a > - 
-     < / B C R e p o r t I n f o r m a t i o n > - 
-     < L a b e l s > - 
-         < A b o u t T h e R e p o r t L b l > A b o u t T h e R e p o r t L b l < / A b o u t T h e R e p o r t L b l > - 
-         < A m o u n t L b l > A m o u n t L b l < / A m o u n t L b l > - 
-         < B a s e U n i t o f M e a s u r e _ I t e m C a p t i o n > B a s e U n i t o f M e a s u r e _ I t e m C a p t i o n < / B a s e U n i t o f M e a s u r e _ I t e m C a p t i o n > - 
-         < C o m p a n y L b l > C o m p a n y L b l < / C o m p a n y L b l > - 
-         < C u s t N a m e L b l > C u s t N a m e L b l < / C u s t N a m e L b l > - 
-         < C u s t o m e r N o L b l > C u s t o m e r N o L b l < / C u s t o m e r N o L b l > - 
-         < D a t a R e t r i e v e d L b l > D a t a R e t r i e v e d L b l < / D a t a R e t r i e v e d L b l > - 
-         < D e s c r i p t i o n _ I t e m C a p t i o n > D e s c r i p t i o n _ I t e m C a p t i o n < / D e s c r i p t i o n _ I t e m C a p t i o n > - 
-         < D i s c o u n t A m t L b l > D i s c o u n t A m t L b l < / D i s c o u n t A m t L b l > - 
-         < D o c u m e n t a t i o n L b l > D o c u m e n t a t i o n L b l < / D o c u m e n t a t i o n L b l > - 
-         < E n v i r o n m e n t L b l > E n v i r o n m e n t L b l < / E n v i r o n m e n t L b l > - 
-         < I n v C u s t o m e r S a l e s A n a l y s i s L b l > I n v C u s t o m e r S a l e s A n a l y s i s L b l < / I n v C u s t o m e r S a l e s A n a l y s i s L b l > - 
-         < I n v C u s t o m e r S a l e s P r i n t L b l > I n v C u s t o m e r S a l e s P r i n t L b l < / I n v C u s t o m e r S a l e s P r i n t L b l > - 
-         < I n v e n t o r y C u s t o m e r S a l e s L b l > I n v e n t o r y C u s t o m e r S a l e s L b l < / I n v e n t o r y C u s t o m e r S a l e s L b l > - 
-         < I n v Q t y L b l > I n v Q t y L b l < / I n v Q t y L b l > - 
-         < N o _ I t e m C a p t i o n > N o _ I t e m C a p t i o n < / N o _ I t e m C a p t i o n > - 
-         < P e r i o d L b l > P e r i o d L b l < / P e r i o d L b l > - 
-         < P r o f i t _ I t e m L e d g E n t r y C a p t i o n > P r o f i t _ I t e m L e d g E n t r y C a p t i o n < / P r o f i t _ I t e m L e d g E n t r y C a p t i o n > - 
-         < P r o f i t L b l > P r o f i t L b l < / P r o f i t L b l > - 
-         < P r o f i t P c t L b l > P r o f i t P c t L b l < / P r o f i t P c t L b l > - 
-         < R e p o r t N a m e L b l > R e p o r t N a m e L b l < / R e p o r t N a m e L b l > - 
-         < R u n O n L b l > R u n O n L b l < / R u n O n L b l > - 
-         < S a l e s A m t A c t u a l _ I t e m L e d g E n t r y C a p t i o n > S a l e s A m t A c t u a l _ I t e m L e d g E n t r y C a p t i o n < / S a l e s A m t A c t u a l _ I t e m L e d g E n t r y C a p t i o n > - 
-         < S o u r c e N o _ I t e m L e d g E n t r y C a p t i o n > S o u r c e N o _ I t e m L e d g E n t r y C a p t i o n < / S o u r c e N o _ I t e m L e d g E n t r y C a p t i o n > - 
-         < T o t a l L b l > T o t a l L b l < / T o t a l L b l > - 
-         < U s e r L b l > U s e r L b l < / U s e r L b l > - 
-     < / L a b e l s > - 
-     < R e p o r t H e a d e r > - 
-         < I t e m F i l t e r > I t e m F i l t e r < / I t e m F i l t e r > - 
-         < I t e m L e d g E n t r y F i l t e r > I t e m L e d g E n t r y F i l t e r < / I t e m L e d g E n t r y F i l t e r > - 
-         < P e r i o d T e x t > P e r i o d T e x t < / P e r i o d T e x t > - 
-     < / R e p o r t H e a d e r > - 
-     < I t e m > - 
-         < B a s e U n i t o f M e a s u r e _ I t e m > B a s e U n i t o f M e a s u r e _ I t e m < / B a s e U n i t o f M e a s u r e _ I t e m > - 
-         < D e s c r i p t i o n _ I t e m > D e s c r i p t i o n _ I t e m < / D e s c r i p t i o n _ I t e m > - 
-         < N o _ I t e m > N o _ I t e m < / N o _ I t e m > - 
-         < I t e m _ L e d g e r _ E n t r y > - 
-             < I n t e g e r > - 
-                 < C u s t N a m e > C u s t N a m e < / C u s t N a m e > - 
-                 < D i s c o u n t A m o u n t > D i s c o u n t A m o u n t < / D i s c o u n t A m o u n t > - 
-                 < I n v Q t y _ I t e m L e d g E n t r y > I n v Q t y _ I t e m L e d g E n t r y < / I n v Q t y _ I t e m L e d g E n t r y > - 
-                 < P r o f i t P c t _ I t e m L e d g E n t r y > P r o f i t P c t _ I t e m L e d g E n t r y < / P r o f i t P c t _ I t e m L e d g E n t r y > - 
-                 < P r o f i t _ I t e m L e d g E n t r y > P r o f i t _ I t e m L e d g E n t r y < / P r o f i t _ I t e m L e d g E n t r y > - 
-                 < S a l e s A m t A c t u a l _ I t e m L e d g E n t r y > S a l e s A m t A c t u a l _ I t e m L e d g E n t r y < / S a l e s A m t A c t u a l _ I t e m L e d g E n t r y > - 
-                 < S o u r c e N o _ I t e m L e d g E n t r y > S o u r c e N o _ I t e m L e d g E n t r y < / S o u r c e N o _ I t e m L e d g E n t r y > - 
-             < / I n t e g e r > - 
-         < / I t e m _ L e d g e r _ E n t r y > - 
-         < S u b T o t a l s > - 
-             < S u b T o t a l s _ D e s c r i p t i o n > S u b T o t a l s _ D e s c r i p t i o n < / S u b T o t a l s _ D e s c r i p t i o n > - 
-             < S u b T o t a l s _ D i s c o u n t A m o u n t > S u b T o t a l s _ D i s c o u n t A m o u n t < / S u b T o t a l s _ D i s c o u n t A m o u n t > - 
-             < S u b T o t a l s _ I n v Q t y > S u b T o t a l s _ I n v Q t y < / S u b T o t a l s _ I n v Q t y > - 
-             < S u b T o t a l s _ P r o f i t > S u b T o t a l s _ P r o f i t < / S u b T o t a l s _ P r o f i t > - 
-             < S u b T o t a l s _ P r o f i t P c t > S u b T o t a l s _ P r o f i t P c t < / S u b T o t a l s _ P r o f i t P c t > - 
-             < S u b T o t a l s _ S a l e s A m t A c t u a l > S u b T o t a l s _ S a l e s A m t A c t u a l < / S u b T o t a l s _ S a l e s A m t A c t u a l > - 
-         < / S u b T o t a l s > - 
-     < / I t e m > - 
-     < T o t a l s > - 
-         < T o t a l s _ D i s c o u n t A m o u n t > T o t a l s _ D i s c o u n t A m o u n t < / T o t a l s _ D i s c o u n t A m o u n t > - 
-         < T o t a l s _ P r o f i t > T o t a l s _ P r o f i t < / T o t a l s _ P r o f i t > - 
-         < T o t a l s _ P r o f i t P c t > T o t a l s _ P r o f i t P c t < / T o t a l s _ P r o f i t P c t > - 
-         < T o t a l s _ S a l e s A m t A c t u a l > T o t a l s _ S a l e s A m t A c t u a l < / T o t a l s _ S a l e s A m t A c t u a l > - 
-     < / T o t a l s > - 
- < / N a v W o r d R e p o r t X m l P a r t > 
-</file>
-
-<file path=customXml/item2.xml>��< ? x m l   v e r s i o n = " 1 . 0 "   e n c o d i n g = " u t f - 1 6 " ? > < N a v W o r d R e p o r t X m l P a r t   x m l n s = " u r n : m i c r o s o f t - d y n a m i c s - b u s i n e s s c e n t r a l / i n t e r n a l / e x t e n d e d / r e p o r t s / I n v e n t o r y _ C u s t o m e r _ S a l e s / 7 1 3 / " > +<file path=customXml/item1.xml>��< ? x m l   v e r s i o n = " 1 . 0 "   e n c o d i n g = " u t f - 1 6 " ? > < N a v W o r d R e p o r t X m l P a r t   x m l n s = " u r n : m i c r o s o f t - d y n a m i c s - b u s i n e s s c e n t r a l / i n t e r n a l / e x t e n d e d / r e p o r t s / I n v e n t o r y _ C u s t o m e r _ S a l e s / 7 1 3 / " >   
      < B C R e p o r t I n f o r m a t i o n >   
@@ -31324,18 +31033,293 @@
  < / N a v W o r d R e p o r t X m l P a r t > 
 </file>
 
+<file path=customXml/item2.xml>��< ? x m l   v e r s i o n = " 1 . 0 "   e n c o d i n g = " u t f - 1 6 " ? > < N a v W o r d R e p o r t X m l P a r t   x m l n s = " u r n : m i c r o s o f t - d y n a m i c s - n a v / r e p o r t s / I n v e n t o r y _ C u s t o m e r _ S a l e s / 7 1 3 / " > + 
+     < B C R e p o r t I n f o r m a t i o n > + 
+         < R e p o r t M e t a d a t a > + 
+             < E x t e n s i o n I d > E x t e n s i o n   I D < / E x t e n s i o n I d > + 
+             < E x t e n s i o n N a m e > E x t e n s i o n   N a m e < / E x t e n s i o n N a m e > + 
+             < E x t e n s i o n P u b l i s h e r > E x t e n s i o n   P u b l i s h e r < / E x t e n s i o n P u b l i s h e r > + 
+             < E x t e n s i o n V e r s i o n > E x t e n s i o n   V e r s i o n < / E x t e n s i o n V e r s i o n > + 
+             < R e p o r t I d > R e p o r t   I D < / R e p o r t I d > + 
+             < R e p o r t N a m e > R e p o r t   N a m e < / R e p o r t N a m e > + 
+             < R e p o r t C a p t i o n > R e p o r t   C a p t i o n < / R e p o r t C a p t i o n > + 
+             < A b o u t T h i s R e p o r t T i t l e > A b o u t   T h i s   R e p o r t   T i t l e < / A b o u t T h i s R e p o r t T i t l e > + 
+             < A b o u t T h i s R e p o r t T e x t > A b o u t   T h i s   R e p o r t   T e x t < / A b o u t T h i s R e p o r t T e x t > + 
+             < R e p o r t H e l p L i n k > R e p o r t   H e l p   L i n k < / R e p o r t H e l p L i n k > + 
+         < / R e p o r t M e t a d a t a > + 
+         < R e p o r t R e q u e s t > + 
+             < T e n a n t E n t r a I d > T e n a n t   E n t r a   I d < / T e n a n t E n t r a I d > + 
+             < E n v i r o n m e n t N a m e > E n v i r o n m e n t   N a m e < / E n v i r o n m e n t N a m e > + 
+             < E n v i r o n m e n t T y p e > E n v i r o n m e n t   T y p e < / E n v i r o n m e n t T y p e > + 
+             < C o m p a n y N a m e > C o m p a n y   N a m e < / C o m p a n y N a m e > + 
+             < C o m p a n y D i s p l a y N a m e > C o m p a n y   D i s p l a y   N a m e < / C o m p a n y D i s p l a y N a m e > + 
+             < C o m p a n y I d > C o m p a n y   I D < / C o m p a n y I d > + 
+             < U s e r N a m e > U s e r   N a m e < / U s e r N a m e > + 
+             < D a t e A n d T i m e > D a t e   a n d   T i m e < / D a t e A n d T i m e > + 
+             < L a n g u a g e > L a n g u a g e < / L a n g u a g e > + 
+             < F o r m a t R e g i o n > F o r m a t   R e g i o n < / F o r m a t R e g i o n > + 
+             < D a t e T i m e V a l u e s > + 
+                 < Y e a r > Y e a r < / Y e a r > + 
+                 < M o n t h N u m b e r > M o n t h   N u m b e r < / M o n t h N u m b e r > + 
+                 < D a y N u m b e r > D a y   N u m b e r < / D a y N u m b e r > + 
+                 < H o u r > H o u r < / H o u r > + 
+                 < M i n u t e > M i n u t e < / M i n u t e > + 
+             < / D a t e T i m e V a l u e s > + 
+         < / R e p o r t R e q u e s t > + 
+         < C o m p a n y M e t a d a t a > + 
+             < C o m p a n y N a m e > C o m p a n y   N a m e < / C o m p a n y N a m e > + 
+             < C o m p a n y D i s p l a y N a m e > C o m p a n y   D i s p l a y   N a m e < / C o m p a n y D i s p l a y N a m e > + 
+             < C o m p a n y A d d r e s s L i n e s > + 
+                 < C o m p a n y A d d r e s s L i n e 1 > C o m p a n y   A d d r e s s   L i n e   1 < / C o m p a n y A d d r e s s L i n e 1 > + 
+                 < C o m p a n y A d d r e s s L i n e 2 > C o m p a n y   A d d r e s s   L i n e   2 < / C o m p a n y A d d r e s s L i n e 2 > + 
+                 < C o m p a n y A d d r e s s L i n e 3 > C o m p a n y   A d d r e s s   L i n e   3 < / C o m p a n y A d d r e s s L i n e 3 > + 
+                 < C o m p a n y A d d r e s s L i n e 4 > C o m p a n y   A d d r e s s   L i n e   4 < / C o m p a n y A d d r e s s L i n e 4 > + 
+                 < C o m p a n y A d d r e s s L i n e 5 > C o m p a n y   A d d r e s s   L i n e   5 < / C o m p a n y A d d r e s s L i n e 5 > + 
+                 < C o m p a n y A d d r e s s L i n e 6 > C o m p a n y   A d d r e s s   L i n e   6 < / C o m p a n y A d d r e s s L i n e 6 > + 
+                 < C o m p a n y A d d r e s s L i n e 7 > C o m p a n y   A d d r e s s   L i n e   7 < / C o m p a n y A d d r e s s L i n e 7 > + 
+                 < C o m p a n y A d d r e s s L i n e 8 > C o m p a n y   A d d r e s s   L i n e   8 < / C o m p a n y A d d r e s s L i n e 8 > + 
+             < / C o m p a n y A d d r e s s L i n e s > + 
+             < C o m p a n y P h o n e > C o m p a n y   P h o n e < / C o m p a n y P h o n e > + 
+             < C o m p a n y P h o n e C a p t i o n > C o m p a n y   P h o n e   C a p t i o n < / C o m p a n y P h o n e C a p t i o n > + 
+             < C o m p a n y F a x N o > C o m p a n y   F a x   N o . < / C o m p a n y F a x N o > + 
+             < C o m p a n y F a x N o C a p t i o n > C o m p a n y   F a x   N o .   C a p t i o n < / C o m p a n y F a x N o C a p t i o n > + 
+             < C o m p a n y E m a i l > C o m p a n y   E m a i l < / C o m p a n y E m a i l > + 
+             < C o m p a n y E m a i l C a p t i o n > C o m p a n y   E m a i l   C a p t i o n < / C o m p a n y E m a i l C a p t i o n > + 
+             < C o m p a n y H o m e P a g e > C o m p a n y   H o m e   P a g e < / C o m p a n y H o m e P a g e > + 
+             < C o m p a n y H o m e P a g e C a p t i o n > C o m p a n y   H o m e   P a g e   C a p t i o n < / C o m p a n y H o m e P a g e C a p t i o n > + 
+             < C o m p a n y L o g o > C o m p a n y   L o g o < / C o m p a n y L o g o > + 
+             < C o m p a n y V A T R e g i s t r a t i o n N o > C o m p a n y   V A T   R e g i s t r a t i o n   N o . < / C o m p a n y V A T R e g i s t r a t i o n N o > + 
+             < C o m p a n y V A T R e g i s t r a t i o n N o C a p t i o n > C o m p a n y   V A T   R e g i s t r a t i o n   N o .   C a p t i o n < / C o m p a n y V A T R e g i s t r a t i o n N o C a p t i o n > + 
+             < C o m p a n y R e g i s t r a t i o n N o > C o m p a n y   R e g i s t r a t i o n   N o . < / C o m p a n y R e g i s t r a t i o n N o > + 
+             < C o m p a n y R e g i s t r a t i o n N o C a p t i o n > C o m p a n y   R e g i s t r a t i o n   N o .   C a p t i o n < / C o m p a n y R e g i s t r a t i o n N o C a p t i o n > + 
+             < C o m p a n y B a n k N a m e > C o m p a n y   B a n k   N a m e < / C o m p a n y B a n k N a m e > + 
+             < C o m p a n y B a n k N a m e C a p t i o n > C o m p a n y   B a n k   N a m e   C a p t i o n < / C o m p a n y B a n k N a m e C a p t i o n > + 
+             < C o m p a n y B a n k A c c o u n t N o > C o m p a n y   B a n k   A c c o u n t   N o . < / C o m p a n y B a n k A c c o u n t N o > + 
+             < C o m p a n y B a n k A c c o u n t N o C a p t i o n > C o m p a n y   B a n k   A c c o u n t   N o .   C a p t i o n < / C o m p a n y B a n k A c c o u n t N o C a p t i o n > + 
+             < C o m p a n y B a n k B r a n c h N o > C o m p a n y   B a n k   B r a n c h   N o . < / C o m p a n y B a n k B r a n c h N o > + 
+             < C o m p a n y B a n k B r a n c h N o C a p t i o n > C o m p a n y   B a n k   B r a n c h   N o .   C a p t i o n < / C o m p a n y B a n k B r a n c h N o C a p t i o n > + 
+             < C o m p a n y I B A N > C o m p a n y   I B A N < / C o m p a n y I B A N > + 
+             < C o m p a n y I B A N C a p t i o n > C o m p a n y   I B A N   C a p t i o n < / C o m p a n y I B A N C a p t i o n > + 
+             < C o m p a n y B a n k S W I F T > C o m p a n y   B a n k   S W I F T < / C o m p a n y B a n k S W I F T > + 
+             < C o m p a n y B a n k S W I F T C a p t i o n > C o m p a n y   B a n k   S W I F T   C a p t i o n < / C o m p a n y B a n k S W I F T C a p t i o n > + 
+             < C o m p a n y G i r o N o > C o m p a n y   G i r o   N o . < / C o m p a n y G i r o N o > + 
+             < C o m p a n y G i r o N o C a p t i o n > C o m p a n y   G i r o   N o .   C a p t i o n < / C o m p a n y G i r o N o C a p t i o n > + 
+         < / C o m p a n y M e t a d a t a > + 
+     < / B C R e p o r t I n f o r m a t i o n > + 
+     < L a b e l s > + 
+         < A b o u t T h e R e p o r t L b l > A b o u t T h e R e p o r t L b l < / A b o u t T h e R e p o r t L b l > + 
+         < A m o u n t L b l > A m o u n t L b l < / A m o u n t L b l > + 
+         < B a s e U n i t o f M e a s u r e _ I t e m C a p t i o n > B a s e U n i t o f M e a s u r e _ I t e m C a p t i o n < / B a s e U n i t o f M e a s u r e _ I t e m C a p t i o n > + 
+         < C o m p a n y L b l > C o m p a n y L b l < / C o m p a n y L b l > + 
+         < C u s t N a m e L b l > C u s t N a m e L b l < / C u s t N a m e L b l > + 
+         < C u s t o m e r N o L b l > C u s t o m e r N o L b l < / C u s t o m e r N o L b l > + 
+         < D a t a R e t r i e v e d L b l > D a t a R e t r i e v e d L b l < / D a t a R e t r i e v e d L b l > + 
+         < D e s c r i p t i o n _ I t e m C a p t i o n > D e s c r i p t i o n _ I t e m C a p t i o n < / D e s c r i p t i o n _ I t e m C a p t i o n > + 
+         < D i s c o u n t A m t L b l > D i s c o u n t A m t L b l < / D i s c o u n t A m t L b l > + 
+         < D o c u m e n t a t i o n L b l > D o c u m e n t a t i o n L b l < / D o c u m e n t a t i o n L b l > + 
+         < E n v i r o n m e n t L b l > E n v i r o n m e n t L b l < / E n v i r o n m e n t L b l > + 
+         < I n v C u s t o m e r S a l e s A n a l y s i s L b l > I n v C u s t o m e r S a l e s A n a l y s i s L b l < / I n v C u s t o m e r S a l e s A n a l y s i s L b l > + 
+         < I n v C u s t o m e r S a l e s P r i n t L b l > I n v C u s t o m e r S a l e s P r i n t L b l < / I n v C u s t o m e r S a l e s P r i n t L b l > + 
+         < I n v e n t o r y C u s t o m e r S a l e s L b l > I n v e n t o r y C u s t o m e r S a l e s L b l < / I n v e n t o r y C u s t o m e r S a l e s L b l > + 
+         < I n v Q t y L b l > I n v Q t y L b l < / I n v Q t y L b l > + 
+         < N o _ I t e m C a p t i o n > N o _ I t e m C a p t i o n < / N o _ I t e m C a p t i o n > + 
+         < P e r i o d L b l > P e r i o d L b l < / P e r i o d L b l > + 
+         < P r o f i t _ I t e m L e d g E n t r y C a p t i o n > P r o f i t _ I t e m L e d g E n t r y C a p t i o n < / P r o f i t _ I t e m L e d g E n t r y C a p t i o n > + 
+         < P r o f i t L b l > P r o f i t L b l < / P r o f i t L b l > + 
+         < P r o f i t P c t L b l > P r o f i t P c t L b l < / P r o f i t P c t L b l > + 
+         < R e p o r t N a m e L b l > R e p o r t N a m e L b l < / R e p o r t N a m e L b l > + 
+         < R u n O n L b l > R u n O n L b l < / R u n O n L b l > + 
+         < S a l e s A m t A c t u a l _ I t e m L e d g E n t r y C a p t i o n > S a l e s A m t A c t u a l _ I t e m L e d g E n t r y C a p t i o n < / S a l e s A m t A c t u a l _ I t e m L e d g E n t r y C a p t i o n > + 
+         < S o u r c e N o _ I t e m L e d g E n t r y C a p t i o n > S o u r c e N o _ I t e m L e d g E n t r y C a p t i o n < / S o u r c e N o _ I t e m L e d g E n t r y C a p t i o n > + 
+         < T o t a l L b l > T o t a l L b l < / T o t a l L b l > + 
+         < U s e r L b l > U s e r L b l < / U s e r L b l > + 
+     < / L a b e l s > + 
+     < R e p o r t H e a d e r > + 
+         < I t e m F i l t e r > I t e m F i l t e r < / I t e m F i l t e r > + 
+         < I t e m L e d g E n t r y F i l t e r > I t e m L e d g E n t r y F i l t e r < / I t e m L e d g E n t r y F i l t e r > + 
+         < P e r i o d T e x t > P e r i o d T e x t < / P e r i o d T e x t > + 
+     < / R e p o r t H e a d e r > + 
+     < I t e m > + 
+         < B a s e U n i t o f M e a s u r e _ I t e m > B a s e U n i t o f M e a s u r e _ I t e m < / B a s e U n i t o f M e a s u r e _ I t e m > + 
+         < D e s c r i p t i o n _ I t e m > D e s c r i p t i o n _ I t e m < / D e s c r i p t i o n _ I t e m > + 
+         < N o _ I t e m > N o _ I t e m < / N o _ I t e m > + 
+         < I t e m _ L e d g e r _ E n t r y > + 
+             < I n t e g e r > + 
+                 < C u s t N a m e > C u s t N a m e < / C u s t N a m e > + 
+                 < D i s c o u n t A m o u n t > D i s c o u n t A m o u n t < / D i s c o u n t A m o u n t > + 
+                 < I n v Q t y _ I t e m L e d g E n t r y > I n v Q t y _ I t e m L e d g E n t r y < / I n v Q t y _ I t e m L e d g E n t r y > + 
+                 < P r o f i t P c t _ I t e m L e d g E n t r y > P r o f i t P c t _ I t e m L e d g E n t r y < / P r o f i t P c t _ I t e m L e d g E n t r y > + 
+                 < P r o f i t _ I t e m L e d g E n t r y > P r o f i t _ I t e m L e d g E n t r y < / P r o f i t _ I t e m L e d g E n t r y > + 
+                 < S a l e s A m t A c t u a l _ I t e m L e d g E n t r y > S a l e s A m t A c t u a l _ I t e m L e d g E n t r y < / S a l e s A m t A c t u a l _ I t e m L e d g E n t r y > + 
+                 < S o u r c e N o _ I t e m L e d g E n t r y > S o u r c e N o _ I t e m L e d g E n t r y < / S o u r c e N o _ I t e m L e d g E n t r y > + 
+             < / I n t e g e r > + 
+         < / I t e m _ L e d g e r _ E n t r y > + 
+         < S u b T o t a l s > + 
+             < S u b T o t a l s _ D e s c r i p t i o n > S u b T o t a l s _ D e s c r i p t i o n < / S u b T o t a l s _ D e s c r i p t i o n > + 
+             < S u b T o t a l s _ D i s c o u n t A m o u n t > S u b T o t a l s _ D i s c o u n t A m o u n t < / S u b T o t a l s _ D i s c o u n t A m o u n t > + 
+             < S u b T o t a l s _ I n v Q t y > S u b T o t a l s _ I n v Q t y < / S u b T o t a l s _ I n v Q t y > + 
+             < S u b T o t a l s _ P r o f i t > S u b T o t a l s _ P r o f i t < / S u b T o t a l s _ P r o f i t > + 
+             < S u b T o t a l s _ P r o f i t P c t > S u b T o t a l s _ P r o f i t P c t < / S u b T o t a l s _ P r o f i t P c t > + 
+             < S u b T o t a l s _ S a l e s A m t A c t u a l > S u b T o t a l s _ S a l e s A m t A c t u a l < / S u b T o t a l s _ S a l e s A m t A c t u a l > + 
+         < / S u b T o t a l s > + 
+     < / I t e m > + 
+     < T o t a l s > + 
+         < T o t a l s _ D i s c o u n t A m o u n t > T o t a l s _ D i s c o u n t A m o u n t < / T o t a l s _ D i s c o u n t A m o u n t > + 
+         < T o t a l s _ P r o f i t > T o t a l s _ P r o f i t < / T o t a l s _ P r o f i t > + 
+         < T o t a l s _ P r o f i t P c t > T o t a l s _ P r o f i t P c t < / T o t a l s _ P r o f i t P c t > + 
+         < T o t a l s _ S a l e s A m t A c t u a l > T o t a l s _ S a l e s A m t A c t u a l < / T o t a l s _ S a l e s A m t A c t u a l > + 
+     < / T o t a l s > + 
+ < / N a v W o r d R e p o r t X m l P a r t > 
+</file>
+
 <file path=customXml/itemProps1.xml><?xml version="1.0" encoding="utf-8"?>
-<ds:datastoreItem xmlns:ds="http://schemas.openxmlformats.org/officeDocument/2006/customXml" ds:itemID="{9FE80CD2-CE10-4EF4-957E-75892F0387BE}">
+<ds:datastoreItem xmlns:ds="http://schemas.openxmlformats.org/officeDocument/2006/customXml" ds:itemID="{A7CDB4A6-413E-4C8C-8393-803F00FA2081}">
   <ds:schemaRefs>
-    <ds:schemaRef ds:uri="urn:microsoft-dynamics-nav/reports/Inventory_Customer_Sales/713/"/>
+    <ds:schemaRef ds:uri="urn:microsoft-dynamics-businesscentral/internal/extended/reports/Inventory_Customer_Sales/713/"/>
   </ds:schemaRefs>
 </ds:datastoreItem>
 </file>
 
 <file path=customXml/itemProps2.xml><?xml version="1.0" encoding="utf-8"?>
-<ds:datastoreItem xmlns:ds="http://schemas.openxmlformats.org/officeDocument/2006/customXml" ds:itemID="{A7CDB4A6-413E-4C8C-8393-803F00FA2081}">
+<ds:datastoreItem xmlns:ds="http://schemas.openxmlformats.org/officeDocument/2006/customXml" ds:itemID="{9FE80CD2-CE10-4EF4-957E-75892F0387BE}">
   <ds:schemaRefs>
-    <ds:schemaRef ds:uri="urn:microsoft-dynamics-businesscentral/internal/extended/reports/Inventory_Customer_Sales/713/"/>
+    <ds:schemaRef ds:uri="urn:microsoft-dynamics-nav/reports/Inventory_Customer_Sales/713/"/>
   </ds:schemaRefs>
 </ds:datastoreItem>
 </file>

--- a/src/Layers/W1/BaseApp/Inventory/Reports/InventoryCustomerSalesBody.docx
+++ b/src/Layers/W1/BaseApp/Inventory/Reports/InventoryCustomerSalesBody.docx
@@ -6,8 +6,9 @@
       <w:tblPr>
         <w:tblStyle w:val="BCBlockTable"/>
         <w:tblW w:w="5000" w:type="pct"/>
+        <w:tblLayout w:type="fixed"/>
         <w:tblLook w:val="0600" w:firstRow="0" w:lastRow="0" w:firstColumn="0" w:lastColumn="0" w:noHBand="1" w:noVBand="1"/>
-        <w:tblCaption w:val="Table 1"/>
+        <w:tblCaption w:val="bc-block:notes-1"/>
         <w:tblDescription w:val="Layout table. Used for positioning, not for tabular data."/>
       </w:tblPr>
       <w:tblGrid>
@@ -82,19 +83,20 @@
     <w:tbl>
       <w:tblPr>
         <w:tblStyle w:val="BCDataTable"/>
-        <w:tblW w:w="0" w:type="auto"/>
+        <w:tblW w:w="5000" w:type="pct"/>
         <w:tblLayout w:type="fixed"/>
-        <w:tblLook w:val="0660" w:firstRow="1" w:lastRow="1" w:firstColumn="0" w:lastColumn="0" w:noHBand="1" w:noVBand="1"/>
+        <w:tblLook w:val="0620" w:firstRow="1" w:lastRow="0" w:firstColumn="0" w:lastColumn="0" w:noHBand="1" w:noVBand="1"/>
+        <w:tblCaption w:val="bc-block:data-3"/>
       </w:tblPr>
       <w:tblGrid>
-        <w:gridCol w:w="1890"/>
-        <w:gridCol w:w="3870"/>
-        <w:gridCol w:w="810"/>
-        <w:gridCol w:w="1440"/>
-        <w:gridCol w:w="2155"/>
-        <w:gridCol w:w="1985"/>
-        <w:gridCol w:w="1800"/>
-        <w:gridCol w:w="1726"/>
+        <w:gridCol w:w="1892"/>
+        <w:gridCol w:w="3872"/>
+        <w:gridCol w:w="811"/>
+        <w:gridCol w:w="1441"/>
+        <w:gridCol w:w="2156"/>
+        <w:gridCol w:w="1986"/>
+        <w:gridCol w:w="1801"/>
+        <w:gridCol w:w="1727"/>
       </w:tblGrid>
       <w:tr>
         <w:trPr>
@@ -315,9 +317,7 @@
       <w:sdt>
         <w:sdtPr>
           <w:rPr>
-            <w:rFonts w:eastAsiaTheme="majorEastAsia"/>
-            <w:b/>
-            <w:bCs/>
+            <w:rFonts w:asciiTheme="majorHAnsi" w:hAnsiTheme="majorHAnsi" w:eastAsiaTheme="majorEastAsia"/>
             <w14:numSpacing w14:val="tabular"/>
           </w:rPr>
           <w:alias w:val="Repeater: Item"/>
@@ -333,8 +333,6 @@
         <w:sdtEndPr>
           <w:rPr>
             <w:rFonts w:eastAsiaTheme="minorHAnsi"/>
-            <w:b w:val="0"/>
-            <w:bCs w:val="0"/>
             <w14:numSpacing w14:val="default"/>
           </w:rPr>
         </w:sdtEndPr>
@@ -342,9 +340,7 @@
           <w:sdt>
             <w:sdtPr>
               <w:rPr>
-                <w:rFonts w:eastAsiaTheme="majorEastAsia"/>
-                <w:b/>
-                <w:bCs/>
+                <w:rFonts w:asciiTheme="majorHAnsi" w:hAnsiTheme="majorHAnsi" w:eastAsiaTheme="majorEastAsia"/>
                 <w14:numSpacing w14:val="tabular"/>
               </w:rPr>
               <w:id w:val="1190329811"/>
@@ -354,8 +350,6 @@
             <w:sdtEndPr>
               <w:rPr>
                 <w:rFonts w:eastAsiaTheme="minorHAnsi"/>
-                <w:b w:val="0"/>
-                <w:bCs w:val="0"/>
                 <w14:numSpacing w14:val="default"/>
               </w:rPr>
             </w:sdtEndPr>
@@ -367,9 +361,7 @@
                 <w:sdt>
                   <w:sdtPr>
                     <w:rPr>
-                      <w:rFonts w:eastAsiaTheme="majorEastAsia"/>
-                      <w:b/>
-                      <w:bCs/>
+                      <w:rFonts w:asciiTheme="majorHAnsi" w:hAnsiTheme="majorHAnsi" w:eastAsiaTheme="majorEastAsia"/>
                       <w14:numSpacing w14:val="tabular"/>
                     </w:rPr>
                     <w:alias w:val="No_Item"/>
@@ -397,15 +389,13 @@
                         <w:pPr>
                           <w:spacing w:before="120" w:after="60"/>
                           <w:rPr>
-                            <w:b/>
-                            <w:bCs/>
+                            <w:rFonts w:asciiTheme="majorHAnsi" w:hAnsiTheme="majorHAnsi"/>
                           </w:rPr>
                         </w:pPr>
                         <w:proofErr w:type="spellStart"/>
                         <w:r>
                           <w:rPr>
-                            <w:b/>
-                            <w:bCs/>
+                            <w:rFonts w:asciiTheme="majorHAnsi" w:hAnsiTheme="majorHAnsi"/>
                           </w:rPr>
                           <w:t>No_Item</w:t>
                         </w:r>
@@ -417,8 +407,7 @@
                 <w:sdt>
                   <w:sdtPr>
                     <w:rPr>
-                      <w:b/>
-                      <w:bCs/>
+                      <w:rFonts w:asciiTheme="majorHAnsi" w:hAnsiTheme="majorHAnsi"/>
                     </w:rPr>
                     <w:alias w:val="Description_Item"/>
                     <w:tag w:val="#BC:InsertDataItem,DataItems/Item/Description_Item"/>
@@ -440,15 +429,13 @@
                         <w:pPr>
                           <w:spacing w:before="120" w:after="60"/>
                           <w:rPr>
-                            <w:b/>
-                            <w:bCs/>
+                            <w:rFonts w:asciiTheme="majorHAnsi" w:hAnsiTheme="majorHAnsi"/>
                           </w:rPr>
                         </w:pPr>
                         <w:proofErr w:type="spellStart"/>
                         <w:r>
                           <w:rPr>
-                            <w:b/>
-                            <w:bCs/>
+                            <w:rFonts w:asciiTheme="majorHAnsi" w:hAnsiTheme="majorHAnsi"/>
                           </w:rPr>
                           <w:t>Description_Item</w:t>
                         </w:r>
@@ -460,8 +447,7 @@
                 <w:sdt>
                   <w:sdtPr>
                     <w:rPr>
-                      <w:b/>
-                      <w:bCs/>
+                      <w:rFonts w:asciiTheme="majorHAnsi" w:hAnsiTheme="majorHAnsi"/>
                     </w:rPr>
                     <w:alias w:val="BaseUnitofMeasure_Item"/>
                     <w:tag w:val="#BC:InsertDataItem,DataItems/Item/BaseUnitofMeasure_Item"/>
@@ -483,15 +469,13 @@
                           <w:spacing w:before="120" w:after="60"/>
                           <w:jc w:val="right"/>
                           <w:rPr>
-                            <w:b/>
-                            <w:bCs/>
+                            <w:rFonts w:asciiTheme="majorHAnsi" w:hAnsiTheme="majorHAnsi"/>
                           </w:rPr>
                         </w:pPr>
                         <w:proofErr w:type="spellStart"/>
                         <w:r>
                           <w:rPr>
-                            <w:b/>
-                            <w:bCs/>
+                            <w:rFonts w:asciiTheme="majorHAnsi" w:hAnsiTheme="majorHAnsi"/>
                           </w:rPr>
                           <w:t>BaseUnitofMeasure_Item</w:t>
                         </w:r>
@@ -507,7 +491,11 @@
                   </w:tcPr>
                   <w:p>
                     <w:pPr>
+                      <w:spacing w:before="120" w:after="60"/>
                       <w:jc w:val="right"/>
+                      <w:rPr>
+                        <w:rFonts w:asciiTheme="majorHAnsi" w:hAnsiTheme="majorHAnsi"/>
+                      </w:rPr>
                     </w:pPr>
                   </w:p>
                 </w:tc>
@@ -528,18 +516,19 @@
                   <w:tbl>
                     <w:tblPr>
                       <w:tblStyle w:val="BCDataTableInternal"/>
-                      <w:tblW w:w="15660" w:type="dxa"/>
+                      <w:tblW w:w="5000" w:type="pct"/>
                       <w:tblLayout w:type="fixed"/>
                       <w:tblLook w:val="0480" w:firstRow="0" w:lastRow="0" w:firstColumn="1" w:lastColumn="0" w:noHBand="0" w:noVBand="1"/>
+                      <w:tblCaption w:val="bc-block:data-1"/>
                     </w:tblPr>
                     <w:tblGrid>
-                      <w:gridCol w:w="1890"/>
-                      <w:gridCol w:w="4680"/>
-                      <w:gridCol w:w="1440"/>
-                      <w:gridCol w:w="2160"/>
-                      <w:gridCol w:w="1980"/>
-                      <w:gridCol w:w="1800"/>
-                      <w:gridCol w:w="1710"/>
+                      <w:gridCol w:w="1893"/>
+                      <w:gridCol w:w="4688"/>
+                      <w:gridCol w:w="1442"/>
+                      <w:gridCol w:w="2164"/>
+                      <w:gridCol w:w="1983"/>
+                      <w:gridCol w:w="1803"/>
+                      <w:gridCol w:w="1713"/>
                     </w:tblGrid>
                     <w:sdt>
                       <w:sdtPr>
@@ -817,20 +806,23 @@
               </w:tr>
               <w:tr>
                 <w:trPr>
-                  <w:cnfStyle w:val="010000000000" w:firstRow="0" w:lastRow="1" w:firstColumn="0" w:lastColumn="0" w:oddVBand="0" w:evenVBand="0" w:oddHBand="0" w:evenHBand="0" w:firstRowFirstColumn="0" w:firstRowLastColumn="0" w:lastRowFirstColumn="0" w:lastRowLastColumn="0"/>
                   <w:trHeight w:val="346"/>
                 </w:trPr>
                 <w:tc>
                   <w:tcPr>
                     <w:tcW w:w="1890" w:type="dxa"/>
-                    <w:tcBorders>
-                      <w:bottom w:val="single" w:sz="4" w:space="0" w:color="auto"/>
-                    </w:tcBorders>
                   </w:tcPr>
-                  <w:p/>
+                  <w:p>
+                    <w:pPr>
+                      <w:spacing w:before="60" w:after="120"/>
+                    </w:pPr>
+                  </w:p>
                 </w:tc>
                 <w:sdt>
                   <w:sdtPr>
+                    <w:rPr>
+                      <w:rFonts w:asciiTheme="majorHAnsi" w:hAnsiTheme="majorHAnsi"/>
+                    </w:rPr>
                     <w:alias w:val="SubTotals_Description"/>
                     <w:tag w:val="#BC:InsertDataItem,DataItems/Item/SubTotals/SubTotals_Description"/>
                     <w:id w:val="-1888713501"/>
@@ -846,13 +838,19 @@
                       <w:tcPr>
                         <w:tcW w:w="4680" w:type="dxa"/>
                         <w:gridSpan w:val="2"/>
-                        <w:tcBorders>
-                          <w:bottom w:val="single" w:sz="4" w:space="0" w:color="auto"/>
-                        </w:tcBorders>
                       </w:tcPr>
                       <w:p>
+                        <w:pPr>
+                          <w:spacing w:before="60" w:after="120"/>
+                          <w:rPr>
+                            <w:rFonts w:asciiTheme="majorHAnsi" w:hAnsiTheme="majorHAnsi"/>
+                          </w:rPr>
+                        </w:pPr>
                         <w:proofErr w:type="spellStart"/>
                         <w:r>
+                          <w:rPr>
+                            <w:rFonts w:asciiTheme="majorHAnsi" w:hAnsiTheme="majorHAnsi"/>
+                          </w:rPr>
                           <w:t>SubTotals_Description</w:t>
                         </w:r>
                         <w:proofErr w:type="spellEnd"/>
@@ -862,6 +860,9 @@
                 </w:sdt>
                 <w:sdt>
                   <w:sdtPr>
+                    <w:rPr>
+                      <w:rFonts w:asciiTheme="majorHAnsi" w:hAnsiTheme="majorHAnsi"/>
+                    </w:rPr>
                     <w:alias w:val="SubTotals_InvQty"/>
                     <w:tag w:val="#BC:InsertDataItem,DataItems/Item/SubTotals/SubTotals_InvQty"/>
                     <w:id w:val="-1810544206"/>
@@ -876,16 +877,20 @@
                     <w:tc>
                       <w:tcPr>
                         <w:tcW w:w="1440" w:type="dxa"/>
-                        <w:tcBorders>
-                          <w:bottom w:val="single" w:sz="4" w:space="0" w:color="auto"/>
-                        </w:tcBorders>
                       </w:tcPr>
                       <w:p>
                         <w:pPr>
+                          <w:spacing w:before="60" w:after="120"/>
                           <w:jc w:val="right"/>
+                          <w:rPr>
+                            <w:rFonts w:asciiTheme="majorHAnsi" w:hAnsiTheme="majorHAnsi"/>
+                          </w:rPr>
                         </w:pPr>
                         <w:proofErr w:type="spellStart"/>
                         <w:r>
+                          <w:rPr>
+                            <w:rFonts w:asciiTheme="majorHAnsi" w:hAnsiTheme="majorHAnsi"/>
+                          </w:rPr>
                           <w:t>SubTotals_InvQty</w:t>
                         </w:r>
                         <w:proofErr w:type="spellEnd"/>
@@ -895,6 +900,9 @@
                 </w:sdt>
                 <w:sdt>
                   <w:sdtPr>
+                    <w:rPr>
+                      <w:rFonts w:asciiTheme="majorHAnsi" w:hAnsiTheme="majorHAnsi"/>
+                    </w:rPr>
                     <w:alias w:val="SubTotals_SalesAmtActual"/>
                     <w:tag w:val="#BC:InsertDataItem,DataItems/Item/SubTotals/SubTotals_SalesAmtActual"/>
                     <w:id w:val="-1289201971"/>
@@ -909,16 +917,20 @@
                     <w:tc>
                       <w:tcPr>
                         <w:tcW w:w="2155" w:type="dxa"/>
-                        <w:tcBorders>
-                          <w:bottom w:val="single" w:sz="4" w:space="0" w:color="auto"/>
-                        </w:tcBorders>
                       </w:tcPr>
                       <w:p>
                         <w:pPr>
+                          <w:spacing w:before="60" w:after="120"/>
                           <w:jc w:val="right"/>
+                          <w:rPr>
+                            <w:rFonts w:asciiTheme="majorHAnsi" w:hAnsiTheme="majorHAnsi"/>
+                          </w:rPr>
                         </w:pPr>
                         <w:proofErr w:type="spellStart"/>
                         <w:r>
+                          <w:rPr>
+                            <w:rFonts w:asciiTheme="majorHAnsi" w:hAnsiTheme="majorHAnsi"/>
+                          </w:rPr>
                           <w:t>SubTotals_SalesAmtActual</w:t>
                         </w:r>
                         <w:proofErr w:type="spellEnd"/>
@@ -928,6 +940,9 @@
                 </w:sdt>
                 <w:sdt>
                   <w:sdtPr>
+                    <w:rPr>
+                      <w:rFonts w:asciiTheme="majorHAnsi" w:hAnsiTheme="majorHAnsi"/>
+                    </w:rPr>
                     <w:alias w:val="SubTotals_DiscountAmount"/>
                     <w:tag w:val="#BC:InsertDataItem,DataItems/Item/SubTotals/SubTotals_DiscountAmount"/>
                     <w:id w:val="-1745102239"/>
@@ -942,16 +957,20 @@
                     <w:tc>
                       <w:tcPr>
                         <w:tcW w:w="1985" w:type="dxa"/>
-                        <w:tcBorders>
-                          <w:bottom w:val="single" w:sz="4" w:space="0" w:color="auto"/>
-                        </w:tcBorders>
                       </w:tcPr>
                       <w:p>
                         <w:pPr>
+                          <w:spacing w:before="60" w:after="120"/>
                           <w:jc w:val="right"/>
+                          <w:rPr>
+                            <w:rFonts w:asciiTheme="majorHAnsi" w:hAnsiTheme="majorHAnsi"/>
+                          </w:rPr>
                         </w:pPr>
                         <w:proofErr w:type="spellStart"/>
                         <w:r>
+                          <w:rPr>
+                            <w:rFonts w:asciiTheme="majorHAnsi" w:hAnsiTheme="majorHAnsi"/>
+                          </w:rPr>
                           <w:t>SubTotals_DiscountAmount</w:t>
                         </w:r>
                         <w:proofErr w:type="spellEnd"/>
@@ -961,6 +980,9 @@
                 </w:sdt>
                 <w:sdt>
                   <w:sdtPr>
+                    <w:rPr>
+                      <w:rFonts w:asciiTheme="majorHAnsi" w:hAnsiTheme="majorHAnsi"/>
+                    </w:rPr>
                     <w:alias w:val="SubTotals_Profit"/>
                     <w:tag w:val="#BC:InsertDataItem,DataItems/Item/SubTotals/SubTotals_Profit"/>
                     <w:id w:val="-1884628011"/>
@@ -975,16 +997,20 @@
                     <w:tc>
                       <w:tcPr>
                         <w:tcW w:w="1800" w:type="dxa"/>
-                        <w:tcBorders>
-                          <w:bottom w:val="single" w:sz="4" w:space="0" w:color="auto"/>
-                        </w:tcBorders>
                       </w:tcPr>
                       <w:p>
                         <w:pPr>
+                          <w:spacing w:before="60" w:after="120"/>
                           <w:jc w:val="right"/>
+                          <w:rPr>
+                            <w:rFonts w:asciiTheme="majorHAnsi" w:hAnsiTheme="majorHAnsi"/>
+                          </w:rPr>
                         </w:pPr>
                         <w:proofErr w:type="spellStart"/>
                         <w:r>
+                          <w:rPr>
+                            <w:rFonts w:asciiTheme="majorHAnsi" w:hAnsiTheme="majorHAnsi"/>
+                          </w:rPr>
                           <w:t>SubTotals_Profit</w:t>
                         </w:r>
                         <w:proofErr w:type="spellEnd"/>
@@ -995,12 +1021,12 @@
                 <w:tc>
                   <w:tcPr>
                     <w:tcW w:w="1726" w:type="dxa"/>
-                    <w:tcBorders>
-                      <w:bottom w:val="single" w:sz="4" w:space="0" w:color="auto"/>
-                    </w:tcBorders>
                   </w:tcPr>
                   <w:sdt>
                     <w:sdtPr>
+                      <w:rPr>
+                        <w:rFonts w:asciiTheme="majorHAnsi" w:hAnsiTheme="majorHAnsi"/>
+                      </w:rPr>
                       <w:alias w:val="SubTotals_ProfitPct"/>
                       <w:tag w:val="#BC:InsertDataItem,DataItems/Item/SubTotals/SubTotals_ProfitPct"/>
                       <w:id w:val="991990093"/>
@@ -1016,9 +1042,15 @@
                         <w:pPr>
                           <w:spacing w:before="60" w:after="120"/>
                           <w:jc w:val="right"/>
+                          <w:rPr>
+                            <w:rFonts w:asciiTheme="majorHAnsi" w:hAnsiTheme="majorHAnsi"/>
+                          </w:rPr>
                         </w:pPr>
                         <w:proofErr w:type="spellStart"/>
                         <w:r>
+                          <w:rPr>
+                            <w:rFonts w:asciiTheme="majorHAnsi" w:hAnsiTheme="majorHAnsi"/>
+                          </w:rPr>
                           <w:t>SubTotals_ProfitPct</w:t>
                         </w:r>
                         <w:proofErr w:type="spellEnd"/>
@@ -1039,7 +1071,7 @@
         <w:tblW w:w="5000" w:type="pct"/>
         <w:tblLayout w:type="fixed"/>
         <w:tblLook w:val="0640" w:firstRow="0" w:lastRow="1" w:firstColumn="0" w:lastColumn="0" w:noHBand="1" w:noVBand="1"/>
-        <w:tblCaption w:val="Table 3"/>
+        <w:tblCaption w:val="bc-block:totals-1   "/>
         <w:tblDescription w:val="Document totals."/>
       </w:tblPr>
       <w:tblGrid>
@@ -1059,12 +1091,6 @@
             <w:tcW w:w="2553" w:type="pct"/>
           </w:tcPr>
           <w:p>
-            <w:pPr>
-              <w:rPr>
-                <w:b/>
-                <w:bCs/>
-              </w:rPr>
-            </w:pPr>
             <w:sdt>
               <w:sdtPr>
                 <w:alias w:val="TotalLbl"/>
@@ -29885,12 +29911,16 @@
     <w:rsid w:val="006A6C44"/>
     <w:rsid w:val="006B2433"/>
     <w:rsid w:val="006F034F"/>
+    <w:rsid w:val="0078420F"/>
     <w:rsid w:val="007A75D3"/>
+    <w:rsid w:val="007E52CE"/>
+    <w:rsid w:val="007F4ED4"/>
     <w:rsid w:val="00831B2E"/>
     <w:rsid w:val="008858E8"/>
     <w:rsid w:val="008D4D40"/>
     <w:rsid w:val="008E7FCD"/>
     <w:rsid w:val="008F7FBE"/>
+    <w:rsid w:val="00A63777"/>
     <w:rsid w:val="00A73924"/>
     <w:rsid w:val="00AE356B"/>
     <w:rsid w:val="00B51BD9"/>
@@ -29906,6 +29936,7 @@
     <w:rsid w:val="00D52F10"/>
     <w:rsid w:val="00D65870"/>
     <w:rsid w:val="00D81983"/>
+    <w:rsid w:val="00DC3FE8"/>
     <w:rsid w:val="00E408CA"/>
     <w:rsid w:val="00E5711F"/>
     <w:rsid w:val="00EA48E4"/>
@@ -31033,7 +31064,9 @@
  < / N a v W o r d R e p o r t X m l P a r t > 
 </file>
 
-<file path=customXml/item2.xml>��< ? x m l   v e r s i o n = " 1 . 0 "   e n c o d i n g = " u t f - 1 6 " ? > < N a v W o r d R e p o r t X m l P a r t   x m l n s = " u r n : m i c r o s o f t - d y n a m i c s - n a v / r e p o r t s / I n v e n t o r y _ C u s t o m e r _ S a l e s / 7 1 3 / " > +<file path=customXml/item2.xml>��< ? x m l   v e r s i o n = " 1 . 0 "   e n c o d i n g = " u t f - 1 6 " ? > + 
+ < N a v W o r d R e p o r t X m l P a r t   x m l n s = " u r n : m i c r o s o f t - d y n a m i c s - n a v / r e p o r t s / I n v e n t o r y _ C u s t o m e r _ S a l e s / 7 1 3 / " >   
      < B C R e p o r t I n f o r m a t i o n >   

--- a/src/Layers/W1/BaseApp/Inventory/Reports/InventoryCustomerSalesBody.docx
+++ b/src/Layers/W1/BaseApp/Inventory/Reports/InventoryCustomerSalesBody.docx
@@ -515,7 +515,7 @@
                   </w:tcPr>
                   <w:tbl>
                     <w:tblPr>
-                      <w:tblStyle w:val="BCDataTableInternal"/>
+                      <w:tblStyle w:val="BCDataTable"/>
                       <w:tblW w:w="5000" w:type="pct"/>
                       <w:tblLayout w:type="fixed"/>
                       <w:tblLook w:val="0480" w:firstRow="0" w:lastRow="0" w:firstColumn="1" w:lastColumn="0" w:noHBand="0" w:noVBand="1"/>
@@ -2103,10 +2103,10 @@
   <w:docDefaults>
     <w:rPrDefault>
       <w:rPr>
-        <w:rFonts w:asciiTheme="minorHAnsi" w:eastAsiaTheme="minorEastAsia" w:hAnsiTheme="minorHAnsi" w:cstheme="minorBidi"/>
+        <w:rFonts w:asciiTheme="minorHAnsi" w:eastAsiaTheme="minorHAnsi" w:hAnsiTheme="minorHAnsi" w:cstheme="minorBidi"/>
         <w:kern w:val="2"/>
-        <w:sz w:val="24"/>
-        <w:szCs w:val="24"/>
+        <w:sz w:val="16"/>
+        <w:szCs w:val="16"/>
         <w:lang w:val="da-DK" w:eastAsia="da-DK" w:bidi="ar-SA"/>
         <w14:ligatures w14:val="standardContextual"/>
       </w:rPr>
@@ -2500,10 +2500,7 @@
     <w:qFormat/>
     <w:rsid w:val="005A668E"/>
     <w:rPr>
-      <w:rFonts w:eastAsiaTheme="minorHAnsi"/>
       <w:color w:val="4D614C" w:themeColor="text1"/>
-      <w:sz w:val="16"/>
-      <w:szCs w:val="16"/>
       <w:lang w:val="en-US" w:eastAsia="en-US"/>
     </w:rPr>
   </w:style>

--- a/src/Layers/W1/BaseApp/Inventory/Reports/InventoryCustomerSalesBody.docx
+++ b/src/Layers/W1/BaseApp/Inventory/Reports/InventoryCustomerSalesBody.docx
@@ -14,70 +14,88 @@
       <w:tblGrid>
         <w:gridCol w:w="15686"/>
       </w:tblGrid>
-      <w:tr>
-        <w:trPr>
-          <w:cantSplit/>
-          <w:trHeight w:val="340"/>
-        </w:trPr>
-        <w:tc>
-          <w:tcPr>
-            <w:tcW w:w="5000" w:type="pct"/>
-          </w:tcPr>
-          <w:p>
-            <w:sdt>
-              <w:sdtPr>
-                <w:alias w:val="#Nav: /ReportHeader/ItemFilter"/>
-                <w:tag w:val="#Nav: Inventory_Customer_Sales/713"/>
-                <w:id w:val="-1090542280"/>
-                <w:placeholder>
-                  <w:docPart w:val="F70940C7BBEE4D109DDFB77DC0D8427F"/>
-                </w:placeholder>
-                <w:dataBinding w:prefixMappings="xmlns:ns0='urn:microsoft-dynamics-nav/reports/Inventory_Customer_Sales/713/' " w:xpath="/ns0:NavWordReportXmlPart[1]/ns0:ReportHeader[1]/ns0:ItemFilter[1]" w:storeItemID="{9FE80CD2-CE10-4EF4-957E-75892F0387BE}"/>
-                <w:text/>
-              </w:sdtPr>
-              <w:sdtContent>
-                <w:proofErr w:type="spellStart"/>
-                <w:r>
-                  <w:t>ItemFilter</w:t>
-                </w:r>
-                <w:proofErr w:type="spellEnd"/>
-              </w:sdtContent>
-            </w:sdt>
-          </w:p>
-        </w:tc>
-      </w:tr>
-      <w:tr>
-        <w:trPr>
-          <w:cantSplit/>
-          <w:trHeight w:val="340"/>
-        </w:trPr>
-        <w:tc>
-          <w:tcPr>
-            <w:tcW w:w="5000" w:type="pct"/>
-          </w:tcPr>
-          <w:p>
-            <w:sdt>
-              <w:sdtPr>
-                <w:alias w:val="#Nav: /ReportHeader/ItemLedgEntryFilter"/>
-                <w:tag w:val="#Nav: Inventory_Customer_Sales/713"/>
-                <w:id w:val="821245802"/>
-                <w:placeholder>
-                  <w:docPart w:val="A9BC2B588F0346AEA0B52BA650066F69"/>
-                </w:placeholder>
-                <w:dataBinding w:prefixMappings="xmlns:ns0='urn:microsoft-dynamics-nav/reports/Inventory_Customer_Sales/713/' " w:xpath="/ns0:NavWordReportXmlPart[1]/ns0:ReportHeader[1]/ns0:ItemLedgEntryFilter[1]" w:storeItemID="{9FE80CD2-CE10-4EF4-957E-75892F0387BE}"/>
-                <w:text/>
-              </w:sdtPr>
-              <w:sdtContent>
-                <w:proofErr w:type="spellStart"/>
-                <w:r>
-                  <w:t>ItemLedgEntryFilter</w:t>
-                </w:r>
-                <w:proofErr w:type="spellEnd"/>
-              </w:sdtContent>
-            </w:sdt>
-          </w:p>
-        </w:tc>
-      </w:tr>
+      <w:sdt>
+        <w:sdtPr>
+          <w:alias w:val="Hide Table Row If Empty"/>
+          <w:tag w:val="#BC:HideTableRowIfEmpty"/>
+          <w:id w:val="-1964826014"/>
+        </w:sdtPr>
+        <w:sdtContent>
+          <w:tr>
+            <w:trPr>
+              <w:cantSplit/>
+              <w:trHeight w:val="340"/>
+            </w:trPr>
+            <w:tc>
+              <w:tcPr>
+                <w:tcW w:w="5000" w:type="pct"/>
+              </w:tcPr>
+              <w:p>
+                <w:sdt>
+                  <w:sdtPr>
+                    <w:alias w:val="#Nav: /ReportHeader/ItemFilter"/>
+                    <w:tag w:val="#Nav: Inventory_Customer_Sales/713"/>
+                    <w:id w:val="-1090542280"/>
+                    <w:placeholder>
+                      <w:docPart w:val="F70940C7BBEE4D109DDFB77DC0D8427F"/>
+                    </w:placeholder>
+                    <w:dataBinding w:prefixMappings="xmlns:ns0='urn:microsoft-dynamics-nav/reports/Inventory_Customer_Sales/713/' " w:xpath="/ns0:NavWordReportXmlPart[1]/ns0:ReportHeader[1]/ns0:ItemFilter[1]" w:storeItemID="{9FE80CD2-CE10-4EF4-957E-75892F0387BE}"/>
+                    <w:text/>
+                  </w:sdtPr>
+                  <w:sdtContent>
+                    <w:proofErr w:type="spellStart"/>
+                    <w:r>
+                      <w:t>ItemFilter</w:t>
+                    </w:r>
+                    <w:proofErr w:type="spellEnd"/>
+                  </w:sdtContent>
+                </w:sdt>
+              </w:p>
+            </w:tc>
+          </w:tr>
+        </w:sdtContent>
+      </w:sdt>
+      <w:sdt>
+        <w:sdtPr>
+          <w:alias w:val="Hide Table Row If Empty"/>
+          <w:tag w:val="#BC:HideTableRowIfEmpty"/>
+          <w:id w:val="-225363567"/>
+        </w:sdtPr>
+        <w:sdtContent>
+          <w:tr>
+            <w:trPr>
+              <w:cantSplit/>
+              <w:trHeight w:val="340"/>
+            </w:trPr>
+            <w:tc>
+              <w:tcPr>
+                <w:tcW w:w="5000" w:type="pct"/>
+              </w:tcPr>
+              <w:p>
+                <w:sdt>
+                  <w:sdtPr>
+                    <w:alias w:val="#Nav: /ReportHeader/ItemLedgEntryFilter"/>
+                    <w:tag w:val="#Nav: Inventory_Customer_Sales/713"/>
+                    <w:id w:val="821245802"/>
+                    <w:placeholder>
+                      <w:docPart w:val="A9BC2B588F0346AEA0B52BA650066F69"/>
+                    </w:placeholder>
+                    <w:dataBinding w:prefixMappings="xmlns:ns0='urn:microsoft-dynamics-nav/reports/Inventory_Customer_Sales/713/' " w:xpath="/ns0:NavWordReportXmlPart[1]/ns0:ReportHeader[1]/ns0:ItemLedgEntryFilter[1]" w:storeItemID="{9FE80CD2-CE10-4EF4-957E-75892F0387BE}"/>
+                    <w:text/>
+                  </w:sdtPr>
+                  <w:sdtContent>
+                    <w:proofErr w:type="spellStart"/>
+                    <w:r>
+                      <w:t>ItemLedgEntryFilter</w:t>
+                    </w:r>
+                    <w:proofErr w:type="spellEnd"/>
+                  </w:sdtContent>
+                </w:sdt>
+              </w:p>
+            </w:tc>
+          </w:tr>
+        </w:sdtContent>
+      </w:sdt>
     </w:tbl>
     <w:p/>
     <w:tbl>
@@ -387,7 +405,6 @@
                       </w:tcPr>
                       <w:p>
                         <w:pPr>
-                          <w:spacing w:before="120" w:after="60"/>
                           <w:rPr>
                             <w:rFonts w:asciiTheme="majorHAnsi" w:hAnsiTheme="majorHAnsi"/>
                           </w:rPr>
@@ -427,7 +444,6 @@
                       </w:tcPr>
                       <w:p>
                         <w:pPr>
-                          <w:spacing w:before="120" w:after="60"/>
                           <w:rPr>
                             <w:rFonts w:asciiTheme="majorHAnsi" w:hAnsiTheme="majorHAnsi"/>
                           </w:rPr>
@@ -466,7 +482,6 @@
                       </w:tcPr>
                       <w:p>
                         <w:pPr>
-                          <w:spacing w:before="120" w:after="60"/>
                           <w:jc w:val="right"/>
                           <w:rPr>
                             <w:rFonts w:asciiTheme="majorHAnsi" w:hAnsiTheme="majorHAnsi"/>
@@ -491,7 +506,6 @@
                   </w:tcPr>
                   <w:p>
                     <w:pPr>
-                      <w:spacing w:before="120" w:after="60"/>
                       <w:jc w:val="right"/>
                       <w:rPr>
                         <w:rFonts w:asciiTheme="majorHAnsi" w:hAnsiTheme="majorHAnsi"/>
@@ -813,9 +827,7 @@
                     <w:tcW w:w="1890" w:type="dxa"/>
                   </w:tcPr>
                   <w:p>
-                    <w:pPr>
-                      <w:spacing w:before="60" w:after="120"/>
-                    </w:pPr>
+                    <w:pPr/>
                   </w:p>
                 </w:tc>
                 <w:sdt>
@@ -841,7 +853,6 @@
                       </w:tcPr>
                       <w:p>
                         <w:pPr>
-                          <w:spacing w:before="60" w:after="120"/>
                           <w:rPr>
                             <w:rFonts w:asciiTheme="majorHAnsi" w:hAnsiTheme="majorHAnsi"/>
                           </w:rPr>
@@ -880,7 +891,6 @@
                       </w:tcPr>
                       <w:p>
                         <w:pPr>
-                          <w:spacing w:before="60" w:after="120"/>
                           <w:jc w:val="right"/>
                           <w:rPr>
                             <w:rFonts w:asciiTheme="majorHAnsi" w:hAnsiTheme="majorHAnsi"/>
@@ -920,7 +930,6 @@
                       </w:tcPr>
                       <w:p>
                         <w:pPr>
-                          <w:spacing w:before="60" w:after="120"/>
                           <w:jc w:val="right"/>
                           <w:rPr>
                             <w:rFonts w:asciiTheme="majorHAnsi" w:hAnsiTheme="majorHAnsi"/>
@@ -960,7 +969,6 @@
                       </w:tcPr>
                       <w:p>
                         <w:pPr>
-                          <w:spacing w:before="60" w:after="120"/>
                           <w:jc w:val="right"/>
                           <w:rPr>
                             <w:rFonts w:asciiTheme="majorHAnsi" w:hAnsiTheme="majorHAnsi"/>
@@ -1000,7 +1008,6 @@
                       </w:tcPr>
                       <w:p>
                         <w:pPr>
-                          <w:spacing w:before="60" w:after="120"/>
                           <w:jc w:val="right"/>
                           <w:rPr>
                             <w:rFonts w:asciiTheme="majorHAnsi" w:hAnsiTheme="majorHAnsi"/>
@@ -1040,7 +1047,6 @@
                     <w:sdtContent>
                       <w:p>
                         <w:pPr>
-                          <w:spacing w:before="60" w:after="120"/>
                           <w:jc w:val="right"/>
                           <w:rPr>
                             <w:rFonts w:asciiTheme="majorHAnsi" w:hAnsiTheme="majorHAnsi"/>
